--- a/hitsnap/docs/HitSnap-Руководство.docx
+++ b/hitsnap/docs/HitSnap-Руководство.docx
@@ -58,7 +58,7 @@
           <w:sz w:val="24"/>
           <w:szCs w:val="24"/>
         </w:rPr>
-        <w:t xml:space="preserve">Версия 1.4</w:t>
+        <w:t xml:space="preserve">Версия 1.5</w:t>
       </w:r>
     </w:p>
     <w:p>
@@ -71,7 +71,7 @@
           <w:sz w:val="22"/>
           <w:szCs w:val="22"/>
         </w:rPr>
-        <w:t xml:space="preserve">Десктопная игра для Windows: 10 431 песня, 17 жанров, 11 режимов, 6 мини-игр, радио и прогресс игрока</w:t>
+        <w:t xml:space="preserve">Десктопная игра для Windows: 10 431 песня, 17 жанров, 10 режимов, 10 мини-игр, радио, вызовы друзьям и прогресс игрока</w:t>
       </w:r>
     </w:p>
     <w:p>
@@ -189,7 +189,7 @@
           <w:sz w:val="24"/>
           <w:szCs w:val="24"/>
         </w:rPr>
-        <w:t xml:space="preserve">7. Испытание недели, рулетка и радио</w:t>
+        <w:t xml:space="preserve">7. Испытание недели, рулетка, радио и вызов другу</w:t>
       </w:r>
     </w:p>
     <w:p>
@@ -219,7 +219,7 @@
           <w:sz w:val="24"/>
           <w:szCs w:val="24"/>
         </w:rPr>
-        <w:t xml:space="preserve">9. Игротека: шесть мини-игр</w:t>
+        <w:t xml:space="preserve">9. Игротека: десять мини-игр</w:t>
       </w:r>
     </w:p>
     <w:p>
@@ -586,7 +586,7 @@
           <w:b/>
           <w:bCs/>
         </w:rPr>
-        <w:t xml:space="preserve">HitSnap-Setup-1.4.0.exe</w:t>
+        <w:t xml:space="preserve">HitSnap-Setup-1.5.0.exe</w:t>
       </w:r>
       <w:r>
         <w:t xml:space="preserve">. Установщик на русском языке: можно выбрать папку, он создаст ярлыки на рабочем столе и в меню «Пуск».</w:t>
@@ -604,7 +604,7 @@
           <w:b/>
           <w:bCs/>
         </w:rPr>
-        <w:t xml:space="preserve">HitSnap-Portable-1.4.0.exe</w:t>
+        <w:t xml:space="preserve">HitSnap-Portable-1.5.0.exe</w:t>
       </w:r>
       <w:r>
         <w:t xml:space="preserve"> — он запускается сразу, без установки.</w:t>
@@ -6224,7 +6224,7 @@
         <w:pageBreakBefore/>
       </w:pPr>
       <w:r>
-        <w:t xml:space="preserve">7. Испытание недели, рулетка и радио</w:t>
+        <w:t xml:space="preserve">7. Испытание недели, рулетка, радио и вызов другу</w:t>
       </w:r>
     </w:p>
     <w:p>
@@ -6238,7 +6238,7 @@
           <wp:inline distT="0" distB="0" distL="0" distR="0">
             <wp:extent cx="5715000" cy="3609975"/>
             <wp:effectExtent t="0" r="0" b="0" l="0"/>
-            <wp:docPr id="1" name="02-home-more.png" descr="Блок «Ещё во что поиграть» и задания дня на главном экране" title="Блок «Ещё во что поиграть» и задания дня на главном экране"/>
+            <wp:docPr id="1" name="02-home-more.png" descr="Блок «Ещё во что поиграть»: испытание недели, рулетка, радио и вызов другу" title="Блок «Ещё во что поиграть»: испытание недели, рулетка, радио и вызов другу"/>
             <wp:cNvGraphicFramePr>
               <a:graphicFrameLocks xmlns:a="http://schemas.openxmlformats.org/drawingml/2006/main" noChangeAspect="1"/>
             </wp:cNvGraphicFramePr>
@@ -6287,7 +6287,7 @@
           <w:sz w:val="18"/>
           <w:szCs w:val="18"/>
         </w:rPr>
-        <w:t xml:space="preserve">Блок «Ещё во что поиграть» и задания дня на главном экране</w:t>
+        <w:t xml:space="preserve">Блок «Ещё во что поиграть»: испытание недели, рулетка, радио и вызов другу</w:t>
       </w:r>
     </w:p>
     <w:p>
@@ -6552,11 +6552,11 @@
     </w:p>
     <w:p>
       <w:pPr>
-        <w:pStyle w:val="Heading1"/>
-        <w:pageBreakBefore/>
-      </w:pPr>
-      <w:r>
-        <w:t xml:space="preserve">8. Подборки</w:t>
+        <w:pStyle w:val="Heading2"/>
+        <w:keepNext/>
+      </w:pPr>
+      <w:r>
+        <w:t xml:space="preserve">Вызов другу</w:t>
       </w:r>
     </w:p>
     <w:p>
@@ -6564,7 +6564,109 @@
         <w:spacing w:after="120" w:line="300"/>
       </w:pPr>
       <w:r>
-        <w:t xml:space="preserve">Подборки — это игра по одной теме. Нажмите на любую карточку — откроется окно «Как играть?».</w:t>
+        <w:t xml:space="preserve">Сыграйте партию и предложите другу повторить её: он услышит те же самые песни в том же порядке, а в конце увидит, кто набрал больше.</w:t>
+      </w:r>
+    </w:p>
+    <w:p>
+      <w:pPr>
+        <w:pStyle w:val="ListParagraph"/>
+        <w:numPr>
+          <w:ilvl w:val="0"/>
+          <w:numId w:val="6"/>
+        </w:numPr>
+        <w:spacing w:after="60" w:line="290"/>
+      </w:pPr>
+      <w:r>
+        <w:t xml:space="preserve">На главном экране нажмите карточку </w:t>
+      </w:r>
+      <w:r>
+        <w:rPr>
+          <w:b/>
+          <w:bCs/>
+        </w:rPr>
+        <w:t xml:space="preserve">«Вызов другу»</w:t>
+      </w:r>
+      <w:r>
+        <w:t xml:space="preserve"> → </w:t>
+      </w:r>
+      <w:r>
+        <w:rPr>
+          <w:b/>
+          <w:bCs/>
+        </w:rPr>
+        <w:t xml:space="preserve">«Бросить вызов»</w:t>
+      </w:r>
+      <w:r>
+        <w:t xml:space="preserve"> и выберите режим: классика, викторина, «Кто поёт?», угадай год, дуэль с ботом, блиц или выживание. Используются ваши фильтры, сложность и звуковой эффект.</w:t>
+      </w:r>
+    </w:p>
+    <w:p>
+      <w:pPr>
+        <w:pStyle w:val="ListParagraph"/>
+        <w:numPr>
+          <w:ilvl w:val="0"/>
+          <w:numId w:val="6"/>
+        </w:numPr>
+        <w:spacing w:after="60" w:line="290"/>
+      </w:pPr>
+      <w:r>
+        <w:t xml:space="preserve">Сыграйте. В итогах появится блок </w:t>
+      </w:r>
+      <w:r>
+        <w:rPr>
+          <w:b/>
+          <w:bCs/>
+        </w:rPr>
+        <w:t xml:space="preserve">«Код для друга»</w:t>
+      </w:r>
+      <w:r>
+        <w:t xml:space="preserve"> — код вида HS-… с вашим именем и результатом. Нажмите </w:t>
+      </w:r>
+      <w:r>
+        <w:rPr>
+          <w:b/>
+          <w:bCs/>
+        </w:rPr>
+        <w:t xml:space="preserve">«Скопировать»</w:t>
+      </w:r>
+      <w:r>
+        <w:t xml:space="preserve"> и отправьте код в любой мессенджер.</w:t>
+      </w:r>
+    </w:p>
+    <w:p>
+      <w:pPr>
+        <w:pStyle w:val="ListParagraph"/>
+        <w:numPr>
+          <w:ilvl w:val="0"/>
+          <w:numId w:val="6"/>
+        </w:numPr>
+        <w:spacing w:after="60" w:line="290"/>
+      </w:pPr>
+      <w:r>
+        <w:t xml:space="preserve">Друг открывает «Вызов другу» → </w:t>
+      </w:r>
+      <w:r>
+        <w:rPr>
+          <w:b/>
+          <w:bCs/>
+        </w:rPr>
+        <w:t xml:space="preserve">«Принять вызов»</w:t>
+      </w:r>
+      <w:r>
+        <w:t xml:space="preserve">, вставляет код и видит, от кого вызов и сколько очков нужно побить.</w:t>
+      </w:r>
+    </w:p>
+    <w:p>
+      <w:pPr>
+        <w:pStyle w:val="ListParagraph"/>
+        <w:numPr>
+          <w:ilvl w:val="0"/>
+          <w:numId w:val="6"/>
+        </w:numPr>
+        <w:spacing w:after="60" w:line="290"/>
+      </w:pPr>
+      <w:r>
+        <w:t xml:space="preserve">После игры друга на экране итогов появится сравнение «кто победил» — и новый код для ответного вызова.</w:t>
       </w:r>
     </w:p>
     <w:p>
@@ -6578,7 +6680,7 @@
           <wp:inline distT="0" distB="0" distL="0" distR="0">
             <wp:extent cx="5715000" cy="3609975"/>
             <wp:effectExtent t="0" r="0" b="0" l="0"/>
-            <wp:docPr id="1" name="14-collections.png" descr="Жанровые станции и эпохи" title="Жанровые станции и эпохи"/>
+            <wp:docPr id="1" name="31-challenge.png" descr="«Вызов другу»: выбор режима" title="«Вызов другу»: выбор режима"/>
             <wp:cNvGraphicFramePr>
               <a:graphicFrameLocks xmlns:a="http://schemas.openxmlformats.org/drawingml/2006/main" noChangeAspect="1"/>
             </wp:cNvGraphicFramePr>
@@ -6627,24 +6729,7 @@
           <w:sz w:val="18"/>
           <w:szCs w:val="18"/>
         </w:rPr>
-        <w:t xml:space="preserve">Жанровые станции и эпохи</w:t>
-      </w:r>
-    </w:p>
-    <w:p>
-      <w:pPr>
-        <w:pStyle w:val="Heading2"/>
-        <w:keepNext/>
-      </w:pPr>
-      <w:r>
-        <w:t xml:space="preserve">Окно «Как играть?»</w:t>
-      </w:r>
-    </w:p>
-    <w:p>
-      <w:pPr>
-        <w:spacing w:after="120" w:line="300"/>
-      </w:pPr>
-      <w:r>
-        <w:t xml:space="preserve">В окне видно название подборки и число песен. Выберите режим: классика, блиц, викторина, «Кто поёт?», угадай год, дуэль с ботом, выживание или тренировка. Внизу — выбор соперника для дуэли. Последний выбранный режим подсвечен: игра его запоминает.</w:t>
+        <w:t xml:space="preserve">«Вызов другу»: выбор режима</w:t>
       </w:r>
     </w:p>
     <w:p>
@@ -6658,7 +6743,7 @@
           <wp:inline distT="0" distB="0" distL="0" distR="0">
             <wp:extent cx="5715000" cy="3609975"/>
             <wp:effectExtent t="0" r="0" b="0" l="0"/>
-            <wp:docPr id="1" name="15-howtoplay.png" descr="«Как играть?» для станции «Рок»" title="«Как играть?» для станции «Рок»"/>
+            <wp:docPr id="1" name="32-challenge-result.png" descr="Итоги вызова с кодом для друга" title="Итоги вызова с кодом для друга"/>
             <wp:cNvGraphicFramePr>
               <a:graphicFrameLocks xmlns:a="http://schemas.openxmlformats.org/drawingml/2006/main" noChangeAspect="1"/>
             </wp:cNvGraphicFramePr>
@@ -6707,156 +6792,45 @@
           <w:sz w:val="18"/>
           <w:szCs w:val="18"/>
         </w:rPr>
-        <w:t xml:space="preserve">«Как играть?» для станции «Рок»</w:t>
-      </w:r>
-    </w:p>
-    <w:p>
-      <w:pPr>
-        <w:pStyle w:val="Heading2"/>
-        <w:keepNext/>
-      </w:pPr>
-      <w:r>
-        <w:t xml:space="preserve">Что есть в подборках</w:t>
-      </w:r>
-    </w:p>
-    <w:p>
-      <w:pPr>
-        <w:pStyle w:val="ListParagraph"/>
-        <w:numPr>
-          <w:ilvl w:val="0"/>
-          <w:numId w:val="2"/>
-        </w:numPr>
-        <w:spacing w:after="60" w:line="290"/>
+        <w:t xml:space="preserve">Итоги вызова с кодом для друга</w:t>
+      </w:r>
+    </w:p>
+    <w:p>
+      <w:pPr>
+        <w:pBdr>
+          <w:left w:val="single" w:color="7C3AED" w:sz="24" w:space="8"/>
+        </w:pBdr>
+        <w:shd w:fill="F3EEFF" w:color="auto" w:val="clear"/>
+        <w:spacing w:after="200" w:before="120" w:line="290"/>
+        <w:ind w:left="200" w:right="200"/>
       </w:pPr>
       <w:r>
         <w:rPr>
           <w:b/>
           <w:bCs/>
+          <w:color w:val="7C3AED"/>
         </w:rPr>
-        <w:t xml:space="preserve">Жанровые станции</w:t>
-      </w:r>
-      <w:r>
-        <w:t xml:space="preserve"> — 17 жанров и «Случайный жанр».</w:t>
-      </w:r>
-    </w:p>
-    <w:p>
-      <w:pPr>
-        <w:pStyle w:val="ListParagraph"/>
-        <w:numPr>
-          <w:ilvl w:val="0"/>
-          <w:numId w:val="2"/>
-        </w:numPr>
-        <w:spacing w:after="60" w:line="290"/>
-      </w:pPr>
-      <w:r>
-        <w:rPr>
-          <w:b/>
-          <w:bCs/>
-        </w:rPr>
-        <w:t xml:space="preserve">Эпохи</w:t>
-      </w:r>
-      <w:r>
-        <w:t xml:space="preserve"> — от 60-х до 2020-х.</w:t>
-      </w:r>
-    </w:p>
-    <w:p>
-      <w:pPr>
-        <w:pStyle w:val="ListParagraph"/>
-        <w:numPr>
-          <w:ilvl w:val="0"/>
-          <w:numId w:val="2"/>
-        </w:numPr>
-        <w:spacing w:after="60" w:line="290"/>
-      </w:pPr>
-      <w:r>
-        <w:rPr>
-          <w:b/>
-          <w:bCs/>
-        </w:rPr>
-        <w:t xml:space="preserve">Избранное</w:t>
-      </w:r>
-      <w:r>
-        <w:t xml:space="preserve"> — песни, отмеченные сердечком.</w:t>
-      </w:r>
-    </w:p>
-    <w:p>
-      <w:pPr>
-        <w:pStyle w:val="ListParagraph"/>
-        <w:numPr>
-          <w:ilvl w:val="0"/>
-          <w:numId w:val="2"/>
-        </w:numPr>
-        <w:spacing w:after="60" w:line="290"/>
-      </w:pPr>
-      <w:r>
-        <w:rPr>
-          <w:b/>
-          <w:bCs/>
-        </w:rPr>
-        <w:t xml:space="preserve">Работа над ошибками</w:t>
-      </w:r>
-      <w:r>
-        <w:t xml:space="preserve"> — песни, которые вы не угадали в последний раз.</w:t>
-      </w:r>
-    </w:p>
-    <w:p>
-      <w:pPr>
-        <w:pStyle w:val="ListParagraph"/>
-        <w:numPr>
-          <w:ilvl w:val="0"/>
-          <w:numId w:val="2"/>
-        </w:numPr>
-        <w:spacing w:after="60" w:line="290"/>
-      </w:pPr>
-      <w:r>
-        <w:rPr>
-          <w:b/>
-          <w:bCs/>
-        </w:rPr>
-        <w:t xml:space="preserve">Добавленные песни</w:t>
-      </w:r>
-      <w:r>
-        <w:t xml:space="preserve"> — ваша база.</w:t>
-      </w:r>
-    </w:p>
-    <w:p>
-      <w:pPr>
-        <w:pStyle w:val="ListParagraph"/>
-        <w:numPr>
-          <w:ilvl w:val="0"/>
-          <w:numId w:val="2"/>
-        </w:numPr>
-        <w:spacing w:after="60" w:line="290"/>
-      </w:pPr>
-      <w:r>
-        <w:rPr>
-          <w:b/>
-          <w:bCs/>
-        </w:rPr>
-        <w:t xml:space="preserve">Плейлисты Deezer</w:t>
-      </w:r>
-      <w:r>
-        <w:t xml:space="preserve"> — вставьте ссылку на любой публичный плейлист Deezer или загрузите чарт Deezer (топ-100) одной кнопкой. Жанр и год песен определяются автоматически.</w:t>
-      </w:r>
-    </w:p>
-    <w:p>
-      <w:pPr>
-        <w:pStyle w:val="ListParagraph"/>
-        <w:numPr>
-          <w:ilvl w:val="0"/>
-          <w:numId w:val="2"/>
-        </w:numPr>
-        <w:spacing w:after="60" w:line="290"/>
-      </w:pPr>
-      <w:r>
-        <w:rPr>
-          <w:b/>
-          <w:bCs/>
-        </w:rPr>
-        <w:t xml:space="preserve">Своя музыка</w:t>
-      </w:r>
-      <w:r>
-        <w:t xml:space="preserve"> — выберите папку с файлами mp3, m4a, flac или ogg. Название берётся из имени файла в формате «Исполнитель - Название». Игра читает только выбранные вами папки.</w:t>
+        <w:t xml:space="preserve">Совет. </w:t>
+      </w:r>
+      <w:r>
+        <w:t xml:space="preserve">Песни для вызова берутся из встроенной базы, поэтому у вас и у друга должна быть одна и та же версия HitSnap.</w:t>
+      </w:r>
+    </w:p>
+    <w:p>
+      <w:pPr>
+        <w:pStyle w:val="Heading1"/>
+        <w:pageBreakBefore/>
+      </w:pPr>
+      <w:r>
+        <w:t xml:space="preserve">8. Подборки</w:t>
+      </w:r>
+    </w:p>
+    <w:p>
+      <w:pPr>
+        <w:spacing w:after="120" w:line="300"/>
+      </w:pPr>
+      <w:r>
+        <w:t xml:space="preserve">Подборки — это игра по одной теме. Нажмите на любую карточку — откроется окно «Как играть?».</w:t>
       </w:r>
     </w:p>
     <w:p>
@@ -6870,7 +6844,7 @@
           <wp:inline distT="0" distB="0" distL="0" distR="0">
             <wp:extent cx="5715000" cy="3609975"/>
             <wp:effectExtent t="0" r="0" b="0" l="0"/>
-            <wp:docPr id="1" name="16-collections-personal.png" descr="Личные подборки, плейлисты Deezer и своя музыка" title="Личные подборки, плейлисты Deezer и своя музыка"/>
+            <wp:docPr id="1" name="14-collections.png" descr="Жанровые станции и эпохи" title="Жанровые станции и эпохи"/>
             <wp:cNvGraphicFramePr>
               <a:graphicFrameLocks xmlns:a="http://schemas.openxmlformats.org/drawingml/2006/main" noChangeAspect="1"/>
             </wp:cNvGraphicFramePr>
@@ -6919,16 +6893,16 @@
           <w:sz w:val="18"/>
           <w:szCs w:val="18"/>
         </w:rPr>
-        <w:t xml:space="preserve">Личные подборки, плейлисты Deezer и своя музыка</w:t>
-      </w:r>
-    </w:p>
-    <w:p>
-      <w:pPr>
-        <w:pStyle w:val="Heading1"/>
-        <w:pageBreakBefore/>
-      </w:pPr>
-      <w:r>
-        <w:t xml:space="preserve">9. Игротека</w:t>
+        <w:t xml:space="preserve">Жанровые станции и эпохи</w:t>
+      </w:r>
+    </w:p>
+    <w:p>
+      <w:pPr>
+        <w:pStyle w:val="Heading2"/>
+        <w:keepNext/>
+      </w:pPr>
+      <w:r>
+        <w:t xml:space="preserve">Окно «Как играть?»</w:t>
       </w:r>
     </w:p>
     <w:p>
@@ -6936,17 +6910,7 @@
         <w:spacing w:after="120" w:line="300"/>
       </w:pPr>
       <w:r>
-        <w:t xml:space="preserve">Мини-игры о музыке без лестницы секунд. Каждая приносит опыт для уровня. Любую песню можно прослушать перед ответом — кнопка </w:t>
-      </w:r>
-      <w:r>
-        <w:rPr>
-          <w:b/>
-          <w:bCs/>
-        </w:rPr>
-        <w:t xml:space="preserve">«Слушать»</w:t>
-      </w:r>
-      <w:r>
-        <w:t xml:space="preserve"> рядом с песней; при ответе музыка останавливается.</w:t>
+        <w:t xml:space="preserve">В окне видно название подборки и число песен. Выберите режим: классика, блиц, викторина, «Кто поёт?», угадай год, дуэль с ботом, выживание или тренировка. Внизу — выбор соперника для дуэли. Последний выбранный режим подсвечен: игра его запоминает.</w:t>
       </w:r>
     </w:p>
     <w:p>
@@ -6960,7 +6924,7 @@
           <wp:inline distT="0" distB="0" distL="0" distR="0">
             <wp:extent cx="5715000" cy="3609975"/>
             <wp:effectExtent t="0" r="0" b="0" l="0"/>
-            <wp:docPr id="1" name="17-arcade.png" descr="Игротека: шесть мини-игр" title="Игротека: шесть мини-игр"/>
+            <wp:docPr id="1" name="15-howtoplay.png" descr="«Как играть?» для станции «Рок»" title="«Как играть?» для станции «Рок»"/>
             <wp:cNvGraphicFramePr>
               <a:graphicFrameLocks xmlns:a="http://schemas.openxmlformats.org/drawingml/2006/main" noChangeAspect="1"/>
             </wp:cNvGraphicFramePr>
@@ -7009,502 +6973,157 @@
           <w:sz w:val="18"/>
           <w:szCs w:val="18"/>
         </w:rPr>
-        <w:t xml:space="preserve">Игротека: шесть мини-игр</w:t>
-      </w:r>
-    </w:p>
-    <w:tbl>
-      <w:tblPr>
-        <w:tblW w:type="dxa" w:w="9638"/>
-        <w:tblBorders>
-          <w:top w:val="single" w:color="auto" w:sz="4"/>
-          <w:left w:val="single" w:color="auto" w:sz="4"/>
-          <w:bottom w:val="single" w:color="auto" w:sz="4"/>
-          <w:right w:val="single" w:color="auto" w:sz="4"/>
-          <w:insideH w:val="single" w:color="auto" w:sz="4"/>
-          <w:insideV w:val="single" w:color="auto" w:sz="4"/>
-        </w:tblBorders>
-      </w:tblPr>
-      <w:tblGrid>
-        <w:gridCol w:w="2400"/>
-        <w:gridCol w:w="7238"/>
-      </w:tblGrid>
-      <w:tr>
-        <w:trPr>
-          <w:cantSplit/>
-          <w:tblHeader/>
-        </w:trPr>
-        <w:tc>
-          <w:tcPr>
-            <w:tcW w:type="dxa" w:w="2400"/>
-            <w:tcBorders>
-              <w:top w:val="single" w:color="D9D2EE" w:sz="4"/>
-              <w:left w:val="single" w:color="D9D2EE" w:sz="4"/>
-              <w:bottom w:val="single" w:color="D9D2EE" w:sz="4"/>
-              <w:right w:val="single" w:color="D9D2EE" w:sz="4"/>
-            </w:tcBorders>
-            <w:shd w:fill="EDE7FB" w:color="auto" w:val="clear"/>
-            <w:tcMar>
-              <w:top w:type="dxa" w:w="60"/>
-              <w:left w:type="dxa" w:w="100"/>
-              <w:bottom w:type="dxa" w:w="60"/>
-              <w:right w:type="dxa" w:w="100"/>
-            </w:tcMar>
-          </w:tcPr>
-          <w:p>
-            <w:pPr>
-              <w:keepNext/>
-              <w:keepLines/>
-              <w:spacing w:after="0" w:line="270"/>
-            </w:pPr>
-            <w:r>
-              <w:rPr>
-                <w:b/>
-                <w:bCs/>
-              </w:rPr>
-              <w:t xml:space="preserve">Игра</w:t>
-            </w:r>
-          </w:p>
-        </w:tc>
-        <w:tc>
-          <w:tcPr>
-            <w:tcW w:type="dxa" w:w="7238"/>
-            <w:tcBorders>
-              <w:top w:val="single" w:color="D9D2EE" w:sz="4"/>
-              <w:left w:val="single" w:color="D9D2EE" w:sz="4"/>
-              <w:bottom w:val="single" w:color="D9D2EE" w:sz="4"/>
-              <w:right w:val="single" w:color="D9D2EE" w:sz="4"/>
-            </w:tcBorders>
-            <w:shd w:fill="EDE7FB" w:color="auto" w:val="clear"/>
-            <w:tcMar>
-              <w:top w:type="dxa" w:w="60"/>
-              <w:left w:type="dxa" w:w="100"/>
-              <w:bottom w:type="dxa" w:w="60"/>
-              <w:right w:type="dxa" w:w="100"/>
-            </w:tcMar>
-          </w:tcPr>
-          <w:p>
-            <w:pPr>
-              <w:keepNext/>
-              <w:keepLines/>
-              <w:spacing w:after="0" w:line="270"/>
-            </w:pPr>
-            <w:r>
-              <w:rPr>
-                <w:b/>
-                <w:bCs/>
-              </w:rPr>
-              <w:t xml:space="preserve">Правила</w:t>
-            </w:r>
-          </w:p>
-        </w:tc>
-      </w:tr>
-      <w:tr>
-        <w:trPr>
-          <w:cantSplit/>
-        </w:trPr>
-        <w:tc>
-          <w:tcPr>
-            <w:tcW w:type="dxa" w:w="2400"/>
-            <w:tcBorders>
-              <w:top w:val="single" w:color="D9D2EE" w:sz="4"/>
-              <w:left w:val="single" w:color="D9D2EE" w:sz="4"/>
-              <w:bottom w:val="single" w:color="D9D2EE" w:sz="4"/>
-              <w:right w:val="single" w:color="D9D2EE" w:sz="4"/>
-            </w:tcBorders>
-            <w:tcMar>
-              <w:top w:type="dxa" w:w="60"/>
-              <w:left w:type="dxa" w:w="100"/>
-              <w:bottom w:type="dxa" w:w="60"/>
-              <w:right w:type="dxa" w:w="100"/>
-            </w:tcMar>
-          </w:tcPr>
-          <w:p>
-            <w:pPr>
-              <w:keepNext/>
-              <w:keepLines/>
-              <w:spacing w:after="0" w:line="270"/>
-            </w:pPr>
-            <w:r>
-              <w:rPr>
-                <w:b/>
-                <w:bCs/>
-              </w:rPr>
-              <w:t xml:space="preserve">Что старше?</w:t>
-            </w:r>
-          </w:p>
-        </w:tc>
-        <w:tc>
-          <w:tcPr>
-            <w:tcW w:type="dxa" w:w="7238"/>
-            <w:tcBorders>
-              <w:top w:val="single" w:color="D9D2EE" w:sz="4"/>
-              <w:left w:val="single" w:color="D9D2EE" w:sz="4"/>
-              <w:bottom w:val="single" w:color="D9D2EE" w:sz="4"/>
-              <w:right w:val="single" w:color="D9D2EE" w:sz="4"/>
-            </w:tcBorders>
-            <w:tcMar>
-              <w:top w:type="dxa" w:w="60"/>
-              <w:left w:type="dxa" w:w="100"/>
-              <w:bottom w:type="dxa" w:w="60"/>
-              <w:right w:type="dxa" w:w="100"/>
-            </w:tcMar>
-          </w:tcPr>
-          <w:p>
-            <w:pPr>
-              <w:keepNext/>
-              <w:keepLines/>
-              <w:spacing w:after="0" w:line="270"/>
-            </w:pPr>
-            <w:r>
-              <w:rPr>
-                <w:b w:val="false"/>
-                <w:bCs w:val="false"/>
-              </w:rPr>
-              <w:t xml:space="preserve">Из двух песен выберите вышедшую раньше. Верный ответ — новая пара, цепочка идёт до первой ошибки.</w:t>
-            </w:r>
-          </w:p>
-        </w:tc>
-      </w:tr>
-      <w:tr>
-        <w:trPr>
-          <w:cantSplit/>
-        </w:trPr>
-        <w:tc>
-          <w:tcPr>
-            <w:tcW w:type="dxa" w:w="2400"/>
-            <w:tcBorders>
-              <w:top w:val="single" w:color="D9D2EE" w:sz="4"/>
-              <w:left w:val="single" w:color="D9D2EE" w:sz="4"/>
-              <w:bottom w:val="single" w:color="D9D2EE" w:sz="4"/>
-              <w:right w:val="single" w:color="D9D2EE" w:sz="4"/>
-            </w:tcBorders>
-            <w:tcMar>
-              <w:top w:type="dxa" w:w="60"/>
-              <w:left w:type="dxa" w:w="100"/>
-              <w:bottom w:type="dxa" w:w="60"/>
-              <w:right w:type="dxa" w:w="100"/>
-            </w:tcMar>
-          </w:tcPr>
-          <w:p>
-            <w:pPr>
-              <w:keepNext/>
-              <w:keepLines/>
-              <w:spacing w:after="0" w:line="270"/>
-            </w:pPr>
-            <w:r>
-              <w:rPr>
-                <w:b/>
-                <w:bCs/>
-              </w:rPr>
-              <w:t xml:space="preserve">Хронология</w:t>
-            </w:r>
-          </w:p>
-        </w:tc>
-        <w:tc>
-          <w:tcPr>
-            <w:tcW w:type="dxa" w:w="7238"/>
-            <w:tcBorders>
-              <w:top w:val="single" w:color="D9D2EE" w:sz="4"/>
-              <w:left w:val="single" w:color="D9D2EE" w:sz="4"/>
-              <w:bottom w:val="single" w:color="D9D2EE" w:sz="4"/>
-              <w:right w:val="single" w:color="D9D2EE" w:sz="4"/>
-            </w:tcBorders>
-            <w:tcMar>
-              <w:top w:type="dxa" w:w="60"/>
-              <w:left w:type="dxa" w:w="100"/>
-              <w:bottom w:type="dxa" w:w="60"/>
-              <w:right w:type="dxa" w:w="100"/>
-            </w:tcMar>
-          </w:tcPr>
-          <w:p>
-            <w:pPr>
-              <w:keepNext/>
-              <w:keepLines/>
-              <w:spacing w:after="0" w:line="270"/>
-            </w:pPr>
-            <w:r>
-              <w:rPr>
-                <w:b w:val="false"/>
-                <w:bCs w:val="false"/>
-              </w:rPr>
-              <w:t xml:space="preserve">Расставьте пять песен по году выхода стрелками вверх и вниз, затем нажмите «Проверить».</w:t>
-            </w:r>
-          </w:p>
-        </w:tc>
-      </w:tr>
-      <w:tr>
-        <w:trPr>
-          <w:cantSplit/>
-        </w:trPr>
-        <w:tc>
-          <w:tcPr>
-            <w:tcW w:type="dxa" w:w="2400"/>
-            <w:tcBorders>
-              <w:top w:val="single" w:color="D9D2EE" w:sz="4"/>
-              <w:left w:val="single" w:color="D9D2EE" w:sz="4"/>
-              <w:bottom w:val="single" w:color="D9D2EE" w:sz="4"/>
-              <w:right w:val="single" w:color="D9D2EE" w:sz="4"/>
-            </w:tcBorders>
-            <w:tcMar>
-              <w:top w:type="dxa" w:w="60"/>
-              <w:left w:type="dxa" w:w="100"/>
-              <w:bottom w:type="dxa" w:w="60"/>
-              <w:right w:type="dxa" w:w="100"/>
-            </w:tcMar>
-          </w:tcPr>
-          <w:p>
-            <w:pPr>
-              <w:keepNext/>
-              <w:keepLines/>
-              <w:spacing w:after="0" w:line="270"/>
-            </w:pPr>
-            <w:r>
-              <w:rPr>
-                <w:b/>
-                <w:bCs/>
-              </w:rPr>
-              <w:t xml:space="preserve">Чья песня?</w:t>
-            </w:r>
-          </w:p>
-        </w:tc>
-        <w:tc>
-          <w:tcPr>
-            <w:tcW w:type="dxa" w:w="7238"/>
-            <w:tcBorders>
-              <w:top w:val="single" w:color="D9D2EE" w:sz="4"/>
-              <w:left w:val="single" w:color="D9D2EE" w:sz="4"/>
-              <w:bottom w:val="single" w:color="D9D2EE" w:sz="4"/>
-              <w:right w:val="single" w:color="D9D2EE" w:sz="4"/>
-            </w:tcBorders>
-            <w:tcMar>
-              <w:top w:type="dxa" w:w="60"/>
-              <w:left w:type="dxa" w:w="100"/>
-              <w:bottom w:type="dxa" w:w="60"/>
-              <w:right w:type="dxa" w:w="100"/>
-            </w:tcMar>
-          </w:tcPr>
-          <w:p>
-            <w:pPr>
-              <w:keepNext/>
-              <w:keepLines/>
-              <w:spacing w:after="0" w:line="270"/>
-            </w:pPr>
-            <w:r>
-              <w:rPr>
-                <w:b w:val="false"/>
-                <w:bCs w:val="false"/>
-              </w:rPr>
-              <w:t xml:space="preserve">По трём названиям песен угадайте исполнителя из четырёх вариантов.</w:t>
-            </w:r>
-          </w:p>
-        </w:tc>
-      </w:tr>
-      <w:tr>
-        <w:trPr>
-          <w:cantSplit/>
-        </w:trPr>
-        <w:tc>
-          <w:tcPr>
-            <w:tcW w:type="dxa" w:w="2400"/>
-            <w:tcBorders>
-              <w:top w:val="single" w:color="D9D2EE" w:sz="4"/>
-              <w:left w:val="single" w:color="D9D2EE" w:sz="4"/>
-              <w:bottom w:val="single" w:color="D9D2EE" w:sz="4"/>
-              <w:right w:val="single" w:color="D9D2EE" w:sz="4"/>
-            </w:tcBorders>
-            <w:tcMar>
-              <w:top w:type="dxa" w:w="60"/>
-              <w:left w:type="dxa" w:w="100"/>
-              <w:bottom w:type="dxa" w:w="60"/>
-              <w:right w:type="dxa" w:w="100"/>
-            </w:tcMar>
-          </w:tcPr>
-          <w:p>
-            <w:pPr>
-              <w:keepNext/>
-              <w:keepLines/>
-              <w:spacing w:after="0" w:line="270"/>
-            </w:pPr>
-            <w:r>
-              <w:rPr>
-                <w:b/>
-                <w:bCs/>
-              </w:rPr>
-              <w:t xml:space="preserve">Найди лишнее</w:t>
-            </w:r>
-          </w:p>
-        </w:tc>
-        <w:tc>
-          <w:tcPr>
-            <w:tcW w:type="dxa" w:w="7238"/>
-            <w:tcBorders>
-              <w:top w:val="single" w:color="D9D2EE" w:sz="4"/>
-              <w:left w:val="single" w:color="D9D2EE" w:sz="4"/>
-              <w:bottom w:val="single" w:color="D9D2EE" w:sz="4"/>
-              <w:right w:val="single" w:color="D9D2EE" w:sz="4"/>
-            </w:tcBorders>
-            <w:tcMar>
-              <w:top w:type="dxa" w:w="60"/>
-              <w:left w:type="dxa" w:w="100"/>
-              <w:bottom w:type="dxa" w:w="60"/>
-              <w:right w:type="dxa" w:w="100"/>
-            </w:tcMar>
-          </w:tcPr>
-          <w:p>
-            <w:pPr>
-              <w:keepNext/>
-              <w:keepLines/>
-              <w:spacing w:after="0" w:line="270"/>
-            </w:pPr>
-            <w:r>
-              <w:rPr>
-                <w:b w:val="false"/>
-                <w:bCs w:val="false"/>
-              </w:rPr>
-              <w:t xml:space="preserve">Три песни из одного десятилетия, одна — из другого. Найдите её.</w:t>
-            </w:r>
-          </w:p>
-        </w:tc>
-      </w:tr>
-      <w:tr>
-        <w:trPr>
-          <w:cantSplit/>
-        </w:trPr>
-        <w:tc>
-          <w:tcPr>
-            <w:tcW w:type="dxa" w:w="2400"/>
-            <w:tcBorders>
-              <w:top w:val="single" w:color="D9D2EE" w:sz="4"/>
-              <w:left w:val="single" w:color="D9D2EE" w:sz="4"/>
-              <w:bottom w:val="single" w:color="D9D2EE" w:sz="4"/>
-              <w:right w:val="single" w:color="D9D2EE" w:sz="4"/>
-            </w:tcBorders>
-            <w:tcMar>
-              <w:top w:type="dxa" w:w="60"/>
-              <w:left w:type="dxa" w:w="100"/>
-              <w:bottom w:type="dxa" w:w="60"/>
-              <w:right w:type="dxa" w:w="100"/>
-            </w:tcMar>
-          </w:tcPr>
-          <w:p>
-            <w:pPr>
-              <w:keepNext/>
-              <w:keepLines/>
-              <w:spacing w:after="0" w:line="270"/>
-            </w:pPr>
-            <w:r>
-              <w:rPr>
-                <w:b/>
-                <w:bCs/>
-              </w:rPr>
-              <w:t xml:space="preserve">По обложке</w:t>
-            </w:r>
-          </w:p>
-        </w:tc>
-        <w:tc>
-          <w:tcPr>
-            <w:tcW w:type="dxa" w:w="7238"/>
-            <w:tcBorders>
-              <w:top w:val="single" w:color="D9D2EE" w:sz="4"/>
-              <w:left w:val="single" w:color="D9D2EE" w:sz="4"/>
-              <w:bottom w:val="single" w:color="D9D2EE" w:sz="4"/>
-              <w:right w:val="single" w:color="D9D2EE" w:sz="4"/>
-            </w:tcBorders>
-            <w:tcMar>
-              <w:top w:type="dxa" w:w="60"/>
-              <w:left w:type="dxa" w:w="100"/>
-              <w:bottom w:type="dxa" w:w="60"/>
-              <w:right w:type="dxa" w:w="100"/>
-            </w:tcMar>
-          </w:tcPr>
-          <w:p>
-            <w:pPr>
-              <w:keepNext/>
-              <w:keepLines/>
-              <w:spacing w:after="0" w:line="270"/>
-            </w:pPr>
-            <w:r>
-              <w:rPr>
-                <w:b w:val="false"/>
-                <w:bCs w:val="false"/>
-              </w:rPr>
-              <w:t xml:space="preserve">Размытая обложка альбома постепенно проясняется. Чем раньше узнаете песню, тем больше очков.</w:t>
-            </w:r>
-          </w:p>
-        </w:tc>
-      </w:tr>
-      <w:tr>
-        <w:trPr>
-          <w:cantSplit/>
-        </w:trPr>
-        <w:tc>
-          <w:tcPr>
-            <w:tcW w:type="dxa" w:w="2400"/>
-            <w:tcBorders>
-              <w:top w:val="single" w:color="D9D2EE" w:sz="4"/>
-              <w:left w:val="single" w:color="D9D2EE" w:sz="4"/>
-              <w:bottom w:val="single" w:color="D9D2EE" w:sz="4"/>
-              <w:right w:val="single" w:color="D9D2EE" w:sz="4"/>
-            </w:tcBorders>
-            <w:tcMar>
-              <w:top w:type="dxa" w:w="60"/>
-              <w:left w:type="dxa" w:w="100"/>
-              <w:bottom w:type="dxa" w:w="60"/>
-              <w:right w:type="dxa" w:w="100"/>
-            </w:tcMar>
-          </w:tcPr>
-          <w:p>
-            <w:pPr>
-              <w:keepNext w:val="false"/>
-              <w:keepLines/>
-              <w:spacing w:after="0" w:line="270"/>
-            </w:pPr>
-            <w:r>
-              <w:rPr>
-                <w:b/>
-                <w:bCs/>
-              </w:rPr>
-              <w:t xml:space="preserve">Допиши название</w:t>
-            </w:r>
-          </w:p>
-        </w:tc>
-        <w:tc>
-          <w:tcPr>
-            <w:tcW w:type="dxa" w:w="7238"/>
-            <w:tcBorders>
-              <w:top w:val="single" w:color="D9D2EE" w:sz="4"/>
-              <w:left w:val="single" w:color="D9D2EE" w:sz="4"/>
-              <w:bottom w:val="single" w:color="D9D2EE" w:sz="4"/>
-              <w:right w:val="single" w:color="D9D2EE" w:sz="4"/>
-            </w:tcBorders>
-            <w:tcMar>
-              <w:top w:type="dxa" w:w="60"/>
-              <w:left w:type="dxa" w:w="100"/>
-              <w:bottom w:type="dxa" w:w="60"/>
-              <w:right w:type="dxa" w:w="100"/>
-            </w:tcMar>
-          </w:tcPr>
-          <w:p>
-            <w:pPr>
-              <w:keepNext w:val="false"/>
-              <w:keepLines/>
-              <w:spacing w:after="0" w:line="270"/>
-            </w:pPr>
-            <w:r>
-              <w:rPr>
-                <w:b w:val="false"/>
-                <w:bCs w:val="false"/>
-              </w:rPr>
-              <w:t xml:space="preserve">В названии песни пропало слово — выберите, какое.</w:t>
-            </w:r>
-          </w:p>
-        </w:tc>
-      </w:tr>
-    </w:tbl>
-    <w:p>
-      <w:pPr>
-        <w:spacing w:after="120"/>
-      </w:pPr>
+        <w:t xml:space="preserve">«Как играть?» для станции «Рок»</w:t>
+      </w:r>
+    </w:p>
+    <w:p>
+      <w:pPr>
+        <w:pStyle w:val="Heading2"/>
+        <w:keepNext/>
+      </w:pPr>
+      <w:r>
+        <w:t xml:space="preserve">Что есть в подборках</w:t>
+      </w:r>
+    </w:p>
+    <w:p>
+      <w:pPr>
+        <w:pStyle w:val="ListParagraph"/>
+        <w:numPr>
+          <w:ilvl w:val="0"/>
+          <w:numId w:val="2"/>
+        </w:numPr>
+        <w:spacing w:after="60" w:line="290"/>
+      </w:pPr>
+      <w:r>
+        <w:rPr>
+          <w:b/>
+          <w:bCs/>
+        </w:rPr>
+        <w:t xml:space="preserve">Жанровые станции</w:t>
+      </w:r>
+      <w:r>
+        <w:t xml:space="preserve"> — 17 жанров и «Случайный жанр».</w:t>
+      </w:r>
+    </w:p>
+    <w:p>
+      <w:pPr>
+        <w:pStyle w:val="ListParagraph"/>
+        <w:numPr>
+          <w:ilvl w:val="0"/>
+          <w:numId w:val="2"/>
+        </w:numPr>
+        <w:spacing w:after="60" w:line="290"/>
+      </w:pPr>
+      <w:r>
+        <w:rPr>
+          <w:b/>
+          <w:bCs/>
+        </w:rPr>
+        <w:t xml:space="preserve">Эпохи</w:t>
+      </w:r>
+      <w:r>
+        <w:t xml:space="preserve"> — от 60-х до 2020-х.</w:t>
+      </w:r>
+    </w:p>
+    <w:p>
+      <w:pPr>
+        <w:pStyle w:val="ListParagraph"/>
+        <w:numPr>
+          <w:ilvl w:val="0"/>
+          <w:numId w:val="2"/>
+        </w:numPr>
+        <w:spacing w:after="60" w:line="290"/>
+      </w:pPr>
+      <w:r>
+        <w:rPr>
+          <w:b/>
+          <w:bCs/>
+        </w:rPr>
+        <w:t xml:space="preserve">Избранное</w:t>
+      </w:r>
+      <w:r>
+        <w:t xml:space="preserve"> — песни, отмеченные сердечком.</w:t>
+      </w:r>
+    </w:p>
+    <w:p>
+      <w:pPr>
+        <w:pStyle w:val="ListParagraph"/>
+        <w:numPr>
+          <w:ilvl w:val="0"/>
+          <w:numId w:val="2"/>
+        </w:numPr>
+        <w:spacing w:after="60" w:line="290"/>
+      </w:pPr>
+      <w:r>
+        <w:rPr>
+          <w:b/>
+          <w:bCs/>
+        </w:rPr>
+        <w:t xml:space="preserve">Работа над ошибками</w:t>
+      </w:r>
+      <w:r>
+        <w:t xml:space="preserve"> — песни, которые вы не угадали в последний раз.</w:t>
+      </w:r>
+    </w:p>
+    <w:p>
+      <w:pPr>
+        <w:pStyle w:val="ListParagraph"/>
+        <w:numPr>
+          <w:ilvl w:val="0"/>
+          <w:numId w:val="2"/>
+        </w:numPr>
+        <w:spacing w:after="60" w:line="290"/>
+      </w:pPr>
+      <w:r>
+        <w:rPr>
+          <w:b/>
+          <w:bCs/>
+        </w:rPr>
+        <w:t xml:space="preserve">Добавленные песни</w:t>
+      </w:r>
+      <w:r>
+        <w:t xml:space="preserve"> — ваша база.</w:t>
+      </w:r>
+    </w:p>
+    <w:p>
+      <w:pPr>
+        <w:pStyle w:val="ListParagraph"/>
+        <w:numPr>
+          <w:ilvl w:val="0"/>
+          <w:numId w:val="2"/>
+        </w:numPr>
+        <w:spacing w:after="60" w:line="290"/>
+      </w:pPr>
+      <w:r>
+        <w:rPr>
+          <w:b/>
+          <w:bCs/>
+        </w:rPr>
+        <w:t xml:space="preserve">Плейлисты Deezer</w:t>
+      </w:r>
+      <w:r>
+        <w:t xml:space="preserve"> — вставьте ссылку на любой публичный плейлист Deezer или загрузите чарт Deezer (топ-100) одной кнопкой. Жанр и год песен определяются автоматически.</w:t>
+      </w:r>
+    </w:p>
+    <w:p>
+      <w:pPr>
+        <w:pStyle w:val="ListParagraph"/>
+        <w:numPr>
+          <w:ilvl w:val="0"/>
+          <w:numId w:val="2"/>
+        </w:numPr>
+        <w:spacing w:after="60" w:line="290"/>
+      </w:pPr>
+      <w:r>
+        <w:rPr>
+          <w:b/>
+          <w:bCs/>
+        </w:rPr>
+        <w:t xml:space="preserve">Своя музыка</w:t>
+      </w:r>
+      <w:r>
+        <w:t xml:space="preserve"> — выберите папку с файлами mp3, m4a, flac или ogg. Название берётся из имени файла в формате «Исполнитель - Название». Игра читает только выбранные вами папки.</w:t>
+      </w:r>
     </w:p>
     <w:p>
       <w:pPr>
@@ -7517,7 +7136,7 @@
           <wp:inline distT="0" distB="0" distL="0" distR="0">
             <wp:extent cx="5715000" cy="3609975"/>
             <wp:effectExtent t="0" r="0" b="0" l="0"/>
-            <wp:docPr id="1" name="18-older.png" descr="«Что старше?»: у каждой песни есть кнопка «Слушать»" title="«Что старше?»: у каждой песни есть кнопка «Слушать»"/>
+            <wp:docPr id="1" name="16-collections-personal.png" descr="Личные подборки, плейлисты Deezer и своя музыка" title="Личные подборки, плейлисты Deezer и своя музыка"/>
             <wp:cNvGraphicFramePr>
               <a:graphicFrameLocks xmlns:a="http://schemas.openxmlformats.org/drawingml/2006/main" noChangeAspect="1"/>
             </wp:cNvGraphicFramePr>
@@ -7566,7 +7185,34 @@
           <w:sz w:val="18"/>
           <w:szCs w:val="18"/>
         </w:rPr>
-        <w:t xml:space="preserve">«Что старше?»: у каждой песни есть кнопка «Слушать»</w:t>
+        <w:t xml:space="preserve">Личные подборки, плейлисты Deezer и своя музыка</w:t>
+      </w:r>
+    </w:p>
+    <w:p>
+      <w:pPr>
+        <w:pStyle w:val="Heading1"/>
+        <w:pageBreakBefore/>
+      </w:pPr>
+      <w:r>
+        <w:t xml:space="preserve">9. Игротека</w:t>
+      </w:r>
+    </w:p>
+    <w:p>
+      <w:pPr>
+        <w:spacing w:after="120" w:line="300"/>
+      </w:pPr>
+      <w:r>
+        <w:t xml:space="preserve">Десять мини-игр о музыке без лестницы секунд. Каждая приносит опыт для уровня. Любую песню можно прослушать перед ответом — кнопка </w:t>
+      </w:r>
+      <w:r>
+        <w:rPr>
+          <w:b/>
+          <w:bCs/>
+        </w:rPr>
+        <w:t xml:space="preserve">«Слушать»</w:t>
+      </w:r>
+      <w:r>
+        <w:t xml:space="preserve"> рядом с песней; при ответе музыка останавливается.</w:t>
       </w:r>
     </w:p>
     <w:p>
@@ -7580,7 +7226,7 @@
           <wp:inline distT="0" distB="0" distL="0" distR="0">
             <wp:extent cx="5715000" cy="3609975"/>
             <wp:effectExtent t="0" r="0" b="0" l="0"/>
-            <wp:docPr id="1" name="22-cover.png" descr="«По обложке»: картинка становится чётче с каждой секундой" title="«По обложке»: картинка становится чётче с каждой секундой"/>
+            <wp:docPr id="1" name="17-arcade.png" descr="Игротека: десять мини-игр" title="Игротека: десять мини-игр"/>
             <wp:cNvGraphicFramePr>
               <a:graphicFrameLocks xmlns:a="http://schemas.openxmlformats.org/drawingml/2006/main" noChangeAspect="1"/>
             </wp:cNvGraphicFramePr>
@@ -7629,8 +7275,770 @@
           <w:sz w:val="18"/>
           <w:szCs w:val="18"/>
         </w:rPr>
-        <w:t xml:space="preserve">«По обложке»: картинка становится чётче с каждой секундой</w:t>
-      </w:r>
+        <w:t xml:space="preserve">Игротека: десять мини-игр</w:t>
+      </w:r>
+    </w:p>
+    <w:tbl>
+      <w:tblPr>
+        <w:tblW w:type="dxa" w:w="9638"/>
+        <w:tblBorders>
+          <w:top w:val="single" w:color="auto" w:sz="4"/>
+          <w:left w:val="single" w:color="auto" w:sz="4"/>
+          <w:bottom w:val="single" w:color="auto" w:sz="4"/>
+          <w:right w:val="single" w:color="auto" w:sz="4"/>
+          <w:insideH w:val="single" w:color="auto" w:sz="4"/>
+          <w:insideV w:val="single" w:color="auto" w:sz="4"/>
+        </w:tblBorders>
+      </w:tblPr>
+      <w:tblGrid>
+        <w:gridCol w:w="2400"/>
+        <w:gridCol w:w="7238"/>
+      </w:tblGrid>
+      <w:tr>
+        <w:trPr>
+          <w:cantSplit/>
+          <w:tblHeader/>
+        </w:trPr>
+        <w:tc>
+          <w:tcPr>
+            <w:tcW w:type="dxa" w:w="2400"/>
+            <w:tcBorders>
+              <w:top w:val="single" w:color="D9D2EE" w:sz="4"/>
+              <w:left w:val="single" w:color="D9D2EE" w:sz="4"/>
+              <w:bottom w:val="single" w:color="D9D2EE" w:sz="4"/>
+              <w:right w:val="single" w:color="D9D2EE" w:sz="4"/>
+            </w:tcBorders>
+            <w:shd w:fill="EDE7FB" w:color="auto" w:val="clear"/>
+            <w:tcMar>
+              <w:top w:type="dxa" w:w="60"/>
+              <w:left w:type="dxa" w:w="100"/>
+              <w:bottom w:type="dxa" w:w="60"/>
+              <w:right w:type="dxa" w:w="100"/>
+            </w:tcMar>
+          </w:tcPr>
+          <w:p>
+            <w:pPr>
+              <w:keepNext/>
+              <w:keepLines/>
+              <w:spacing w:after="0" w:line="270"/>
+            </w:pPr>
+            <w:r>
+              <w:rPr>
+                <w:b/>
+                <w:bCs/>
+              </w:rPr>
+              <w:t xml:space="preserve">Игра</w:t>
+            </w:r>
+          </w:p>
+        </w:tc>
+        <w:tc>
+          <w:tcPr>
+            <w:tcW w:type="dxa" w:w="7238"/>
+            <w:tcBorders>
+              <w:top w:val="single" w:color="D9D2EE" w:sz="4"/>
+              <w:left w:val="single" w:color="D9D2EE" w:sz="4"/>
+              <w:bottom w:val="single" w:color="D9D2EE" w:sz="4"/>
+              <w:right w:val="single" w:color="D9D2EE" w:sz="4"/>
+            </w:tcBorders>
+            <w:shd w:fill="EDE7FB" w:color="auto" w:val="clear"/>
+            <w:tcMar>
+              <w:top w:type="dxa" w:w="60"/>
+              <w:left w:type="dxa" w:w="100"/>
+              <w:bottom w:type="dxa" w:w="60"/>
+              <w:right w:type="dxa" w:w="100"/>
+            </w:tcMar>
+          </w:tcPr>
+          <w:p>
+            <w:pPr>
+              <w:keepNext/>
+              <w:keepLines/>
+              <w:spacing w:after="0" w:line="270"/>
+            </w:pPr>
+            <w:r>
+              <w:rPr>
+                <w:b/>
+                <w:bCs/>
+              </w:rPr>
+              <w:t xml:space="preserve">Правила</w:t>
+            </w:r>
+          </w:p>
+        </w:tc>
+      </w:tr>
+      <w:tr>
+        <w:trPr>
+          <w:cantSplit/>
+        </w:trPr>
+        <w:tc>
+          <w:tcPr>
+            <w:tcW w:type="dxa" w:w="2400"/>
+            <w:tcBorders>
+              <w:top w:val="single" w:color="D9D2EE" w:sz="4"/>
+              <w:left w:val="single" w:color="D9D2EE" w:sz="4"/>
+              <w:bottom w:val="single" w:color="D9D2EE" w:sz="4"/>
+              <w:right w:val="single" w:color="D9D2EE" w:sz="4"/>
+            </w:tcBorders>
+            <w:tcMar>
+              <w:top w:type="dxa" w:w="60"/>
+              <w:left w:type="dxa" w:w="100"/>
+              <w:bottom w:type="dxa" w:w="60"/>
+              <w:right w:type="dxa" w:w="100"/>
+            </w:tcMar>
+          </w:tcPr>
+          <w:p>
+            <w:pPr>
+              <w:keepNext/>
+              <w:keepLines/>
+              <w:spacing w:after="0" w:line="270"/>
+            </w:pPr>
+            <w:r>
+              <w:rPr>
+                <w:b/>
+                <w:bCs/>
+              </w:rPr>
+              <w:t xml:space="preserve">Что старше?</w:t>
+            </w:r>
+          </w:p>
+        </w:tc>
+        <w:tc>
+          <w:tcPr>
+            <w:tcW w:type="dxa" w:w="7238"/>
+            <w:tcBorders>
+              <w:top w:val="single" w:color="D9D2EE" w:sz="4"/>
+              <w:left w:val="single" w:color="D9D2EE" w:sz="4"/>
+              <w:bottom w:val="single" w:color="D9D2EE" w:sz="4"/>
+              <w:right w:val="single" w:color="D9D2EE" w:sz="4"/>
+            </w:tcBorders>
+            <w:tcMar>
+              <w:top w:type="dxa" w:w="60"/>
+              <w:left w:type="dxa" w:w="100"/>
+              <w:bottom w:type="dxa" w:w="60"/>
+              <w:right w:type="dxa" w:w="100"/>
+            </w:tcMar>
+          </w:tcPr>
+          <w:p>
+            <w:pPr>
+              <w:keepNext/>
+              <w:keepLines/>
+              <w:spacing w:after="0" w:line="270"/>
+            </w:pPr>
+            <w:r>
+              <w:rPr>
+                <w:b w:val="false"/>
+                <w:bCs w:val="false"/>
+              </w:rPr>
+              <w:t xml:space="preserve">Из двух песен выберите вышедшую раньше. Верный ответ — новая пара, цепочка идёт до первой ошибки.</w:t>
+            </w:r>
+          </w:p>
+        </w:tc>
+      </w:tr>
+      <w:tr>
+        <w:trPr>
+          <w:cantSplit/>
+        </w:trPr>
+        <w:tc>
+          <w:tcPr>
+            <w:tcW w:type="dxa" w:w="2400"/>
+            <w:tcBorders>
+              <w:top w:val="single" w:color="D9D2EE" w:sz="4"/>
+              <w:left w:val="single" w:color="D9D2EE" w:sz="4"/>
+              <w:bottom w:val="single" w:color="D9D2EE" w:sz="4"/>
+              <w:right w:val="single" w:color="D9D2EE" w:sz="4"/>
+            </w:tcBorders>
+            <w:tcMar>
+              <w:top w:type="dxa" w:w="60"/>
+              <w:left w:type="dxa" w:w="100"/>
+              <w:bottom w:type="dxa" w:w="60"/>
+              <w:right w:type="dxa" w:w="100"/>
+            </w:tcMar>
+          </w:tcPr>
+          <w:p>
+            <w:pPr>
+              <w:keepNext/>
+              <w:keepLines/>
+              <w:spacing w:after="0" w:line="270"/>
+            </w:pPr>
+            <w:r>
+              <w:rPr>
+                <w:b/>
+                <w:bCs/>
+              </w:rPr>
+              <w:t xml:space="preserve">Хронология</w:t>
+            </w:r>
+          </w:p>
+        </w:tc>
+        <w:tc>
+          <w:tcPr>
+            <w:tcW w:type="dxa" w:w="7238"/>
+            <w:tcBorders>
+              <w:top w:val="single" w:color="D9D2EE" w:sz="4"/>
+              <w:left w:val="single" w:color="D9D2EE" w:sz="4"/>
+              <w:bottom w:val="single" w:color="D9D2EE" w:sz="4"/>
+              <w:right w:val="single" w:color="D9D2EE" w:sz="4"/>
+            </w:tcBorders>
+            <w:tcMar>
+              <w:top w:type="dxa" w:w="60"/>
+              <w:left w:type="dxa" w:w="100"/>
+              <w:bottom w:type="dxa" w:w="60"/>
+              <w:right w:type="dxa" w:w="100"/>
+            </w:tcMar>
+          </w:tcPr>
+          <w:p>
+            <w:pPr>
+              <w:keepNext/>
+              <w:keepLines/>
+              <w:spacing w:after="0" w:line="270"/>
+            </w:pPr>
+            <w:r>
+              <w:rPr>
+                <w:b w:val="false"/>
+                <w:bCs w:val="false"/>
+              </w:rPr>
+              <w:t xml:space="preserve">Расставьте пять песен по году выхода стрелками вверх и вниз, затем нажмите «Проверить».</w:t>
+            </w:r>
+          </w:p>
+        </w:tc>
+      </w:tr>
+      <w:tr>
+        <w:trPr>
+          <w:cantSplit/>
+        </w:trPr>
+        <w:tc>
+          <w:tcPr>
+            <w:tcW w:type="dxa" w:w="2400"/>
+            <w:tcBorders>
+              <w:top w:val="single" w:color="D9D2EE" w:sz="4"/>
+              <w:left w:val="single" w:color="D9D2EE" w:sz="4"/>
+              <w:bottom w:val="single" w:color="D9D2EE" w:sz="4"/>
+              <w:right w:val="single" w:color="D9D2EE" w:sz="4"/>
+            </w:tcBorders>
+            <w:tcMar>
+              <w:top w:type="dxa" w:w="60"/>
+              <w:left w:type="dxa" w:w="100"/>
+              <w:bottom w:type="dxa" w:w="60"/>
+              <w:right w:type="dxa" w:w="100"/>
+            </w:tcMar>
+          </w:tcPr>
+          <w:p>
+            <w:pPr>
+              <w:keepNext/>
+              <w:keepLines/>
+              <w:spacing w:after="0" w:line="270"/>
+            </w:pPr>
+            <w:r>
+              <w:rPr>
+                <w:b/>
+                <w:bCs/>
+              </w:rPr>
+              <w:t xml:space="preserve">Чья песня?</w:t>
+            </w:r>
+          </w:p>
+        </w:tc>
+        <w:tc>
+          <w:tcPr>
+            <w:tcW w:type="dxa" w:w="7238"/>
+            <w:tcBorders>
+              <w:top w:val="single" w:color="D9D2EE" w:sz="4"/>
+              <w:left w:val="single" w:color="D9D2EE" w:sz="4"/>
+              <w:bottom w:val="single" w:color="D9D2EE" w:sz="4"/>
+              <w:right w:val="single" w:color="D9D2EE" w:sz="4"/>
+            </w:tcBorders>
+            <w:tcMar>
+              <w:top w:type="dxa" w:w="60"/>
+              <w:left w:type="dxa" w:w="100"/>
+              <w:bottom w:type="dxa" w:w="60"/>
+              <w:right w:type="dxa" w:w="100"/>
+            </w:tcMar>
+          </w:tcPr>
+          <w:p>
+            <w:pPr>
+              <w:keepNext/>
+              <w:keepLines/>
+              <w:spacing w:after="0" w:line="270"/>
+            </w:pPr>
+            <w:r>
+              <w:rPr>
+                <w:b w:val="false"/>
+                <w:bCs w:val="false"/>
+              </w:rPr>
+              <w:t xml:space="preserve">По трём названиям песен угадайте исполнителя из четырёх вариантов.</w:t>
+            </w:r>
+          </w:p>
+        </w:tc>
+      </w:tr>
+      <w:tr>
+        <w:trPr>
+          <w:cantSplit/>
+        </w:trPr>
+        <w:tc>
+          <w:tcPr>
+            <w:tcW w:type="dxa" w:w="2400"/>
+            <w:tcBorders>
+              <w:top w:val="single" w:color="D9D2EE" w:sz="4"/>
+              <w:left w:val="single" w:color="D9D2EE" w:sz="4"/>
+              <w:bottom w:val="single" w:color="D9D2EE" w:sz="4"/>
+              <w:right w:val="single" w:color="D9D2EE" w:sz="4"/>
+            </w:tcBorders>
+            <w:tcMar>
+              <w:top w:type="dxa" w:w="60"/>
+              <w:left w:type="dxa" w:w="100"/>
+              <w:bottom w:type="dxa" w:w="60"/>
+              <w:right w:type="dxa" w:w="100"/>
+            </w:tcMar>
+          </w:tcPr>
+          <w:p>
+            <w:pPr>
+              <w:keepNext/>
+              <w:keepLines/>
+              <w:spacing w:after="0" w:line="270"/>
+            </w:pPr>
+            <w:r>
+              <w:rPr>
+                <w:b/>
+                <w:bCs/>
+              </w:rPr>
+              <w:t xml:space="preserve">Найди лишнее</w:t>
+            </w:r>
+          </w:p>
+        </w:tc>
+        <w:tc>
+          <w:tcPr>
+            <w:tcW w:type="dxa" w:w="7238"/>
+            <w:tcBorders>
+              <w:top w:val="single" w:color="D9D2EE" w:sz="4"/>
+              <w:left w:val="single" w:color="D9D2EE" w:sz="4"/>
+              <w:bottom w:val="single" w:color="D9D2EE" w:sz="4"/>
+              <w:right w:val="single" w:color="D9D2EE" w:sz="4"/>
+            </w:tcBorders>
+            <w:tcMar>
+              <w:top w:type="dxa" w:w="60"/>
+              <w:left w:type="dxa" w:w="100"/>
+              <w:bottom w:type="dxa" w:w="60"/>
+              <w:right w:type="dxa" w:w="100"/>
+            </w:tcMar>
+          </w:tcPr>
+          <w:p>
+            <w:pPr>
+              <w:keepNext/>
+              <w:keepLines/>
+              <w:spacing w:after="0" w:line="270"/>
+            </w:pPr>
+            <w:r>
+              <w:rPr>
+                <w:b w:val="false"/>
+                <w:bCs w:val="false"/>
+              </w:rPr>
+              <w:t xml:space="preserve">Три песни из одного десятилетия, одна — из другого. Найдите её.</w:t>
+            </w:r>
+          </w:p>
+        </w:tc>
+      </w:tr>
+      <w:tr>
+        <w:trPr>
+          <w:cantSplit/>
+        </w:trPr>
+        <w:tc>
+          <w:tcPr>
+            <w:tcW w:type="dxa" w:w="2400"/>
+            <w:tcBorders>
+              <w:top w:val="single" w:color="D9D2EE" w:sz="4"/>
+              <w:left w:val="single" w:color="D9D2EE" w:sz="4"/>
+              <w:bottom w:val="single" w:color="D9D2EE" w:sz="4"/>
+              <w:right w:val="single" w:color="D9D2EE" w:sz="4"/>
+            </w:tcBorders>
+            <w:tcMar>
+              <w:top w:type="dxa" w:w="60"/>
+              <w:left w:type="dxa" w:w="100"/>
+              <w:bottom w:type="dxa" w:w="60"/>
+              <w:right w:type="dxa" w:w="100"/>
+            </w:tcMar>
+          </w:tcPr>
+          <w:p>
+            <w:pPr>
+              <w:keepNext/>
+              <w:keepLines/>
+              <w:spacing w:after="0" w:line="270"/>
+            </w:pPr>
+            <w:r>
+              <w:rPr>
+                <w:b/>
+                <w:bCs/>
+              </w:rPr>
+              <w:t xml:space="preserve">По обложке</w:t>
+            </w:r>
+          </w:p>
+        </w:tc>
+        <w:tc>
+          <w:tcPr>
+            <w:tcW w:type="dxa" w:w="7238"/>
+            <w:tcBorders>
+              <w:top w:val="single" w:color="D9D2EE" w:sz="4"/>
+              <w:left w:val="single" w:color="D9D2EE" w:sz="4"/>
+              <w:bottom w:val="single" w:color="D9D2EE" w:sz="4"/>
+              <w:right w:val="single" w:color="D9D2EE" w:sz="4"/>
+            </w:tcBorders>
+            <w:tcMar>
+              <w:top w:type="dxa" w:w="60"/>
+              <w:left w:type="dxa" w:w="100"/>
+              <w:bottom w:type="dxa" w:w="60"/>
+              <w:right w:type="dxa" w:w="100"/>
+            </w:tcMar>
+          </w:tcPr>
+          <w:p>
+            <w:pPr>
+              <w:keepNext/>
+              <w:keepLines/>
+              <w:spacing w:after="0" w:line="270"/>
+            </w:pPr>
+            <w:r>
+              <w:rPr>
+                <w:b w:val="false"/>
+                <w:bCs w:val="false"/>
+              </w:rPr>
+              <w:t xml:space="preserve">Размытая обложка альбома постепенно проясняется. Чем раньше узнаете песню, тем больше очков.</w:t>
+            </w:r>
+          </w:p>
+        </w:tc>
+      </w:tr>
+      <w:tr>
+        <w:trPr>
+          <w:cantSplit/>
+        </w:trPr>
+        <w:tc>
+          <w:tcPr>
+            <w:tcW w:type="dxa" w:w="2400"/>
+            <w:tcBorders>
+              <w:top w:val="single" w:color="D9D2EE" w:sz="4"/>
+              <w:left w:val="single" w:color="D9D2EE" w:sz="4"/>
+              <w:bottom w:val="single" w:color="D9D2EE" w:sz="4"/>
+              <w:right w:val="single" w:color="D9D2EE" w:sz="4"/>
+            </w:tcBorders>
+            <w:tcMar>
+              <w:top w:type="dxa" w:w="60"/>
+              <w:left w:type="dxa" w:w="100"/>
+              <w:bottom w:type="dxa" w:w="60"/>
+              <w:right w:type="dxa" w:w="100"/>
+            </w:tcMar>
+          </w:tcPr>
+          <w:p>
+            <w:pPr>
+              <w:keepNext/>
+              <w:keepLines/>
+              <w:spacing w:after="0" w:line="270"/>
+            </w:pPr>
+            <w:r>
+              <w:rPr>
+                <w:b/>
+                <w:bCs/>
+              </w:rPr>
+              <w:t xml:space="preserve">Допиши название</w:t>
+            </w:r>
+          </w:p>
+        </w:tc>
+        <w:tc>
+          <w:tcPr>
+            <w:tcW w:type="dxa" w:w="7238"/>
+            <w:tcBorders>
+              <w:top w:val="single" w:color="D9D2EE" w:sz="4"/>
+              <w:left w:val="single" w:color="D9D2EE" w:sz="4"/>
+              <w:bottom w:val="single" w:color="D9D2EE" w:sz="4"/>
+              <w:right w:val="single" w:color="D9D2EE" w:sz="4"/>
+            </w:tcBorders>
+            <w:tcMar>
+              <w:top w:type="dxa" w:w="60"/>
+              <w:left w:type="dxa" w:w="100"/>
+              <w:bottom w:type="dxa" w:w="60"/>
+              <w:right w:type="dxa" w:w="100"/>
+            </w:tcMar>
+          </w:tcPr>
+          <w:p>
+            <w:pPr>
+              <w:keepNext/>
+              <w:keepLines/>
+              <w:spacing w:after="0" w:line="270"/>
+            </w:pPr>
+            <w:r>
+              <w:rPr>
+                <w:b w:val="false"/>
+                <w:bCs w:val="false"/>
+              </w:rPr>
+              <w:t xml:space="preserve">В названии песни пропало слово — выберите, какое.</w:t>
+            </w:r>
+          </w:p>
+        </w:tc>
+      </w:tr>
+      <w:tr>
+        <w:trPr>
+          <w:cantSplit/>
+        </w:trPr>
+        <w:tc>
+          <w:tcPr>
+            <w:tcW w:type="dxa" w:w="2400"/>
+            <w:tcBorders>
+              <w:top w:val="single" w:color="D9D2EE" w:sz="4"/>
+              <w:left w:val="single" w:color="D9D2EE" w:sz="4"/>
+              <w:bottom w:val="single" w:color="D9D2EE" w:sz="4"/>
+              <w:right w:val="single" w:color="D9D2EE" w:sz="4"/>
+            </w:tcBorders>
+            <w:tcMar>
+              <w:top w:type="dxa" w:w="60"/>
+              <w:left w:type="dxa" w:w="100"/>
+              <w:bottom w:type="dxa" w:w="60"/>
+              <w:right w:type="dxa" w:w="100"/>
+            </w:tcMar>
+          </w:tcPr>
+          <w:p>
+            <w:pPr>
+              <w:keepNext/>
+              <w:keepLines/>
+              <w:spacing w:after="0" w:line="270"/>
+            </w:pPr>
+            <w:r>
+              <w:rPr>
+                <w:b/>
+                <w:bCs/>
+              </w:rPr>
+              <w:t xml:space="preserve">Музыкальная лента</w:t>
+            </w:r>
+          </w:p>
+        </w:tc>
+        <w:tc>
+          <w:tcPr>
+            <w:tcW w:type="dxa" w:w="7238"/>
+            <w:tcBorders>
+              <w:top w:val="single" w:color="D9D2EE" w:sz="4"/>
+              <w:left w:val="single" w:color="D9D2EE" w:sz="4"/>
+              <w:bottom w:val="single" w:color="D9D2EE" w:sz="4"/>
+              <w:right w:val="single" w:color="D9D2EE" w:sz="4"/>
+            </w:tcBorders>
+            <w:tcMar>
+              <w:top w:type="dxa" w:w="60"/>
+              <w:left w:type="dxa" w:w="100"/>
+              <w:bottom w:type="dxa" w:w="60"/>
+              <w:right w:type="dxa" w:w="100"/>
+            </w:tcMar>
+          </w:tcPr>
+          <w:p>
+            <w:pPr>
+              <w:keepNext/>
+              <w:keepLines/>
+              <w:spacing w:after="0" w:line="270"/>
+            </w:pPr>
+            <w:r>
+              <w:rPr>
+                <w:b w:val="false"/>
+                <w:bCs w:val="false"/>
+              </w:rPr>
+              <w:t xml:space="preserve">Звучит песня с закрытым названием — поставьте её на свою ленту по годам. Ошибка стоит жизни (их три), цель — лента из 10 песен.</w:t>
+            </w:r>
+          </w:p>
+        </w:tc>
+      </w:tr>
+      <w:tr>
+        <w:trPr>
+          <w:cantSplit/>
+        </w:trPr>
+        <w:tc>
+          <w:tcPr>
+            <w:tcW w:type="dxa" w:w="2400"/>
+            <w:tcBorders>
+              <w:top w:val="single" w:color="D9D2EE" w:sz="4"/>
+              <w:left w:val="single" w:color="D9D2EE" w:sz="4"/>
+              <w:bottom w:val="single" w:color="D9D2EE" w:sz="4"/>
+              <w:right w:val="single" w:color="D9D2EE" w:sz="4"/>
+            </w:tcBorders>
+            <w:tcMar>
+              <w:top w:type="dxa" w:w="60"/>
+              <w:left w:type="dxa" w:w="100"/>
+              <w:bottom w:type="dxa" w:w="60"/>
+              <w:right w:type="dxa" w:w="100"/>
+            </w:tcMar>
+          </w:tcPr>
+          <w:p>
+            <w:pPr>
+              <w:keepNext/>
+              <w:keepLines/>
+              <w:spacing w:after="0" w:line="270"/>
+            </w:pPr>
+            <w:r>
+              <w:rPr>
+                <w:b/>
+                <w:bCs/>
+              </w:rPr>
+              <w:t xml:space="preserve">Музыкальное бинго</w:t>
+            </w:r>
+          </w:p>
+        </w:tc>
+        <w:tc>
+          <w:tcPr>
+            <w:tcW w:type="dxa" w:w="7238"/>
+            <w:tcBorders>
+              <w:top w:val="single" w:color="D9D2EE" w:sz="4"/>
+              <w:left w:val="single" w:color="D9D2EE" w:sz="4"/>
+              <w:bottom w:val="single" w:color="D9D2EE" w:sz="4"/>
+              <w:right w:val="single" w:color="D9D2EE" w:sz="4"/>
+            </w:tcBorders>
+            <w:tcMar>
+              <w:top w:type="dxa" w:w="60"/>
+              <w:left w:type="dxa" w:w="100"/>
+              <w:bottom w:type="dxa" w:w="60"/>
+              <w:right w:type="dxa" w:w="100"/>
+            </w:tcMar>
+          </w:tcPr>
+          <w:p>
+            <w:pPr>
+              <w:keepNext/>
+              <w:keepLines/>
+              <w:spacing w:after="0" w:line="270"/>
+            </w:pPr>
+            <w:r>
+              <w:rPr>
+                <w:b w:val="false"/>
+                <w:bCs w:val="false"/>
+              </w:rPr>
+              <w:t xml:space="preserve">Карточка 4×4 из исполнителей. Песни играют одна за другой: услышали исполнителя с карточки — отмечайте, нет его — «Нет на карточке». Соберите линию.</w:t>
+            </w:r>
+          </w:p>
+        </w:tc>
+      </w:tr>
+      <w:tr>
+        <w:trPr>
+          <w:cantSplit/>
+        </w:trPr>
+        <w:tc>
+          <w:tcPr>
+            <w:tcW w:type="dxa" w:w="2400"/>
+            <w:tcBorders>
+              <w:top w:val="single" w:color="D9D2EE" w:sz="4"/>
+              <w:left w:val="single" w:color="D9D2EE" w:sz="4"/>
+              <w:bottom w:val="single" w:color="D9D2EE" w:sz="4"/>
+              <w:right w:val="single" w:color="D9D2EE" w:sz="4"/>
+            </w:tcBorders>
+            <w:tcMar>
+              <w:top w:type="dxa" w:w="60"/>
+              <w:left w:type="dxa" w:w="100"/>
+              <w:bottom w:type="dxa" w:w="60"/>
+              <w:right w:type="dxa" w:w="100"/>
+            </w:tcMar>
+          </w:tcPr>
+          <w:p>
+            <w:pPr>
+              <w:keepNext/>
+              <w:keepLines/>
+              <w:spacing w:after="0" w:line="270"/>
+            </w:pPr>
+            <w:r>
+              <w:rPr>
+                <w:b/>
+                <w:bCs/>
+              </w:rPr>
+              <w:t xml:space="preserve">Цепочка артистов</w:t>
+            </w:r>
+          </w:p>
+        </w:tc>
+        <w:tc>
+          <w:tcPr>
+            <w:tcW w:type="dxa" w:w="7238"/>
+            <w:tcBorders>
+              <w:top w:val="single" w:color="D9D2EE" w:sz="4"/>
+              <w:left w:val="single" w:color="D9D2EE" w:sz="4"/>
+              <w:bottom w:val="single" w:color="D9D2EE" w:sz="4"/>
+              <w:right w:val="single" w:color="D9D2EE" w:sz="4"/>
+            </w:tcBorders>
+            <w:tcMar>
+              <w:top w:type="dxa" w:w="60"/>
+              <w:left w:type="dxa" w:w="100"/>
+              <w:bottom w:type="dxa" w:w="60"/>
+              <w:right w:type="dxa" w:w="100"/>
+            </w:tcMar>
+          </w:tcPr>
+          <w:p>
+            <w:pPr>
+              <w:keepNext/>
+              <w:keepLines/>
+              <w:spacing w:after="0" w:line="270"/>
+            </w:pPr>
+            <w:r>
+              <w:rPr>
+                <w:b w:val="false"/>
+                <w:bCs w:val="false"/>
+              </w:rPr>
+              <w:t xml:space="preserve">Игра в слова с ботом: каждый исполнитель начинается на последнюю букву предыдущего. 25 секунд на ход, три ошибки — конец.</w:t>
+            </w:r>
+          </w:p>
+        </w:tc>
+      </w:tr>
+      <w:tr>
+        <w:trPr>
+          <w:cantSplit/>
+        </w:trPr>
+        <w:tc>
+          <w:tcPr>
+            <w:tcW w:type="dxa" w:w="2400"/>
+            <w:tcBorders>
+              <w:top w:val="single" w:color="D9D2EE" w:sz="4"/>
+              <w:left w:val="single" w:color="D9D2EE" w:sz="4"/>
+              <w:bottom w:val="single" w:color="D9D2EE" w:sz="4"/>
+              <w:right w:val="single" w:color="D9D2EE" w:sz="4"/>
+            </w:tcBorders>
+            <w:tcMar>
+              <w:top w:type="dxa" w:w="60"/>
+              <w:left w:type="dxa" w:w="100"/>
+              <w:bottom w:type="dxa" w:w="60"/>
+              <w:right w:type="dxa" w:w="100"/>
+            </w:tcMar>
+          </w:tcPr>
+          <w:p>
+            <w:pPr>
+              <w:keepNext w:val="false"/>
+              <w:keepLines/>
+              <w:spacing w:after="0" w:line="270"/>
+            </w:pPr>
+            <w:r>
+              <w:rPr>
+                <w:b/>
+                <w:bCs/>
+              </w:rPr>
+              <w:t xml:space="preserve">Битва хитов</w:t>
+            </w:r>
+          </w:p>
+        </w:tc>
+        <w:tc>
+          <w:tcPr>
+            <w:tcW w:type="dxa" w:w="7238"/>
+            <w:tcBorders>
+              <w:top w:val="single" w:color="D9D2EE" w:sz="4"/>
+              <w:left w:val="single" w:color="D9D2EE" w:sz="4"/>
+              <w:bottom w:val="single" w:color="D9D2EE" w:sz="4"/>
+              <w:right w:val="single" w:color="D9D2EE" w:sz="4"/>
+            </w:tcBorders>
+            <w:tcMar>
+              <w:top w:type="dxa" w:w="60"/>
+              <w:left w:type="dxa" w:w="100"/>
+              <w:bottom w:type="dxa" w:w="60"/>
+              <w:right w:type="dxa" w:w="100"/>
+            </w:tcMar>
+          </w:tcPr>
+          <w:p>
+            <w:pPr>
+              <w:keepNext w:val="false"/>
+              <w:keepLines/>
+              <w:spacing w:after="0" w:line="270"/>
+            </w:pPr>
+            <w:r>
+              <w:rPr>
+                <w:b w:val="false"/>
+                <w:bCs w:val="false"/>
+              </w:rPr>
+              <w:t xml:space="preserve">Турнир из 8 хитов выбранной темы: в каждой паре оставьте ту песню, что нравится больше. В финале — ваш чемпион и ваш топ-4.</w:t>
+            </w:r>
+          </w:p>
+        </w:tc>
+      </w:tr>
+    </w:tbl>
+    <w:p>
+      <w:pPr>
+        <w:spacing w:after="120"/>
+      </w:pPr>
     </w:p>
     <w:p>
       <w:pPr>
@@ -7643,7 +8051,7 @@
           <wp:inline distT="0" distB="0" distL="0" distR="0">
             <wp:extent cx="5715000" cy="3609975"/>
             <wp:effectExtent t="0" r="0" b="0" l="0"/>
-            <wp:docPr id="1" name="23-missing.png" descr="«Допиши название»: выберите пропавшее слово" title="«Допиши название»: выберите пропавшее слово"/>
+            <wp:docPr id="1" name="18-older.png" descr="«Что старше?»: у каждой песни есть кнопка «Слушать»" title="«Что старше?»: у каждой песни есть кнопка «Слушать»"/>
             <wp:cNvGraphicFramePr>
               <a:graphicFrameLocks xmlns:a="http://schemas.openxmlformats.org/drawingml/2006/main" noChangeAspect="1"/>
             </wp:cNvGraphicFramePr>
@@ -7692,16 +8100,7 @@
           <w:sz w:val="18"/>
           <w:szCs w:val="18"/>
         </w:rPr>
-        <w:t xml:space="preserve">«Допиши название»: выберите пропавшее слово</w:t>
-      </w:r>
-    </w:p>
-    <w:p>
-      <w:pPr>
-        <w:pStyle w:val="Heading1"/>
-        <w:pageBreakBefore/>
-      </w:pPr>
-      <w:r>
-        <w:t xml:space="preserve">10. Библиотека и своя база песен</w:t>
+        <w:t xml:space="preserve">«Что старше?»: у каждой песни есть кнопка «Слушать»</w:t>
       </w:r>
     </w:p>
     <w:p>
@@ -7715,7 +8114,7 @@
           <wp:inline distT="0" distB="0" distL="0" distR="0">
             <wp:extent cx="5715000" cy="3609975"/>
             <wp:effectExtent t="0" r="0" b="0" l="0"/>
-            <wp:docPr id="1" name="25-library.png" descr="Библиотека: все песни базы с фильтрами" title="Библиотека: все песни базы с фильтрами"/>
+            <wp:docPr id="1" name="22-cover.png" descr="«По обложке»: картинка становится чётче с каждой секундой" title="«По обложке»: картинка становится чётче с каждой секундой"/>
             <wp:cNvGraphicFramePr>
               <a:graphicFrameLocks xmlns:a="http://schemas.openxmlformats.org/drawingml/2006/main" noChangeAspect="1"/>
             </wp:cNvGraphicFramePr>
@@ -7764,371 +8163,7 @@
           <w:sz w:val="18"/>
           <w:szCs w:val="18"/>
         </w:rPr>
-        <w:t xml:space="preserve">Библиотека: все песни базы с фильтрами</w:t>
-      </w:r>
-    </w:p>
-    <w:tbl>
-      <w:tblPr>
-        <w:tblW w:type="dxa" w:w="9638"/>
-        <w:tblBorders>
-          <w:top w:val="single" w:color="auto" w:sz="4"/>
-          <w:left w:val="single" w:color="auto" w:sz="4"/>
-          <w:bottom w:val="single" w:color="auto" w:sz="4"/>
-          <w:right w:val="single" w:color="auto" w:sz="4"/>
-          <w:insideH w:val="single" w:color="auto" w:sz="4"/>
-          <w:insideV w:val="single" w:color="auto" w:sz="4"/>
-        </w:tblBorders>
-      </w:tblPr>
-      <w:tblGrid>
-        <w:gridCol w:w="2400"/>
-        <w:gridCol w:w="7238"/>
-      </w:tblGrid>
-      <w:tr>
-        <w:trPr>
-          <w:cantSplit/>
-          <w:tblHeader/>
-        </w:trPr>
-        <w:tc>
-          <w:tcPr>
-            <w:tcW w:type="dxa" w:w="2400"/>
-            <w:tcBorders>
-              <w:top w:val="single" w:color="D9D2EE" w:sz="4"/>
-              <w:left w:val="single" w:color="D9D2EE" w:sz="4"/>
-              <w:bottom w:val="single" w:color="D9D2EE" w:sz="4"/>
-              <w:right w:val="single" w:color="D9D2EE" w:sz="4"/>
-            </w:tcBorders>
-            <w:shd w:fill="EDE7FB" w:color="auto" w:val="clear"/>
-            <w:tcMar>
-              <w:top w:type="dxa" w:w="60"/>
-              <w:left w:type="dxa" w:w="100"/>
-              <w:bottom w:type="dxa" w:w="60"/>
-              <w:right w:type="dxa" w:w="100"/>
-            </w:tcMar>
-          </w:tcPr>
-          <w:p>
-            <w:pPr>
-              <w:keepNext/>
-              <w:keepLines/>
-              <w:spacing w:after="0" w:line="270"/>
-            </w:pPr>
-            <w:r>
-              <w:rPr>
-                <w:b/>
-                <w:bCs/>
-              </w:rPr>
-              <w:t xml:space="preserve">Вкладка</w:t>
-            </w:r>
-          </w:p>
-        </w:tc>
-        <w:tc>
-          <w:tcPr>
-            <w:tcW w:type="dxa" w:w="7238"/>
-            <w:tcBorders>
-              <w:top w:val="single" w:color="D9D2EE" w:sz="4"/>
-              <w:left w:val="single" w:color="D9D2EE" w:sz="4"/>
-              <w:bottom w:val="single" w:color="D9D2EE" w:sz="4"/>
-              <w:right w:val="single" w:color="D9D2EE" w:sz="4"/>
-            </w:tcBorders>
-            <w:shd w:fill="EDE7FB" w:color="auto" w:val="clear"/>
-            <w:tcMar>
-              <w:top w:type="dxa" w:w="60"/>
-              <w:left w:type="dxa" w:w="100"/>
-              <w:bottom w:type="dxa" w:w="60"/>
-              <w:right w:type="dxa" w:w="100"/>
-            </w:tcMar>
-          </w:tcPr>
-          <w:p>
-            <w:pPr>
-              <w:keepNext/>
-              <w:keepLines/>
-              <w:spacing w:after="0" w:line="270"/>
-            </w:pPr>
-            <w:r>
-              <w:rPr>
-                <w:b/>
-                <w:bCs/>
-              </w:rPr>
-              <w:t xml:space="preserve">Что там</w:t>
-            </w:r>
-          </w:p>
-        </w:tc>
-      </w:tr>
-      <w:tr>
-        <w:trPr>
-          <w:cantSplit/>
-        </w:trPr>
-        <w:tc>
-          <w:tcPr>
-            <w:tcW w:type="dxa" w:w="2400"/>
-            <w:tcBorders>
-              <w:top w:val="single" w:color="D9D2EE" w:sz="4"/>
-              <w:left w:val="single" w:color="D9D2EE" w:sz="4"/>
-              <w:bottom w:val="single" w:color="D9D2EE" w:sz="4"/>
-              <w:right w:val="single" w:color="D9D2EE" w:sz="4"/>
-            </w:tcBorders>
-            <w:tcMar>
-              <w:top w:type="dxa" w:w="60"/>
-              <w:left w:type="dxa" w:w="100"/>
-              <w:bottom w:type="dxa" w:w="60"/>
-              <w:right w:type="dxa" w:w="100"/>
-            </w:tcMar>
-          </w:tcPr>
-          <w:p>
-            <w:pPr>
-              <w:keepNext/>
-              <w:keepLines/>
-              <w:spacing w:after="0" w:line="270"/>
-            </w:pPr>
-            <w:r>
-              <w:rPr>
-                <w:b/>
-                <w:bCs/>
-              </w:rPr>
-              <w:t xml:space="preserve">Все песни</w:t>
-            </w:r>
-          </w:p>
-        </w:tc>
-        <w:tc>
-          <w:tcPr>
-            <w:tcW w:type="dxa" w:w="7238"/>
-            <w:tcBorders>
-              <w:top w:val="single" w:color="D9D2EE" w:sz="4"/>
-              <w:left w:val="single" w:color="D9D2EE" w:sz="4"/>
-              <w:bottom w:val="single" w:color="D9D2EE" w:sz="4"/>
-              <w:right w:val="single" w:color="D9D2EE" w:sz="4"/>
-            </w:tcBorders>
-            <w:tcMar>
-              <w:top w:type="dxa" w:w="60"/>
-              <w:left w:type="dxa" w:w="100"/>
-              <w:bottom w:type="dxa" w:w="60"/>
-              <w:right w:type="dxa" w:w="100"/>
-            </w:tcMar>
-          </w:tcPr>
-          <w:p>
-            <w:pPr>
-              <w:keepNext/>
-              <w:keepLines/>
-              <w:spacing w:after="0" w:line="270"/>
-            </w:pPr>
-            <w:r>
-              <w:rPr>
-                <w:b w:val="false"/>
-                <w:bCs w:val="false"/>
-              </w:rPr>
-              <w:t xml:space="preserve">Вся база с поиском и фильтрами по жанру и результатам. Любую песню можно прослушать и отметить сердечком.</w:t>
-            </w:r>
-          </w:p>
-        </w:tc>
-      </w:tr>
-      <w:tr>
-        <w:trPr>
-          <w:cantSplit/>
-        </w:trPr>
-        <w:tc>
-          <w:tcPr>
-            <w:tcW w:type="dxa" w:w="2400"/>
-            <w:tcBorders>
-              <w:top w:val="single" w:color="D9D2EE" w:sz="4"/>
-              <w:left w:val="single" w:color="D9D2EE" w:sz="4"/>
-              <w:bottom w:val="single" w:color="D9D2EE" w:sz="4"/>
-              <w:right w:val="single" w:color="D9D2EE" w:sz="4"/>
-            </w:tcBorders>
-            <w:tcMar>
-              <w:top w:type="dxa" w:w="60"/>
-              <w:left w:type="dxa" w:w="100"/>
-              <w:bottom w:type="dxa" w:w="60"/>
-              <w:right w:type="dxa" w:w="100"/>
-            </w:tcMar>
-          </w:tcPr>
-          <w:p>
-            <w:pPr>
-              <w:keepNext/>
-              <w:keepLines/>
-              <w:spacing w:after="0" w:line="270"/>
-            </w:pPr>
-            <w:r>
-              <w:rPr>
-                <w:b/>
-                <w:bCs/>
-              </w:rPr>
-              <w:t xml:space="preserve">Избранное</w:t>
-            </w:r>
-          </w:p>
-        </w:tc>
-        <w:tc>
-          <w:tcPr>
-            <w:tcW w:type="dxa" w:w="7238"/>
-            <w:tcBorders>
-              <w:top w:val="single" w:color="D9D2EE" w:sz="4"/>
-              <w:left w:val="single" w:color="D9D2EE" w:sz="4"/>
-              <w:bottom w:val="single" w:color="D9D2EE" w:sz="4"/>
-              <w:right w:val="single" w:color="D9D2EE" w:sz="4"/>
-            </w:tcBorders>
-            <w:tcMar>
-              <w:top w:type="dxa" w:w="60"/>
-              <w:left w:type="dxa" w:w="100"/>
-              <w:bottom w:type="dxa" w:w="60"/>
-              <w:right w:type="dxa" w:w="100"/>
-            </w:tcMar>
-          </w:tcPr>
-          <w:p>
-            <w:pPr>
-              <w:keepNext/>
-              <w:keepLines/>
-              <w:spacing w:after="0" w:line="270"/>
-            </w:pPr>
-            <w:r>
-              <w:rPr>
-                <w:b w:val="false"/>
-                <w:bCs w:val="false"/>
-              </w:rPr>
-              <w:t xml:space="preserve">Отмеченные песни.</w:t>
-            </w:r>
-          </w:p>
-        </w:tc>
-      </w:tr>
-      <w:tr>
-        <w:trPr>
-          <w:cantSplit/>
-        </w:trPr>
-        <w:tc>
-          <w:tcPr>
-            <w:tcW w:type="dxa" w:w="2400"/>
-            <w:tcBorders>
-              <w:top w:val="single" w:color="D9D2EE" w:sz="4"/>
-              <w:left w:val="single" w:color="D9D2EE" w:sz="4"/>
-              <w:bottom w:val="single" w:color="D9D2EE" w:sz="4"/>
-              <w:right w:val="single" w:color="D9D2EE" w:sz="4"/>
-            </w:tcBorders>
-            <w:tcMar>
-              <w:top w:type="dxa" w:w="60"/>
-              <w:left w:type="dxa" w:w="100"/>
-              <w:bottom w:type="dxa" w:w="60"/>
-              <w:right w:type="dxa" w:w="100"/>
-            </w:tcMar>
-          </w:tcPr>
-          <w:p>
-            <w:pPr>
-              <w:keepNext/>
-              <w:keepLines/>
-              <w:spacing w:after="0" w:line="270"/>
-            </w:pPr>
-            <w:r>
-              <w:rPr>
-                <w:b/>
-                <w:bCs/>
-              </w:rPr>
-              <w:t xml:space="preserve">Недавние</w:t>
-            </w:r>
-          </w:p>
-        </w:tc>
-        <w:tc>
-          <w:tcPr>
-            <w:tcW w:type="dxa" w:w="7238"/>
-            <w:tcBorders>
-              <w:top w:val="single" w:color="D9D2EE" w:sz="4"/>
-              <w:left w:val="single" w:color="D9D2EE" w:sz="4"/>
-              <w:bottom w:val="single" w:color="D9D2EE" w:sz="4"/>
-              <w:right w:val="single" w:color="D9D2EE" w:sz="4"/>
-            </w:tcBorders>
-            <w:tcMar>
-              <w:top w:type="dxa" w:w="60"/>
-              <w:left w:type="dxa" w:w="100"/>
-              <w:bottom w:type="dxa" w:w="60"/>
-              <w:right w:type="dxa" w:w="100"/>
-            </w:tcMar>
-          </w:tcPr>
-          <w:p>
-            <w:pPr>
-              <w:keepNext/>
-              <w:keepLines/>
-              <w:spacing w:after="0" w:line="270"/>
-            </w:pPr>
-            <w:r>
-              <w:rPr>
-                <w:b w:val="false"/>
-                <w:bCs w:val="false"/>
-              </w:rPr>
-              <w:t xml:space="preserve">Песни из последних игр.</w:t>
-            </w:r>
-          </w:p>
-        </w:tc>
-      </w:tr>
-      <w:tr>
-        <w:trPr>
-          <w:cantSplit/>
-        </w:trPr>
-        <w:tc>
-          <w:tcPr>
-            <w:tcW w:type="dxa" w:w="2400"/>
-            <w:tcBorders>
-              <w:top w:val="single" w:color="D9D2EE" w:sz="4"/>
-              <w:left w:val="single" w:color="D9D2EE" w:sz="4"/>
-              <w:bottom w:val="single" w:color="D9D2EE" w:sz="4"/>
-              <w:right w:val="single" w:color="D9D2EE" w:sz="4"/>
-            </w:tcBorders>
-            <w:tcMar>
-              <w:top w:type="dxa" w:w="60"/>
-              <w:left w:type="dxa" w:w="100"/>
-              <w:bottom w:type="dxa" w:w="60"/>
-              <w:right w:type="dxa" w:w="100"/>
-            </w:tcMar>
-          </w:tcPr>
-          <w:p>
-            <w:pPr>
-              <w:keepNext w:val="false"/>
-              <w:keepLines/>
-              <w:spacing w:after="0" w:line="270"/>
-            </w:pPr>
-            <w:r>
-              <w:rPr>
-                <w:b/>
-                <w:bCs/>
-              </w:rPr>
-              <w:t xml:space="preserve">Моя база</w:t>
-            </w:r>
-          </w:p>
-        </w:tc>
-        <w:tc>
-          <w:tcPr>
-            <w:tcW w:type="dxa" w:w="7238"/>
-            <w:tcBorders>
-              <w:top w:val="single" w:color="D9D2EE" w:sz="4"/>
-              <w:left w:val="single" w:color="D9D2EE" w:sz="4"/>
-              <w:bottom w:val="single" w:color="D9D2EE" w:sz="4"/>
-              <w:right w:val="single" w:color="D9D2EE" w:sz="4"/>
-            </w:tcBorders>
-            <w:tcMar>
-              <w:top w:type="dxa" w:w="60"/>
-              <w:left w:type="dxa" w:w="100"/>
-              <w:bottom w:type="dxa" w:w="60"/>
-              <w:right w:type="dxa" w:w="100"/>
-            </w:tcMar>
-          </w:tcPr>
-          <w:p>
-            <w:pPr>
-              <w:keepNext w:val="false"/>
-              <w:keepLines/>
-              <w:spacing w:after="0" w:line="270"/>
-            </w:pPr>
-            <w:r>
-              <w:rPr>
-                <w:b w:val="false"/>
-                <w:bCs w:val="false"/>
-              </w:rPr>
-              <w:t xml:space="preserve">Ваши собственные песни: добавление, правка, сохранение в файл.</w:t>
-            </w:r>
-          </w:p>
-        </w:tc>
-      </w:tr>
-    </w:tbl>
-    <w:p>
-      <w:pPr>
-        <w:pStyle w:val="Heading2"/>
-        <w:keepNext/>
-      </w:pPr>
-      <w:r>
-        <w:t xml:space="preserve">Как добавить песни в базу</w:t>
+        <w:t xml:space="preserve">«По обложке»: картинка становится чётче с каждой секундой</w:t>
       </w:r>
     </w:p>
     <w:p>
@@ -8142,7 +8177,7 @@
           <wp:inline distT="0" distB="0" distL="0" distR="0">
             <wp:extent cx="5715000" cy="3609975"/>
             <wp:effectExtent t="0" r="0" b="0" l="0"/>
-            <wp:docPr id="1" name="26-mybase.png" descr="«Моя база»: добавление поиском, списком или из файла" title="«Моя база»: добавление поиском, списком или из файла"/>
+            <wp:docPr id="1" name="23-missing.png" descr="«Допиши название»: выберите пропавшее слово" title="«Допиши название»: выберите пропавшее слово"/>
             <wp:cNvGraphicFramePr>
               <a:graphicFrameLocks xmlns:a="http://schemas.openxmlformats.org/drawingml/2006/main" noChangeAspect="1"/>
             </wp:cNvGraphicFramePr>
@@ -8191,7 +8226,16 @@
           <w:sz w:val="18"/>
           <w:szCs w:val="18"/>
         </w:rPr>
-        <w:t xml:space="preserve">«Моя база»: добавление поиском, списком или из файла</w:t>
+        <w:t xml:space="preserve">«Допиши название»: выберите пропавшее слово</w:t>
+      </w:r>
+    </w:p>
+    <w:p>
+      <w:pPr>
+        <w:pStyle w:val="Heading2"/>
+        <w:keepNext/>
+      </w:pPr>
+      <w:r>
+        <w:t xml:space="preserve">Музыкальная лента</w:t>
       </w:r>
     </w:p>
     <w:p>
@@ -8199,74 +8243,7 @@
         <w:spacing w:after="120" w:line="300"/>
       </w:pPr>
       <w:r>
-        <w:rPr>
-          <w:b/>
-          <w:bCs/>
-        </w:rPr>
-        <w:t xml:space="preserve">Поиском.</w:t>
-      </w:r>
-      <w:r>
-        <w:t xml:space="preserve"> Введите исполнителя или песню — HitSnap найдёт треки в каталоге Deezer. Нажмите «Добавить» у нужной песни.</w:t>
-      </w:r>
-    </w:p>
-    <w:p>
-      <w:pPr>
-        <w:spacing w:after="120" w:line="300"/>
-      </w:pPr>
-      <w:r>
-        <w:rPr>
-          <w:b/>
-          <w:bCs/>
-        </w:rPr>
-        <w:t xml:space="preserve">Списком.</w:t>
-      </w:r>
-      <w:r>
-        <w:t xml:space="preserve"> Вставьте до 200 строк вида «Исполнитель - Название» — игра найдёт каждую песню сама.</w:t>
-      </w:r>
-    </w:p>
-    <w:p>
-      <w:pPr>
-        <w:spacing w:after="120" w:line="300"/>
-      </w:pPr>
-      <w:r>
-        <w:rPr>
-          <w:b/>
-          <w:bCs/>
-        </w:rPr>
-        <w:t xml:space="preserve">Файлом.</w:t>
-      </w:r>
-      <w:r>
-        <w:t xml:space="preserve"> Базу можно сохранить в файл и загрузить на другом компьютере.</w:t>
-      </w:r>
-    </w:p>
-    <w:p>
-      <w:pPr>
-        <w:pBdr>
-          <w:left w:val="single" w:color="7C3AED" w:sz="24" w:space="8"/>
-        </w:pBdr>
-        <w:shd w:fill="F3EEFF" w:color="auto" w:val="clear"/>
-        <w:spacing w:after="200" w:before="120" w:line="290"/>
-        <w:ind w:left="200" w:right="200"/>
-      </w:pPr>
-      <w:r>
-        <w:rPr>
-          <w:b/>
-          <w:bCs/>
-          <w:color w:val="7C3AED"/>
-        </w:rPr>
-        <w:t xml:space="preserve">Автоматически. </w:t>
-      </w:r>
-      <w:r>
-        <w:t xml:space="preserve">Жанр, год, известность и язык добавленных песен определяются сами — по жанру альбома, дате выхода и популярности трека на Deezer. Всё можно поправить вручную кнопкой редактирования.</w:t>
-      </w:r>
-    </w:p>
-    <w:p>
-      <w:pPr>
-        <w:pStyle w:val="Heading1"/>
-        <w:pageBreakBefore/>
-      </w:pPr>
-      <w:r>
-        <w:t xml:space="preserve">11. Прогресс и статистика</w:t>
+        <w:t xml:space="preserve">Игра в духе настольной Hitster. Сверху — загадочная песня: она начинает играть сама, название и год скрыты. Ниже — ваша лента: песни, уже стоящие по годам, и пунктирные места «Сюда» между ними. Нажмите на место, куда, по-вашему, попадает песня. Песни одного года можно ставить по любую сторону.</w:t>
       </w:r>
     </w:p>
     <w:p>
@@ -8280,7 +8257,7 @@
           <wp:inline distT="0" distB="0" distL="0" distR="0">
             <wp:extent cx="5715000" cy="3609975"/>
             <wp:effectExtent t="0" r="0" b="0" l="0"/>
-            <wp:docPr id="1" name="27-stats.png" descr="Статистика: музыкальный паспорт и уровень" title="Статистика: музыкальный паспорт и уровень"/>
+            <wp:docPr id="1" name="34-hitster.png" descr="«Музыкальная лента»: выберите место для загадочной песни" title="«Музыкальная лента»: выберите место для загадочной песни"/>
             <wp:cNvGraphicFramePr>
               <a:graphicFrameLocks xmlns:a="http://schemas.openxmlformats.org/drawingml/2006/main" noChangeAspect="1"/>
             </wp:cNvGraphicFramePr>
@@ -8329,7 +8306,7 @@
           <w:sz w:val="18"/>
           <w:szCs w:val="18"/>
         </w:rPr>
-        <w:t xml:space="preserve">Статистика: музыкальный паспорт и уровень</w:t>
+        <w:t xml:space="preserve">«Музыкальная лента»: выберите место для загадочной песни</w:t>
       </w:r>
     </w:p>
     <w:p>
@@ -8338,7 +8315,7 @@
         <w:keepNext/>
       </w:pPr>
       <w:r>
-        <w:t xml:space="preserve">Уровни</w:t>
+        <w:t xml:space="preserve">Музыкальное бинго</w:t>
       </w:r>
     </w:p>
     <w:p>
@@ -8346,58 +8323,7 @@
         <w:spacing w:after="120" w:line="300"/>
       </w:pPr>
       <w:r>
-        <w:t xml:space="preserve">Все очки копятся в опыт. Мини-игры и задания дня тоже дают опыт. Звания по уровням: Новичок, Слушатель, Любитель, Меломан, Знаток, Эксперт, Диджей, Продюсер, Маэстро, Легенда.</w:t>
-      </w:r>
-    </w:p>
-    <w:p>
-      <w:pPr>
-        <w:pStyle w:val="Heading2"/>
-        <w:keepNext/>
-      </w:pPr>
-      <w:r>
-        <w:t xml:space="preserve">Музыкальный паспорт</w:t>
-      </w:r>
-    </w:p>
-    <w:p>
-      <w:pPr>
-        <w:spacing w:after="120" w:line="300"/>
-      </w:pPr>
-      <w:r>
-        <w:t xml:space="preserve">После пяти угаданных песен появляется ваш паспорт: любимый жанр, «ваша эпоха», доля редких песен среди угаданных, любимые исполнители и звание — например, «Рокер 80-х» или «Знаток эстрады 2000-х».</w:t>
-      </w:r>
-    </w:p>
-    <w:p>
-      <w:pPr>
-        <w:pStyle w:val="Heading2"/>
-        <w:keepNext/>
-      </w:pPr>
-      <w:r>
-        <w:t xml:space="preserve">Задания дня</w:t>
-      </w:r>
-    </w:p>
-    <w:p>
-      <w:pPr>
-        <w:spacing w:after="120" w:line="300"/>
-      </w:pPr>
-      <w:r>
-        <w:t xml:space="preserve">Каждый день — три задания, одинаковые для всех: например, «Угадайте 3 песни в жанре „Рок“», «Угадайте 2 песни с первой попытки» или «Сыграйте в мини-игру». За выполнение начисляется опыт. Задания обновляются в полночь.</w:t>
-      </w:r>
-    </w:p>
-    <w:p>
-      <w:pPr>
-        <w:pStyle w:val="Heading2"/>
-        <w:keepNext/>
-      </w:pPr>
-      <w:r>
-        <w:t xml:space="preserve">Календарь активности и рекорды</w:t>
-      </w:r>
-    </w:p>
-    <w:p>
-      <w:pPr>
-        <w:spacing w:after="120" w:line="300"/>
-      </w:pPr>
-      <w:r>
-        <w:t xml:space="preserve">Календарь за год показывает, в какие дни вы играли. Ниже — с какой попытки вы угадываете песни, точность по жанрам, кнопка «Подтянуть» для самого слабого жанра, рекорды по каждому режиму и мини-игре, история игр.</w:t>
+        <w:t xml:space="preserve">На каждую песню даётся 15 секунд. Нажмите на исполнителя на карточке, если узнали его, или «Нет на карточке», если его там нет. Неверная клетка считается ошибкой, а пропущенный исполнитель с карточки подсвечивается. Чем меньше песен понадобилось до бинго, тем выше рекорд.</w:t>
       </w:r>
     </w:p>
     <w:p>
@@ -8411,7 +8337,7 @@
           <wp:inline distT="0" distB="0" distL="0" distR="0">
             <wp:extent cx="5715000" cy="3609975"/>
             <wp:effectExtent t="0" r="0" b="0" l="0"/>
-            <wp:docPr id="1" name="28-stats2.png" descr="Статистика: попытки, рекорды, точность по жанрам" title="Статистика: попытки, рекорды, точность по жанрам"/>
+            <wp:docPr id="1" name="35-bingo.png" descr="«Музыкальное бинго»: карточка 4×4" title="«Музыкальное бинго»: карточка 4×4"/>
             <wp:cNvGraphicFramePr>
               <a:graphicFrameLocks xmlns:a="http://schemas.openxmlformats.org/drawingml/2006/main" noChangeAspect="1"/>
             </wp:cNvGraphicFramePr>
@@ -8460,7 +8386,7 @@
           <w:sz w:val="18"/>
           <w:szCs w:val="18"/>
         </w:rPr>
-        <w:t xml:space="preserve">Статистика: попытки, рекорды, точность по жанрам</w:t>
+        <w:t xml:space="preserve">«Музыкальное бинго»: карточка 4×4</w:t>
       </w:r>
     </w:p>
     <w:p>
@@ -8469,2059 +8395,15 @@
         <w:keepNext/>
       </w:pPr>
       <w:r>
-        <w:t xml:space="preserve">Достижения (29)</w:t>
-      </w:r>
-    </w:p>
-    <w:tbl>
-      <w:tblPr>
-        <w:tblW w:type="dxa" w:w="9638"/>
-        <w:tblBorders>
-          <w:top w:val="single" w:color="auto" w:sz="4"/>
-          <w:left w:val="single" w:color="auto" w:sz="4"/>
-          <w:bottom w:val="single" w:color="auto" w:sz="4"/>
-          <w:right w:val="single" w:color="auto" w:sz="4"/>
-          <w:insideH w:val="single" w:color="auto" w:sz="4"/>
-          <w:insideV w:val="single" w:color="auto" w:sz="4"/>
-        </w:tblBorders>
-      </w:tblPr>
-      <w:tblGrid>
-        <w:gridCol w:w="3200"/>
-        <w:gridCol w:w="6438"/>
-      </w:tblGrid>
-      <w:tr>
-        <w:trPr>
-          <w:cantSplit/>
-          <w:tblHeader/>
-        </w:trPr>
-        <w:tc>
-          <w:tcPr>
-            <w:tcW w:type="dxa" w:w="3200"/>
-            <w:tcBorders>
-              <w:top w:val="single" w:color="D9D2EE" w:sz="4"/>
-              <w:left w:val="single" w:color="D9D2EE" w:sz="4"/>
-              <w:bottom w:val="single" w:color="D9D2EE" w:sz="4"/>
-              <w:right w:val="single" w:color="D9D2EE" w:sz="4"/>
-            </w:tcBorders>
-            <w:shd w:fill="EDE7FB" w:color="auto" w:val="clear"/>
-            <w:tcMar>
-              <w:top w:type="dxa" w:w="60"/>
-              <w:left w:type="dxa" w:w="100"/>
-              <w:bottom w:type="dxa" w:w="60"/>
-              <w:right w:type="dxa" w:w="100"/>
-            </w:tcMar>
-          </w:tcPr>
-          <w:p>
-            <w:pPr>
-              <w:keepNext/>
-              <w:keepLines/>
-              <w:spacing w:after="0" w:line="270"/>
-            </w:pPr>
-            <w:r>
-              <w:rPr>
-                <w:b/>
-                <w:bCs/>
-              </w:rPr>
-              <w:t xml:space="preserve">Достижение</w:t>
-            </w:r>
-          </w:p>
-        </w:tc>
-        <w:tc>
-          <w:tcPr>
-            <w:tcW w:type="dxa" w:w="6438"/>
-            <w:tcBorders>
-              <w:top w:val="single" w:color="D9D2EE" w:sz="4"/>
-              <w:left w:val="single" w:color="D9D2EE" w:sz="4"/>
-              <w:bottom w:val="single" w:color="D9D2EE" w:sz="4"/>
-              <w:right w:val="single" w:color="D9D2EE" w:sz="4"/>
-            </w:tcBorders>
-            <w:shd w:fill="EDE7FB" w:color="auto" w:val="clear"/>
-            <w:tcMar>
-              <w:top w:type="dxa" w:w="60"/>
-              <w:left w:type="dxa" w:w="100"/>
-              <w:bottom w:type="dxa" w:w="60"/>
-              <w:right w:type="dxa" w:w="100"/>
-            </w:tcMar>
-          </w:tcPr>
-          <w:p>
-            <w:pPr>
-              <w:keepNext/>
-              <w:keepLines/>
-              <w:spacing w:after="0" w:line="270"/>
-            </w:pPr>
-            <w:r>
-              <w:rPr>
-                <w:b/>
-                <w:bCs/>
-              </w:rPr>
-              <w:t xml:space="preserve">Условие</w:t>
-            </w:r>
-          </w:p>
-        </w:tc>
-      </w:tr>
-      <w:tr>
-        <w:trPr>
-          <w:cantSplit/>
-        </w:trPr>
-        <w:tc>
-          <w:tcPr>
-            <w:tcW w:type="dxa" w:w="3200"/>
-            <w:tcBorders>
-              <w:top w:val="single" w:color="D9D2EE" w:sz="4"/>
-              <w:left w:val="single" w:color="D9D2EE" w:sz="4"/>
-              <w:bottom w:val="single" w:color="D9D2EE" w:sz="4"/>
-              <w:right w:val="single" w:color="D9D2EE" w:sz="4"/>
-            </w:tcBorders>
-            <w:tcMar>
-              <w:top w:type="dxa" w:w="60"/>
-              <w:left w:type="dxa" w:w="100"/>
-              <w:bottom w:type="dxa" w:w="60"/>
-              <w:right w:type="dxa" w:w="100"/>
-            </w:tcMar>
-          </w:tcPr>
-          <w:p>
-            <w:pPr>
-              <w:keepNext/>
-              <w:keepLines/>
-              <w:spacing w:after="0" w:line="270"/>
-            </w:pPr>
-            <w:r>
-              <w:rPr>
-                <w:b w:val="false"/>
-                <w:bCs w:val="false"/>
-              </w:rPr>
-              <w:t xml:space="preserve">Первая нота</w:t>
-            </w:r>
-          </w:p>
-        </w:tc>
-        <w:tc>
-          <w:tcPr>
-            <w:tcW w:type="dxa" w:w="6438"/>
-            <w:tcBorders>
-              <w:top w:val="single" w:color="D9D2EE" w:sz="4"/>
-              <w:left w:val="single" w:color="D9D2EE" w:sz="4"/>
-              <w:bottom w:val="single" w:color="D9D2EE" w:sz="4"/>
-              <w:right w:val="single" w:color="D9D2EE" w:sz="4"/>
-            </w:tcBorders>
-            <w:tcMar>
-              <w:top w:type="dxa" w:w="60"/>
-              <w:left w:type="dxa" w:w="100"/>
-              <w:bottom w:type="dxa" w:w="60"/>
-              <w:right w:type="dxa" w:w="100"/>
-            </w:tcMar>
-          </w:tcPr>
-          <w:p>
-            <w:pPr>
-              <w:keepNext/>
-              <w:keepLines/>
-              <w:spacing w:after="0" w:line="270"/>
-            </w:pPr>
-            <w:r>
-              <w:rPr>
-                <w:b w:val="false"/>
-                <w:bCs w:val="false"/>
-              </w:rPr>
-              <w:t xml:space="preserve">Угадать первую песню</w:t>
-            </w:r>
-          </w:p>
-        </w:tc>
-      </w:tr>
-      <w:tr>
-        <w:trPr>
-          <w:cantSplit/>
-        </w:trPr>
-        <w:tc>
-          <w:tcPr>
-            <w:tcW w:type="dxa" w:w="3200"/>
-            <w:tcBorders>
-              <w:top w:val="single" w:color="D9D2EE" w:sz="4"/>
-              <w:left w:val="single" w:color="D9D2EE" w:sz="4"/>
-              <w:bottom w:val="single" w:color="D9D2EE" w:sz="4"/>
-              <w:right w:val="single" w:color="D9D2EE" w:sz="4"/>
-            </w:tcBorders>
-            <w:tcMar>
-              <w:top w:type="dxa" w:w="60"/>
-              <w:left w:type="dxa" w:w="100"/>
-              <w:bottom w:type="dxa" w:w="60"/>
-              <w:right w:type="dxa" w:w="100"/>
-            </w:tcMar>
-          </w:tcPr>
-          <w:p>
-            <w:pPr>
-              <w:keepNext/>
-              <w:keepLines/>
-              <w:spacing w:after="0" w:line="270"/>
-            </w:pPr>
-            <w:r>
-              <w:rPr>
-                <w:b w:val="false"/>
-                <w:bCs w:val="false"/>
-              </w:rPr>
-              <w:t xml:space="preserve">Абсолютный слух</w:t>
-            </w:r>
-          </w:p>
-        </w:tc>
-        <w:tc>
-          <w:tcPr>
-            <w:tcW w:type="dxa" w:w="6438"/>
-            <w:tcBorders>
-              <w:top w:val="single" w:color="D9D2EE" w:sz="4"/>
-              <w:left w:val="single" w:color="D9D2EE" w:sz="4"/>
-              <w:bottom w:val="single" w:color="D9D2EE" w:sz="4"/>
-              <w:right w:val="single" w:color="D9D2EE" w:sz="4"/>
-            </w:tcBorders>
-            <w:tcMar>
-              <w:top w:type="dxa" w:w="60"/>
-              <w:left w:type="dxa" w:w="100"/>
-              <w:bottom w:type="dxa" w:w="60"/>
-              <w:right w:type="dxa" w:w="100"/>
-            </w:tcMar>
-          </w:tcPr>
-          <w:p>
-            <w:pPr>
-              <w:keepNext/>
-              <w:keepLines/>
-              <w:spacing w:after="0" w:line="270"/>
-            </w:pPr>
-            <w:r>
-              <w:rPr>
-                <w:b w:val="false"/>
-                <w:bCs w:val="false"/>
-              </w:rPr>
-              <w:t xml:space="preserve">Угадать песню с самой первой попытки</w:t>
-            </w:r>
-          </w:p>
-        </w:tc>
-      </w:tr>
-      <w:tr>
-        <w:trPr>
-          <w:cantSplit/>
-        </w:trPr>
-        <w:tc>
-          <w:tcPr>
-            <w:tcW w:type="dxa" w:w="3200"/>
-            <w:tcBorders>
-              <w:top w:val="single" w:color="D9D2EE" w:sz="4"/>
-              <w:left w:val="single" w:color="D9D2EE" w:sz="4"/>
-              <w:bottom w:val="single" w:color="D9D2EE" w:sz="4"/>
-              <w:right w:val="single" w:color="D9D2EE" w:sz="4"/>
-            </w:tcBorders>
-            <w:tcMar>
-              <w:top w:type="dxa" w:w="60"/>
-              <w:left w:type="dxa" w:w="100"/>
-              <w:bottom w:type="dxa" w:w="60"/>
-              <w:right w:type="dxa" w:w="100"/>
-            </w:tcMar>
-          </w:tcPr>
-          <w:p>
-            <w:pPr>
-              <w:keepNext/>
-              <w:keepLines/>
-              <w:spacing w:after="0" w:line="270"/>
-            </w:pPr>
-            <w:r>
-              <w:rPr>
-                <w:b w:val="false"/>
-                <w:bCs w:val="false"/>
-              </w:rPr>
-              <w:t xml:space="preserve">Молния</w:t>
-            </w:r>
-          </w:p>
-        </w:tc>
-        <w:tc>
-          <w:tcPr>
-            <w:tcW w:type="dxa" w:w="6438"/>
-            <w:tcBorders>
-              <w:top w:val="single" w:color="D9D2EE" w:sz="4"/>
-              <w:left w:val="single" w:color="D9D2EE" w:sz="4"/>
-              <w:bottom w:val="single" w:color="D9D2EE" w:sz="4"/>
-              <w:right w:val="single" w:color="D9D2EE" w:sz="4"/>
-            </w:tcBorders>
-            <w:tcMar>
-              <w:top w:type="dxa" w:w="60"/>
-              <w:left w:type="dxa" w:w="100"/>
-              <w:bottom w:type="dxa" w:w="60"/>
-              <w:right w:type="dxa" w:w="100"/>
-            </w:tcMar>
-          </w:tcPr>
-          <w:p>
-            <w:pPr>
-              <w:keepNext/>
-              <w:keepLines/>
-              <w:spacing w:after="0" w:line="270"/>
-            </w:pPr>
-            <w:r>
-              <w:rPr>
-                <w:b w:val="false"/>
-                <w:bCs w:val="false"/>
-              </w:rPr>
-              <w:t xml:space="preserve">10 песен с первой попытки</w:t>
-            </w:r>
-          </w:p>
-        </w:tc>
-      </w:tr>
-      <w:tr>
-        <w:trPr>
-          <w:cantSplit/>
-        </w:trPr>
-        <w:tc>
-          <w:tcPr>
-            <w:tcW w:type="dxa" w:w="3200"/>
-            <w:tcBorders>
-              <w:top w:val="single" w:color="D9D2EE" w:sz="4"/>
-              <w:left w:val="single" w:color="D9D2EE" w:sz="4"/>
-              <w:bottom w:val="single" w:color="D9D2EE" w:sz="4"/>
-              <w:right w:val="single" w:color="D9D2EE" w:sz="4"/>
-            </w:tcBorders>
-            <w:tcMar>
-              <w:top w:type="dxa" w:w="60"/>
-              <w:left w:type="dxa" w:w="100"/>
-              <w:bottom w:type="dxa" w:w="60"/>
-              <w:right w:type="dxa" w:w="100"/>
-            </w:tcMar>
-          </w:tcPr>
-          <w:p>
-            <w:pPr>
-              <w:keepNext/>
-              <w:keepLines/>
-              <w:spacing w:after="0" w:line="270"/>
-            </w:pPr>
-            <w:r>
-              <w:rPr>
-                <w:b w:val="false"/>
-                <w:bCs w:val="false"/>
-              </w:rPr>
-              <w:t xml:space="preserve">В ударе</w:t>
-            </w:r>
-          </w:p>
-        </w:tc>
-        <w:tc>
-          <w:tcPr>
-            <w:tcW w:type="dxa" w:w="6438"/>
-            <w:tcBorders>
-              <w:top w:val="single" w:color="D9D2EE" w:sz="4"/>
-              <w:left w:val="single" w:color="D9D2EE" w:sz="4"/>
-              <w:bottom w:val="single" w:color="D9D2EE" w:sz="4"/>
-              <w:right w:val="single" w:color="D9D2EE" w:sz="4"/>
-            </w:tcBorders>
-            <w:tcMar>
-              <w:top w:type="dxa" w:w="60"/>
-              <w:left w:type="dxa" w:w="100"/>
-              <w:bottom w:type="dxa" w:w="60"/>
-              <w:right w:type="dxa" w:w="100"/>
-            </w:tcMar>
-          </w:tcPr>
-          <w:p>
-            <w:pPr>
-              <w:keepNext/>
-              <w:keepLines/>
-              <w:spacing w:after="0" w:line="270"/>
-            </w:pPr>
-            <w:r>
-              <w:rPr>
-                <w:b w:val="false"/>
-                <w:bCs w:val="false"/>
-              </w:rPr>
-              <w:t xml:space="preserve">Серия из 5 угаданных подряд</w:t>
-            </w:r>
-          </w:p>
-        </w:tc>
-      </w:tr>
-      <w:tr>
-        <w:trPr>
-          <w:cantSplit/>
-        </w:trPr>
-        <w:tc>
-          <w:tcPr>
-            <w:tcW w:type="dxa" w:w="3200"/>
-            <w:tcBorders>
-              <w:top w:val="single" w:color="D9D2EE" w:sz="4"/>
-              <w:left w:val="single" w:color="D9D2EE" w:sz="4"/>
-              <w:bottom w:val="single" w:color="D9D2EE" w:sz="4"/>
-              <w:right w:val="single" w:color="D9D2EE" w:sz="4"/>
-            </w:tcBorders>
-            <w:tcMar>
-              <w:top w:type="dxa" w:w="60"/>
-              <w:left w:type="dxa" w:w="100"/>
-              <w:bottom w:type="dxa" w:w="60"/>
-              <w:right w:type="dxa" w:w="100"/>
-            </w:tcMar>
-          </w:tcPr>
-          <w:p>
-            <w:pPr>
-              <w:keepNext/>
-              <w:keepLines/>
-              <w:spacing w:after="0" w:line="270"/>
-            </w:pPr>
-            <w:r>
-              <w:rPr>
-                <w:b w:val="false"/>
-                <w:bCs w:val="false"/>
-              </w:rPr>
-              <w:t xml:space="preserve">Неостановимый</w:t>
-            </w:r>
-          </w:p>
-        </w:tc>
-        <w:tc>
-          <w:tcPr>
-            <w:tcW w:type="dxa" w:w="6438"/>
-            <w:tcBorders>
-              <w:top w:val="single" w:color="D9D2EE" w:sz="4"/>
-              <w:left w:val="single" w:color="D9D2EE" w:sz="4"/>
-              <w:bottom w:val="single" w:color="D9D2EE" w:sz="4"/>
-              <w:right w:val="single" w:color="D9D2EE" w:sz="4"/>
-            </w:tcBorders>
-            <w:tcMar>
-              <w:top w:type="dxa" w:w="60"/>
-              <w:left w:type="dxa" w:w="100"/>
-              <w:bottom w:type="dxa" w:w="60"/>
-              <w:right w:type="dxa" w:w="100"/>
-            </w:tcMar>
-          </w:tcPr>
-          <w:p>
-            <w:pPr>
-              <w:keepNext/>
-              <w:keepLines/>
-              <w:spacing w:after="0" w:line="270"/>
-            </w:pPr>
-            <w:r>
-              <w:rPr>
-                <w:b w:val="false"/>
-                <w:bCs w:val="false"/>
-              </w:rPr>
-              <w:t xml:space="preserve">Серия из 10 угаданных подряд</w:t>
-            </w:r>
-          </w:p>
-        </w:tc>
-      </w:tr>
-      <w:tr>
-        <w:trPr>
-          <w:cantSplit/>
-        </w:trPr>
-        <w:tc>
-          <w:tcPr>
-            <w:tcW w:type="dxa" w:w="3200"/>
-            <w:tcBorders>
-              <w:top w:val="single" w:color="D9D2EE" w:sz="4"/>
-              <w:left w:val="single" w:color="D9D2EE" w:sz="4"/>
-              <w:bottom w:val="single" w:color="D9D2EE" w:sz="4"/>
-              <w:right w:val="single" w:color="D9D2EE" w:sz="4"/>
-            </w:tcBorders>
-            <w:tcMar>
-              <w:top w:type="dxa" w:w="60"/>
-              <w:left w:type="dxa" w:w="100"/>
-              <w:bottom w:type="dxa" w:w="60"/>
-              <w:right w:type="dxa" w:w="100"/>
-            </w:tcMar>
-          </w:tcPr>
-          <w:p>
-            <w:pPr>
-              <w:keepNext/>
-              <w:keepLines/>
-              <w:spacing w:after="0" w:line="270"/>
-            </w:pPr>
-            <w:r>
-              <w:rPr>
-                <w:b w:val="false"/>
-                <w:bCs w:val="false"/>
-              </w:rPr>
-              <w:t xml:space="preserve">Сотня</w:t>
-            </w:r>
-          </w:p>
-        </w:tc>
-        <w:tc>
-          <w:tcPr>
-            <w:tcW w:type="dxa" w:w="6438"/>
-            <w:tcBorders>
-              <w:top w:val="single" w:color="D9D2EE" w:sz="4"/>
-              <w:left w:val="single" w:color="D9D2EE" w:sz="4"/>
-              <w:bottom w:val="single" w:color="D9D2EE" w:sz="4"/>
-              <w:right w:val="single" w:color="D9D2EE" w:sz="4"/>
-            </w:tcBorders>
-            <w:tcMar>
-              <w:top w:type="dxa" w:w="60"/>
-              <w:left w:type="dxa" w:w="100"/>
-              <w:bottom w:type="dxa" w:w="60"/>
-              <w:right w:type="dxa" w:w="100"/>
-            </w:tcMar>
-          </w:tcPr>
-          <w:p>
-            <w:pPr>
-              <w:keepNext/>
-              <w:keepLines/>
-              <w:spacing w:after="0" w:line="270"/>
-            </w:pPr>
-            <w:r>
-              <w:rPr>
-                <w:b w:val="false"/>
-                <w:bCs w:val="false"/>
-              </w:rPr>
-              <w:t xml:space="preserve">Всего угадано 100 песен</w:t>
-            </w:r>
-          </w:p>
-        </w:tc>
-      </w:tr>
-      <w:tr>
-        <w:trPr>
-          <w:cantSplit/>
-        </w:trPr>
-        <w:tc>
-          <w:tcPr>
-            <w:tcW w:type="dxa" w:w="3200"/>
-            <w:tcBorders>
-              <w:top w:val="single" w:color="D9D2EE" w:sz="4"/>
-              <w:left w:val="single" w:color="D9D2EE" w:sz="4"/>
-              <w:bottom w:val="single" w:color="D9D2EE" w:sz="4"/>
-              <w:right w:val="single" w:color="D9D2EE" w:sz="4"/>
-            </w:tcBorders>
-            <w:tcMar>
-              <w:top w:type="dxa" w:w="60"/>
-              <w:left w:type="dxa" w:w="100"/>
-              <w:bottom w:type="dxa" w:w="60"/>
-              <w:right w:type="dxa" w:w="100"/>
-            </w:tcMar>
-          </w:tcPr>
-          <w:p>
-            <w:pPr>
-              <w:keepNext/>
-              <w:keepLines/>
-              <w:spacing w:after="0" w:line="270"/>
-            </w:pPr>
-            <w:r>
-              <w:rPr>
-                <w:b w:val="false"/>
-                <w:bCs w:val="false"/>
-              </w:rPr>
-              <w:t xml:space="preserve">Полиглот</w:t>
-            </w:r>
-          </w:p>
-        </w:tc>
-        <w:tc>
-          <w:tcPr>
-            <w:tcW w:type="dxa" w:w="6438"/>
-            <w:tcBorders>
-              <w:top w:val="single" w:color="D9D2EE" w:sz="4"/>
-              <w:left w:val="single" w:color="D9D2EE" w:sz="4"/>
-              <w:bottom w:val="single" w:color="D9D2EE" w:sz="4"/>
-              <w:right w:val="single" w:color="D9D2EE" w:sz="4"/>
-            </w:tcBorders>
-            <w:tcMar>
-              <w:top w:type="dxa" w:w="60"/>
-              <w:left w:type="dxa" w:w="100"/>
-              <w:bottom w:type="dxa" w:w="60"/>
-              <w:right w:type="dxa" w:w="100"/>
-            </w:tcMar>
-          </w:tcPr>
-          <w:p>
-            <w:pPr>
-              <w:keepNext/>
-              <w:keepLines/>
-              <w:spacing w:after="0" w:line="270"/>
-            </w:pPr>
-            <w:r>
-              <w:rPr>
-                <w:b w:val="false"/>
-                <w:bCs w:val="false"/>
-              </w:rPr>
-              <w:t xml:space="preserve">Угадать песни на русском, английском и других языках</w:t>
-            </w:r>
-          </w:p>
-        </w:tc>
-      </w:tr>
-      <w:tr>
-        <w:trPr>
-          <w:cantSplit/>
-        </w:trPr>
-        <w:tc>
-          <w:tcPr>
-            <w:tcW w:type="dxa" w:w="3200"/>
-            <w:tcBorders>
-              <w:top w:val="single" w:color="D9D2EE" w:sz="4"/>
-              <w:left w:val="single" w:color="D9D2EE" w:sz="4"/>
-              <w:bottom w:val="single" w:color="D9D2EE" w:sz="4"/>
-              <w:right w:val="single" w:color="D9D2EE" w:sz="4"/>
-            </w:tcBorders>
-            <w:tcMar>
-              <w:top w:type="dxa" w:w="60"/>
-              <w:left w:type="dxa" w:w="100"/>
-              <w:bottom w:type="dxa" w:w="60"/>
-              <w:right w:type="dxa" w:w="100"/>
-            </w:tcMar>
-          </w:tcPr>
-          <w:p>
-            <w:pPr>
-              <w:keepNext/>
-              <w:keepLines/>
-              <w:spacing w:after="0" w:line="270"/>
-            </w:pPr>
-            <w:r>
-              <w:rPr>
-                <w:b w:val="false"/>
-                <w:bCs w:val="false"/>
-              </w:rPr>
-              <w:t xml:space="preserve">Дитя 80-х</w:t>
-            </w:r>
-          </w:p>
-        </w:tc>
-        <w:tc>
-          <w:tcPr>
-            <w:tcW w:type="dxa" w:w="6438"/>
-            <w:tcBorders>
-              <w:top w:val="single" w:color="D9D2EE" w:sz="4"/>
-              <w:left w:val="single" w:color="D9D2EE" w:sz="4"/>
-              <w:bottom w:val="single" w:color="D9D2EE" w:sz="4"/>
-              <w:right w:val="single" w:color="D9D2EE" w:sz="4"/>
-            </w:tcBorders>
-            <w:tcMar>
-              <w:top w:type="dxa" w:w="60"/>
-              <w:left w:type="dxa" w:w="100"/>
-              <w:bottom w:type="dxa" w:w="60"/>
-              <w:right w:type="dxa" w:w="100"/>
-            </w:tcMar>
-          </w:tcPr>
-          <w:p>
-            <w:pPr>
-              <w:keepNext/>
-              <w:keepLines/>
-              <w:spacing w:after="0" w:line="270"/>
-            </w:pPr>
-            <w:r>
-              <w:rPr>
-                <w:b w:val="false"/>
-                <w:bCs w:val="false"/>
-              </w:rPr>
-              <w:t xml:space="preserve">Угадать 10 песен 80-х</w:t>
-            </w:r>
-          </w:p>
-        </w:tc>
-      </w:tr>
-      <w:tr>
-        <w:trPr>
-          <w:cantSplit/>
-        </w:trPr>
-        <w:tc>
-          <w:tcPr>
-            <w:tcW w:type="dxa" w:w="3200"/>
-            <w:tcBorders>
-              <w:top w:val="single" w:color="D9D2EE" w:sz="4"/>
-              <w:left w:val="single" w:color="D9D2EE" w:sz="4"/>
-              <w:bottom w:val="single" w:color="D9D2EE" w:sz="4"/>
-              <w:right w:val="single" w:color="D9D2EE" w:sz="4"/>
-            </w:tcBorders>
-            <w:tcMar>
-              <w:top w:type="dxa" w:w="60"/>
-              <w:left w:type="dxa" w:w="100"/>
-              <w:bottom w:type="dxa" w:w="60"/>
-              <w:right w:type="dxa" w:w="100"/>
-            </w:tcMar>
-          </w:tcPr>
-          <w:p>
-            <w:pPr>
-              <w:keepNext/>
-              <w:keepLines/>
-              <w:spacing w:after="0" w:line="270"/>
-            </w:pPr>
-            <w:r>
-              <w:rPr>
-                <w:b w:val="false"/>
-                <w:bCs w:val="false"/>
-              </w:rPr>
-              <w:t xml:space="preserve">Лихие 90-е</w:t>
-            </w:r>
-          </w:p>
-        </w:tc>
-        <w:tc>
-          <w:tcPr>
-            <w:tcW w:type="dxa" w:w="6438"/>
-            <w:tcBorders>
-              <w:top w:val="single" w:color="D9D2EE" w:sz="4"/>
-              <w:left w:val="single" w:color="D9D2EE" w:sz="4"/>
-              <w:bottom w:val="single" w:color="D9D2EE" w:sz="4"/>
-              <w:right w:val="single" w:color="D9D2EE" w:sz="4"/>
-            </w:tcBorders>
-            <w:tcMar>
-              <w:top w:type="dxa" w:w="60"/>
-              <w:left w:type="dxa" w:w="100"/>
-              <w:bottom w:type="dxa" w:w="60"/>
-              <w:right w:type="dxa" w:w="100"/>
-            </w:tcMar>
-          </w:tcPr>
-          <w:p>
-            <w:pPr>
-              <w:keepNext/>
-              <w:keepLines/>
-              <w:spacing w:after="0" w:line="270"/>
-            </w:pPr>
-            <w:r>
-              <w:rPr>
-                <w:b w:val="false"/>
-                <w:bCs w:val="false"/>
-              </w:rPr>
-              <w:t xml:space="preserve">Угадать 10 песен 90-х</w:t>
-            </w:r>
-          </w:p>
-        </w:tc>
-      </w:tr>
-      <w:tr>
-        <w:trPr>
-          <w:cantSplit/>
-        </w:trPr>
-        <w:tc>
-          <w:tcPr>
-            <w:tcW w:type="dxa" w:w="3200"/>
-            <w:tcBorders>
-              <w:top w:val="single" w:color="D9D2EE" w:sz="4"/>
-              <w:left w:val="single" w:color="D9D2EE" w:sz="4"/>
-              <w:bottom w:val="single" w:color="D9D2EE" w:sz="4"/>
-              <w:right w:val="single" w:color="D9D2EE" w:sz="4"/>
-            </w:tcBorders>
-            <w:tcMar>
-              <w:top w:type="dxa" w:w="60"/>
-              <w:left w:type="dxa" w:w="100"/>
-              <w:bottom w:type="dxa" w:w="60"/>
-              <w:right w:type="dxa" w:w="100"/>
-            </w:tcMar>
-          </w:tcPr>
-          <w:p>
-            <w:pPr>
-              <w:keepNext/>
-              <w:keepLines/>
-              <w:spacing w:after="0" w:line="270"/>
-            </w:pPr>
-            <w:r>
-              <w:rPr>
-                <w:b w:val="false"/>
-                <w:bCs w:val="false"/>
-              </w:rPr>
-              <w:t xml:space="preserve">Ритуал</w:t>
-            </w:r>
-          </w:p>
-        </w:tc>
-        <w:tc>
-          <w:tcPr>
-            <w:tcW w:type="dxa" w:w="6438"/>
-            <w:tcBorders>
-              <w:top w:val="single" w:color="D9D2EE" w:sz="4"/>
-              <w:left w:val="single" w:color="D9D2EE" w:sz="4"/>
-              <w:bottom w:val="single" w:color="D9D2EE" w:sz="4"/>
-              <w:right w:val="single" w:color="D9D2EE" w:sz="4"/>
-            </w:tcBorders>
-            <w:tcMar>
-              <w:top w:type="dxa" w:w="60"/>
-              <w:left w:type="dxa" w:w="100"/>
-              <w:bottom w:type="dxa" w:w="60"/>
-              <w:right w:type="dxa" w:w="100"/>
-            </w:tcMar>
-          </w:tcPr>
-          <w:p>
-            <w:pPr>
-              <w:keepNext/>
-              <w:keepLines/>
-              <w:spacing w:after="0" w:line="270"/>
-            </w:pPr>
-            <w:r>
-              <w:rPr>
-                <w:b w:val="false"/>
-                <w:bCs w:val="false"/>
-              </w:rPr>
-              <w:t xml:space="preserve">Пройти «Песню дня»</w:t>
-            </w:r>
-          </w:p>
-        </w:tc>
-      </w:tr>
-      <w:tr>
-        <w:trPr>
-          <w:cantSplit/>
-        </w:trPr>
-        <w:tc>
-          <w:tcPr>
-            <w:tcW w:type="dxa" w:w="3200"/>
-            <w:tcBorders>
-              <w:top w:val="single" w:color="D9D2EE" w:sz="4"/>
-              <w:left w:val="single" w:color="D9D2EE" w:sz="4"/>
-              <w:bottom w:val="single" w:color="D9D2EE" w:sz="4"/>
-              <w:right w:val="single" w:color="D9D2EE" w:sz="4"/>
-            </w:tcBorders>
-            <w:tcMar>
-              <w:top w:type="dxa" w:w="60"/>
-              <w:left w:type="dxa" w:w="100"/>
-              <w:bottom w:type="dxa" w:w="60"/>
-              <w:right w:type="dxa" w:w="100"/>
-            </w:tcMar>
-          </w:tcPr>
-          <w:p>
-            <w:pPr>
-              <w:keepNext/>
-              <w:keepLines/>
-              <w:spacing w:after="0" w:line="270"/>
-            </w:pPr>
-            <w:r>
-              <w:rPr>
-                <w:b w:val="false"/>
-                <w:bCs w:val="false"/>
-              </w:rPr>
-              <w:t xml:space="preserve">Неделя музыки</w:t>
-            </w:r>
-          </w:p>
-        </w:tc>
-        <w:tc>
-          <w:tcPr>
-            <w:tcW w:type="dxa" w:w="6438"/>
-            <w:tcBorders>
-              <w:top w:val="single" w:color="D9D2EE" w:sz="4"/>
-              <w:left w:val="single" w:color="D9D2EE" w:sz="4"/>
-              <w:bottom w:val="single" w:color="D9D2EE" w:sz="4"/>
-              <w:right w:val="single" w:color="D9D2EE" w:sz="4"/>
-            </w:tcBorders>
-            <w:tcMar>
-              <w:top w:type="dxa" w:w="60"/>
-              <w:left w:type="dxa" w:w="100"/>
-              <w:bottom w:type="dxa" w:w="60"/>
-              <w:right w:type="dxa" w:w="100"/>
-            </w:tcMar>
-          </w:tcPr>
-          <w:p>
-            <w:pPr>
-              <w:keepNext/>
-              <w:keepLines/>
-              <w:spacing w:after="0" w:line="270"/>
-            </w:pPr>
-            <w:r>
-              <w:rPr>
-                <w:b w:val="false"/>
-                <w:bCs w:val="false"/>
-              </w:rPr>
-              <w:t xml:space="preserve">Пройти «Песню дня» 7 раз</w:t>
-            </w:r>
-          </w:p>
-        </w:tc>
-      </w:tr>
-      <w:tr>
-        <w:trPr>
-          <w:cantSplit/>
-        </w:trPr>
-        <w:tc>
-          <w:tcPr>
-            <w:tcW w:type="dxa" w:w="3200"/>
-            <w:tcBorders>
-              <w:top w:val="single" w:color="D9D2EE" w:sz="4"/>
-              <w:left w:val="single" w:color="D9D2EE" w:sz="4"/>
-              <w:bottom w:val="single" w:color="D9D2EE" w:sz="4"/>
-              <w:right w:val="single" w:color="D9D2EE" w:sz="4"/>
-            </w:tcBorders>
-            <w:tcMar>
-              <w:top w:type="dxa" w:w="60"/>
-              <w:left w:type="dxa" w:w="100"/>
-              <w:bottom w:type="dxa" w:w="60"/>
-              <w:right w:type="dxa" w:w="100"/>
-            </w:tcMar>
-          </w:tcPr>
-          <w:p>
-            <w:pPr>
-              <w:keepNext w:val="false"/>
-              <w:keepLines/>
-              <w:spacing w:after="0" w:line="270"/>
-            </w:pPr>
-            <w:r>
-              <w:rPr>
-                <w:b w:val="false"/>
-                <w:bCs w:val="false"/>
-              </w:rPr>
-              <w:t xml:space="preserve">Без единой ошибки</w:t>
-            </w:r>
-          </w:p>
-        </w:tc>
-        <w:tc>
-          <w:tcPr>
-            <w:tcW w:type="dxa" w:w="6438"/>
-            <w:tcBorders>
-              <w:top w:val="single" w:color="D9D2EE" w:sz="4"/>
-              <w:left w:val="single" w:color="D9D2EE" w:sz="4"/>
-              <w:bottom w:val="single" w:color="D9D2EE" w:sz="4"/>
-              <w:right w:val="single" w:color="D9D2EE" w:sz="4"/>
-            </w:tcBorders>
-            <w:tcMar>
-              <w:top w:type="dxa" w:w="60"/>
-              <w:left w:type="dxa" w:w="100"/>
-              <w:bottom w:type="dxa" w:w="60"/>
-              <w:right w:type="dxa" w:w="100"/>
-            </w:tcMar>
-          </w:tcPr>
-          <w:p>
-            <w:pPr>
-              <w:keepNext w:val="false"/>
-              <w:keepLines/>
-              <w:spacing w:after="0" w:line="270"/>
-            </w:pPr>
-            <w:r>
-              <w:rPr>
-                <w:b w:val="false"/>
-                <w:bCs w:val="false"/>
-              </w:rPr>
-              <w:t xml:space="preserve">Пройти классическую игру, угадав все песни</w:t>
-            </w:r>
-          </w:p>
-        </w:tc>
-      </w:tr>
-      <w:tr>
-        <w:trPr>
-          <w:cantSplit/>
-        </w:trPr>
-        <w:tc>
-          <w:tcPr>
-            <w:tcW w:type="dxa" w:w="3200"/>
-            <w:tcBorders>
-              <w:top w:val="single" w:color="D9D2EE" w:sz="4"/>
-              <w:left w:val="single" w:color="D9D2EE" w:sz="4"/>
-              <w:bottom w:val="single" w:color="D9D2EE" w:sz="4"/>
-              <w:right w:val="single" w:color="D9D2EE" w:sz="4"/>
-            </w:tcBorders>
-            <w:tcMar>
-              <w:top w:type="dxa" w:w="60"/>
-              <w:left w:type="dxa" w:w="100"/>
-              <w:bottom w:type="dxa" w:w="60"/>
-              <w:right w:type="dxa" w:w="100"/>
-            </w:tcMar>
-          </w:tcPr>
-          <w:p>
-            <w:pPr>
-              <w:keepNext/>
-              <w:keepLines/>
-              <w:spacing w:after="0" w:line="270"/>
-            </w:pPr>
-            <w:r>
-              <w:rPr>
-                <w:b w:val="false"/>
-                <w:bCs w:val="false"/>
-              </w:rPr>
-              <w:t xml:space="preserve">Своим умом</w:t>
-            </w:r>
-          </w:p>
-        </w:tc>
-        <w:tc>
-          <w:tcPr>
-            <w:tcW w:type="dxa" w:w="6438"/>
-            <w:tcBorders>
-              <w:top w:val="single" w:color="D9D2EE" w:sz="4"/>
-              <w:left w:val="single" w:color="D9D2EE" w:sz="4"/>
-              <w:bottom w:val="single" w:color="D9D2EE" w:sz="4"/>
-              <w:right w:val="single" w:color="D9D2EE" w:sz="4"/>
-            </w:tcBorders>
-            <w:tcMar>
-              <w:top w:type="dxa" w:w="60"/>
-              <w:left w:type="dxa" w:w="100"/>
-              <w:bottom w:type="dxa" w:w="60"/>
-              <w:right w:type="dxa" w:w="100"/>
-            </w:tcMar>
-          </w:tcPr>
-          <w:p>
-            <w:pPr>
-              <w:keepNext/>
-              <w:keepLines/>
-              <w:spacing w:after="0" w:line="270"/>
-            </w:pPr>
-            <w:r>
-              <w:rPr>
-                <w:b w:val="false"/>
-                <w:bCs w:val="false"/>
-              </w:rPr>
-              <w:t xml:space="preserve">Угадать 5+ песен за игру без подсказок</w:t>
-            </w:r>
-          </w:p>
-        </w:tc>
-      </w:tr>
-      <w:tr>
-        <w:trPr>
-          <w:cantSplit/>
-        </w:trPr>
-        <w:tc>
-          <w:tcPr>
-            <w:tcW w:type="dxa" w:w="3200"/>
-            <w:tcBorders>
-              <w:top w:val="single" w:color="D9D2EE" w:sz="4"/>
-              <w:left w:val="single" w:color="D9D2EE" w:sz="4"/>
-              <w:bottom w:val="single" w:color="D9D2EE" w:sz="4"/>
-              <w:right w:val="single" w:color="D9D2EE" w:sz="4"/>
-            </w:tcBorders>
-            <w:tcMar>
-              <w:top w:type="dxa" w:w="60"/>
-              <w:left w:type="dxa" w:w="100"/>
-              <w:bottom w:type="dxa" w:w="60"/>
-              <w:right w:type="dxa" w:w="100"/>
-            </w:tcMar>
-          </w:tcPr>
-          <w:p>
-            <w:pPr>
-              <w:keepNext/>
-              <w:keepLines/>
-              <w:spacing w:after="0" w:line="270"/>
-            </w:pPr>
-            <w:r>
-              <w:rPr>
-                <w:b w:val="false"/>
-                <w:bCs w:val="false"/>
-              </w:rPr>
-              <w:t xml:space="preserve">Выживший</w:t>
-            </w:r>
-          </w:p>
-        </w:tc>
-        <w:tc>
-          <w:tcPr>
-            <w:tcW w:type="dxa" w:w="6438"/>
-            <w:tcBorders>
-              <w:top w:val="single" w:color="D9D2EE" w:sz="4"/>
-              <w:left w:val="single" w:color="D9D2EE" w:sz="4"/>
-              <w:bottom w:val="single" w:color="D9D2EE" w:sz="4"/>
-              <w:right w:val="single" w:color="D9D2EE" w:sz="4"/>
-            </w:tcBorders>
-            <w:tcMar>
-              <w:top w:type="dxa" w:w="60"/>
-              <w:left w:type="dxa" w:w="100"/>
-              <w:bottom w:type="dxa" w:w="60"/>
-              <w:right w:type="dxa" w:w="100"/>
-            </w:tcMar>
-          </w:tcPr>
-          <w:p>
-            <w:pPr>
-              <w:keepNext/>
-              <w:keepLines/>
-              <w:spacing w:after="0" w:line="270"/>
-            </w:pPr>
-            <w:r>
-              <w:rPr>
-                <w:b w:val="false"/>
-                <w:bCs w:val="false"/>
-              </w:rPr>
-              <w:t xml:space="preserve">Угадать 15 песен в режиме «Выживание»</w:t>
-            </w:r>
-          </w:p>
-        </w:tc>
-      </w:tr>
-      <w:tr>
-        <w:trPr>
-          <w:cantSplit/>
-        </w:trPr>
-        <w:tc>
-          <w:tcPr>
-            <w:tcW w:type="dxa" w:w="3200"/>
-            <w:tcBorders>
-              <w:top w:val="single" w:color="D9D2EE" w:sz="4"/>
-              <w:left w:val="single" w:color="D9D2EE" w:sz="4"/>
-              <w:bottom w:val="single" w:color="D9D2EE" w:sz="4"/>
-              <w:right w:val="single" w:color="D9D2EE" w:sz="4"/>
-            </w:tcBorders>
-            <w:tcMar>
-              <w:top w:type="dxa" w:w="60"/>
-              <w:left w:type="dxa" w:w="100"/>
-              <w:bottom w:type="dxa" w:w="60"/>
-              <w:right w:type="dxa" w:w="100"/>
-            </w:tcMar>
-          </w:tcPr>
-          <w:p>
-            <w:pPr>
-              <w:keepNext/>
-              <w:keepLines/>
-              <w:spacing w:after="0" w:line="270"/>
-            </w:pPr>
-            <w:r>
-              <w:rPr>
-                <w:b w:val="false"/>
-                <w:bCs w:val="false"/>
-              </w:rPr>
-              <w:t xml:space="preserve">Рекордсмен</w:t>
-            </w:r>
-          </w:p>
-        </w:tc>
-        <w:tc>
-          <w:tcPr>
-            <w:tcW w:type="dxa" w:w="6438"/>
-            <w:tcBorders>
-              <w:top w:val="single" w:color="D9D2EE" w:sz="4"/>
-              <w:left w:val="single" w:color="D9D2EE" w:sz="4"/>
-              <w:bottom w:val="single" w:color="D9D2EE" w:sz="4"/>
-              <w:right w:val="single" w:color="D9D2EE" w:sz="4"/>
-            </w:tcBorders>
-            <w:tcMar>
-              <w:top w:type="dxa" w:w="60"/>
-              <w:left w:type="dxa" w:w="100"/>
-              <w:bottom w:type="dxa" w:w="60"/>
-              <w:right w:type="dxa" w:w="100"/>
-            </w:tcMar>
-          </w:tcPr>
-          <w:p>
-            <w:pPr>
-              <w:keepNext/>
-              <w:keepLines/>
-              <w:spacing w:after="0" w:line="270"/>
-            </w:pPr>
-            <w:r>
-              <w:rPr>
-                <w:b w:val="false"/>
-                <w:bCs w:val="false"/>
-              </w:rPr>
-              <w:t xml:space="preserve">Набрать 8000 очков за игру</w:t>
-            </w:r>
-          </w:p>
-        </w:tc>
-      </w:tr>
-      <w:tr>
-        <w:trPr>
-          <w:cantSplit/>
-        </w:trPr>
-        <w:tc>
-          <w:tcPr>
-            <w:tcW w:type="dxa" w:w="3200"/>
-            <w:tcBorders>
-              <w:top w:val="single" w:color="D9D2EE" w:sz="4"/>
-              <w:left w:val="single" w:color="D9D2EE" w:sz="4"/>
-              <w:bottom w:val="single" w:color="D9D2EE" w:sz="4"/>
-              <w:right w:val="single" w:color="D9D2EE" w:sz="4"/>
-            </w:tcBorders>
-            <w:tcMar>
-              <w:top w:type="dxa" w:w="60"/>
-              <w:left w:type="dxa" w:w="100"/>
-              <w:bottom w:type="dxa" w:w="60"/>
-              <w:right w:type="dxa" w:w="100"/>
-            </w:tcMar>
-          </w:tcPr>
-          <w:p>
-            <w:pPr>
-              <w:keepNext/>
-              <w:keepLines/>
-              <w:spacing w:after="0" w:line="270"/>
-            </w:pPr>
-            <w:r>
-              <w:rPr>
-                <w:b w:val="false"/>
-                <w:bCs w:val="false"/>
-              </w:rPr>
-              <w:t xml:space="preserve">Эрудит</w:t>
-            </w:r>
-          </w:p>
-        </w:tc>
-        <w:tc>
-          <w:tcPr>
-            <w:tcW w:type="dxa" w:w="6438"/>
-            <w:tcBorders>
-              <w:top w:val="single" w:color="D9D2EE" w:sz="4"/>
-              <w:left w:val="single" w:color="D9D2EE" w:sz="4"/>
-              <w:bottom w:val="single" w:color="D9D2EE" w:sz="4"/>
-              <w:right w:val="single" w:color="D9D2EE" w:sz="4"/>
-            </w:tcBorders>
-            <w:tcMar>
-              <w:top w:type="dxa" w:w="60"/>
-              <w:left w:type="dxa" w:w="100"/>
-              <w:bottom w:type="dxa" w:w="60"/>
-              <w:right w:type="dxa" w:w="100"/>
-            </w:tcMar>
-          </w:tcPr>
-          <w:p>
-            <w:pPr>
-              <w:keepNext/>
-              <w:keepLines/>
-              <w:spacing w:after="0" w:line="270"/>
-            </w:pPr>
-            <w:r>
-              <w:rPr>
-                <w:b w:val="false"/>
-                <w:bCs w:val="false"/>
-              </w:rPr>
-              <w:t xml:space="preserve">Ответить верно на все вопросы викторины (от 5 раундов)</w:t>
-            </w:r>
-          </w:p>
-        </w:tc>
-      </w:tr>
-      <w:tr>
-        <w:trPr>
-          <w:cantSplit/>
-        </w:trPr>
-        <w:tc>
-          <w:tcPr>
-            <w:tcW w:type="dxa" w:w="3200"/>
-            <w:tcBorders>
-              <w:top w:val="single" w:color="D9D2EE" w:sz="4"/>
-              <w:left w:val="single" w:color="D9D2EE" w:sz="4"/>
-              <w:bottom w:val="single" w:color="D9D2EE" w:sz="4"/>
-              <w:right w:val="single" w:color="D9D2EE" w:sz="4"/>
-            </w:tcBorders>
-            <w:tcMar>
-              <w:top w:type="dxa" w:w="60"/>
-              <w:left w:type="dxa" w:w="100"/>
-              <w:bottom w:type="dxa" w:w="60"/>
-              <w:right w:type="dxa" w:w="100"/>
-            </w:tcMar>
-          </w:tcPr>
-          <w:p>
-            <w:pPr>
-              <w:keepNext/>
-              <w:keepLines/>
-              <w:spacing w:after="0" w:line="270"/>
-            </w:pPr>
-            <w:r>
-              <w:rPr>
-                <w:b w:val="false"/>
-                <w:bCs w:val="false"/>
-              </w:rPr>
-              <w:t xml:space="preserve">Машина времени</w:t>
-            </w:r>
-          </w:p>
-        </w:tc>
-        <w:tc>
-          <w:tcPr>
-            <w:tcW w:type="dxa" w:w="6438"/>
-            <w:tcBorders>
-              <w:top w:val="single" w:color="D9D2EE" w:sz="4"/>
-              <w:left w:val="single" w:color="D9D2EE" w:sz="4"/>
-              <w:bottom w:val="single" w:color="D9D2EE" w:sz="4"/>
-              <w:right w:val="single" w:color="D9D2EE" w:sz="4"/>
-            </w:tcBorders>
-            <w:tcMar>
-              <w:top w:type="dxa" w:w="60"/>
-              <w:left w:type="dxa" w:w="100"/>
-              <w:bottom w:type="dxa" w:w="60"/>
-              <w:right w:type="dxa" w:w="100"/>
-            </w:tcMar>
-          </w:tcPr>
-          <w:p>
-            <w:pPr>
-              <w:keepNext/>
-              <w:keepLines/>
-              <w:spacing w:after="0" w:line="270"/>
-            </w:pPr>
-            <w:r>
-              <w:rPr>
-                <w:b w:val="false"/>
-                <w:bCs w:val="false"/>
-              </w:rPr>
-              <w:t xml:space="preserve">Назвать год песни точно</w:t>
-            </w:r>
-          </w:p>
-        </w:tc>
-      </w:tr>
-      <w:tr>
-        <w:trPr>
-          <w:cantSplit/>
-        </w:trPr>
-        <w:tc>
-          <w:tcPr>
-            <w:tcW w:type="dxa" w:w="3200"/>
-            <w:tcBorders>
-              <w:top w:val="single" w:color="D9D2EE" w:sz="4"/>
-              <w:left w:val="single" w:color="D9D2EE" w:sz="4"/>
-              <w:bottom w:val="single" w:color="D9D2EE" w:sz="4"/>
-              <w:right w:val="single" w:color="D9D2EE" w:sz="4"/>
-            </w:tcBorders>
-            <w:tcMar>
-              <w:top w:type="dxa" w:w="60"/>
-              <w:left w:type="dxa" w:w="100"/>
-              <w:bottom w:type="dxa" w:w="60"/>
-              <w:right w:type="dxa" w:w="100"/>
-            </w:tcMar>
-          </w:tcPr>
-          <w:p>
-            <w:pPr>
-              <w:keepNext/>
-              <w:keepLines/>
-              <w:spacing w:after="0" w:line="270"/>
-            </w:pPr>
-            <w:r>
-              <w:rPr>
-                <w:b w:val="false"/>
-                <w:bCs w:val="false"/>
-              </w:rPr>
-              <w:t xml:space="preserve">Душа компании</w:t>
-            </w:r>
-          </w:p>
-        </w:tc>
-        <w:tc>
-          <w:tcPr>
-            <w:tcW w:type="dxa" w:w="6438"/>
-            <w:tcBorders>
-              <w:top w:val="single" w:color="D9D2EE" w:sz="4"/>
-              <w:left w:val="single" w:color="D9D2EE" w:sz="4"/>
-              <w:bottom w:val="single" w:color="D9D2EE" w:sz="4"/>
-              <w:right w:val="single" w:color="D9D2EE" w:sz="4"/>
-            </w:tcBorders>
-            <w:tcMar>
-              <w:top w:type="dxa" w:w="60"/>
-              <w:left w:type="dxa" w:w="100"/>
-              <w:bottom w:type="dxa" w:w="60"/>
-              <w:right w:type="dxa" w:w="100"/>
-            </w:tcMar>
-          </w:tcPr>
-          <w:p>
-            <w:pPr>
-              <w:keepNext/>
-              <w:keepLines/>
-              <w:spacing w:after="0" w:line="270"/>
-            </w:pPr>
-            <w:r>
-              <w:rPr>
-                <w:b w:val="false"/>
-                <w:bCs w:val="false"/>
-              </w:rPr>
-              <w:t xml:space="preserve">Сыграть «Вечеринку» с друзьями</w:t>
-            </w:r>
-          </w:p>
-        </w:tc>
-      </w:tr>
-      <w:tr>
-        <w:trPr>
-          <w:cantSplit/>
-        </w:trPr>
-        <w:tc>
-          <w:tcPr>
-            <w:tcW w:type="dxa" w:w="3200"/>
-            <w:tcBorders>
-              <w:top w:val="single" w:color="D9D2EE" w:sz="4"/>
-              <w:left w:val="single" w:color="D9D2EE" w:sz="4"/>
-              <w:bottom w:val="single" w:color="D9D2EE" w:sz="4"/>
-              <w:right w:val="single" w:color="D9D2EE" w:sz="4"/>
-            </w:tcBorders>
-            <w:tcMar>
-              <w:top w:type="dxa" w:w="60"/>
-              <w:left w:type="dxa" w:w="100"/>
-              <w:bottom w:type="dxa" w:w="60"/>
-              <w:right w:type="dxa" w:w="100"/>
-            </w:tcMar>
-          </w:tcPr>
-          <w:p>
-            <w:pPr>
-              <w:keepNext/>
-              <w:keepLines/>
-              <w:spacing w:after="0" w:line="270"/>
-            </w:pPr>
-            <w:r>
-              <w:rPr>
-                <w:b w:val="false"/>
-                <w:bCs w:val="false"/>
-              </w:rPr>
-              <w:t xml:space="preserve">Слух на редкости</w:t>
-            </w:r>
-          </w:p>
-        </w:tc>
-        <w:tc>
-          <w:tcPr>
-            <w:tcW w:type="dxa" w:w="6438"/>
-            <w:tcBorders>
-              <w:top w:val="single" w:color="D9D2EE" w:sz="4"/>
-              <w:left w:val="single" w:color="D9D2EE" w:sz="4"/>
-              <w:bottom w:val="single" w:color="D9D2EE" w:sz="4"/>
-              <w:right w:val="single" w:color="D9D2EE" w:sz="4"/>
-            </w:tcBorders>
-            <w:tcMar>
-              <w:top w:type="dxa" w:w="60"/>
-              <w:left w:type="dxa" w:w="100"/>
-              <w:bottom w:type="dxa" w:w="60"/>
-              <w:right w:type="dxa" w:w="100"/>
-            </w:tcMar>
-          </w:tcPr>
-          <w:p>
-            <w:pPr>
-              <w:keepNext/>
-              <w:keepLines/>
-              <w:spacing w:after="0" w:line="270"/>
-            </w:pPr>
-            <w:r>
-              <w:rPr>
-                <w:b w:val="false"/>
-                <w:bCs w:val="false"/>
-              </w:rPr>
-              <w:t xml:space="preserve">Угадать малоизвестную песню с первой попытки</w:t>
-            </w:r>
-          </w:p>
-        </w:tc>
-      </w:tr>
-      <w:tr>
-        <w:trPr>
-          <w:cantSplit/>
-        </w:trPr>
-        <w:tc>
-          <w:tcPr>
-            <w:tcW w:type="dxa" w:w="3200"/>
-            <w:tcBorders>
-              <w:top w:val="single" w:color="D9D2EE" w:sz="4"/>
-              <w:left w:val="single" w:color="D9D2EE" w:sz="4"/>
-              <w:bottom w:val="single" w:color="D9D2EE" w:sz="4"/>
-              <w:right w:val="single" w:color="D9D2EE" w:sz="4"/>
-            </w:tcBorders>
-            <w:tcMar>
-              <w:top w:type="dxa" w:w="60"/>
-              <w:left w:type="dxa" w:w="100"/>
-              <w:bottom w:type="dxa" w:w="60"/>
-              <w:right w:type="dxa" w:w="100"/>
-            </w:tcMar>
-          </w:tcPr>
-          <w:p>
-            <w:pPr>
-              <w:keepNext/>
-              <w:keepLines/>
-              <w:spacing w:after="0" w:line="270"/>
-            </w:pPr>
-            <w:r>
-              <w:rPr>
-                <w:b w:val="false"/>
-                <w:bCs w:val="false"/>
-              </w:rPr>
-              <w:t xml:space="preserve">Десятый уровень</w:t>
-            </w:r>
-          </w:p>
-        </w:tc>
-        <w:tc>
-          <w:tcPr>
-            <w:tcW w:type="dxa" w:w="6438"/>
-            <w:tcBorders>
-              <w:top w:val="single" w:color="D9D2EE" w:sz="4"/>
-              <w:left w:val="single" w:color="D9D2EE" w:sz="4"/>
-              <w:bottom w:val="single" w:color="D9D2EE" w:sz="4"/>
-              <w:right w:val="single" w:color="D9D2EE" w:sz="4"/>
-            </w:tcBorders>
-            <w:tcMar>
-              <w:top w:type="dxa" w:w="60"/>
-              <w:left w:type="dxa" w:w="100"/>
-              <w:bottom w:type="dxa" w:w="60"/>
-              <w:right w:type="dxa" w:w="100"/>
-            </w:tcMar>
-          </w:tcPr>
-          <w:p>
-            <w:pPr>
-              <w:keepNext/>
-              <w:keepLines/>
-              <w:spacing w:after="0" w:line="270"/>
-            </w:pPr>
-            <w:r>
-              <w:rPr>
-                <w:b w:val="false"/>
-                <w:bCs w:val="false"/>
-              </w:rPr>
-              <w:t xml:space="preserve">Дойти до 10-го уровня</w:t>
-            </w:r>
-          </w:p>
-        </w:tc>
-      </w:tr>
-      <w:tr>
-        <w:trPr>
-          <w:cantSplit/>
-        </w:trPr>
-        <w:tc>
-          <w:tcPr>
-            <w:tcW w:type="dxa" w:w="3200"/>
-            <w:tcBorders>
-              <w:top w:val="single" w:color="D9D2EE" w:sz="4"/>
-              <w:left w:val="single" w:color="D9D2EE" w:sz="4"/>
-              <w:bottom w:val="single" w:color="D9D2EE" w:sz="4"/>
-              <w:right w:val="single" w:color="D9D2EE" w:sz="4"/>
-            </w:tcBorders>
-            <w:tcMar>
-              <w:top w:type="dxa" w:w="60"/>
-              <w:left w:type="dxa" w:w="100"/>
-              <w:bottom w:type="dxa" w:w="60"/>
-              <w:right w:type="dxa" w:w="100"/>
-            </w:tcMar>
-          </w:tcPr>
-          <w:p>
-            <w:pPr>
-              <w:keepNext/>
-              <w:keepLines/>
-              <w:spacing w:after="0" w:line="270"/>
-            </w:pPr>
-            <w:r>
-              <w:rPr>
-                <w:b w:val="false"/>
-                <w:bCs w:val="false"/>
-              </w:rPr>
-              <w:t xml:space="preserve">Скорострел</w:t>
-            </w:r>
-          </w:p>
-        </w:tc>
-        <w:tc>
-          <w:tcPr>
-            <w:tcW w:type="dxa" w:w="6438"/>
-            <w:tcBorders>
-              <w:top w:val="single" w:color="D9D2EE" w:sz="4"/>
-              <w:left w:val="single" w:color="D9D2EE" w:sz="4"/>
-              <w:bottom w:val="single" w:color="D9D2EE" w:sz="4"/>
-              <w:right w:val="single" w:color="D9D2EE" w:sz="4"/>
-            </w:tcBorders>
-            <w:tcMar>
-              <w:top w:type="dxa" w:w="60"/>
-              <w:left w:type="dxa" w:w="100"/>
-              <w:bottom w:type="dxa" w:w="60"/>
-              <w:right w:type="dxa" w:w="100"/>
-            </w:tcMar>
-          </w:tcPr>
-          <w:p>
-            <w:pPr>
-              <w:keepNext/>
-              <w:keepLines/>
-              <w:spacing w:after="0" w:line="270"/>
-            </w:pPr>
-            <w:r>
-              <w:rPr>
-                <w:b w:val="false"/>
-                <w:bCs w:val="false"/>
-              </w:rPr>
-              <w:t xml:space="preserve">Угадать 10 песен за один «Блиц»</w:t>
-            </w:r>
-          </w:p>
-        </w:tc>
-      </w:tr>
-      <w:tr>
-        <w:trPr>
-          <w:cantSplit/>
-        </w:trPr>
-        <w:tc>
-          <w:tcPr>
-            <w:tcW w:type="dxa" w:w="3200"/>
-            <w:tcBorders>
-              <w:top w:val="single" w:color="D9D2EE" w:sz="4"/>
-              <w:left w:val="single" w:color="D9D2EE" w:sz="4"/>
-              <w:bottom w:val="single" w:color="D9D2EE" w:sz="4"/>
-              <w:right w:val="single" w:color="D9D2EE" w:sz="4"/>
-            </w:tcBorders>
-            <w:tcMar>
-              <w:top w:type="dxa" w:w="60"/>
-              <w:left w:type="dxa" w:w="100"/>
-              <w:bottom w:type="dxa" w:w="60"/>
-              <w:right w:type="dxa" w:w="100"/>
-            </w:tcMar>
-          </w:tcPr>
-          <w:p>
-            <w:pPr>
-              <w:keepNext/>
-              <w:keepLines/>
-              <w:spacing w:after="0" w:line="270"/>
-            </w:pPr>
-            <w:r>
-              <w:rPr>
-                <w:b w:val="false"/>
-                <w:bCs w:val="false"/>
-              </w:rPr>
-              <w:t xml:space="preserve">Узнаю по голосу</w:t>
-            </w:r>
-          </w:p>
-        </w:tc>
-        <w:tc>
-          <w:tcPr>
-            <w:tcW w:type="dxa" w:w="6438"/>
-            <w:tcBorders>
-              <w:top w:val="single" w:color="D9D2EE" w:sz="4"/>
-              <w:left w:val="single" w:color="D9D2EE" w:sz="4"/>
-              <w:bottom w:val="single" w:color="D9D2EE" w:sz="4"/>
-              <w:right w:val="single" w:color="D9D2EE" w:sz="4"/>
-            </w:tcBorders>
-            <w:tcMar>
-              <w:top w:type="dxa" w:w="60"/>
-              <w:left w:type="dxa" w:w="100"/>
-              <w:bottom w:type="dxa" w:w="60"/>
-              <w:right w:type="dxa" w:w="100"/>
-            </w:tcMar>
-          </w:tcPr>
-          <w:p>
-            <w:pPr>
-              <w:keepNext/>
-              <w:keepLines/>
-              <w:spacing w:after="0" w:line="270"/>
-            </w:pPr>
-            <w:r>
-              <w:rPr>
-                <w:b w:val="false"/>
-                <w:bCs w:val="false"/>
-              </w:rPr>
-              <w:t xml:space="preserve">Назвать 8 исполнителей за игру в «Кто поёт?»</w:t>
-            </w:r>
-          </w:p>
-        </w:tc>
-      </w:tr>
-      <w:tr>
-        <w:trPr>
-          <w:cantSplit/>
-        </w:trPr>
-        <w:tc>
-          <w:tcPr>
-            <w:tcW w:type="dxa" w:w="3200"/>
-            <w:tcBorders>
-              <w:top w:val="single" w:color="D9D2EE" w:sz="4"/>
-              <w:left w:val="single" w:color="D9D2EE" w:sz="4"/>
-              <w:bottom w:val="single" w:color="D9D2EE" w:sz="4"/>
-              <w:right w:val="single" w:color="D9D2EE" w:sz="4"/>
-            </w:tcBorders>
-            <w:tcMar>
-              <w:top w:type="dxa" w:w="60"/>
-              <w:left w:type="dxa" w:w="100"/>
-              <w:bottom w:type="dxa" w:w="60"/>
-              <w:right w:type="dxa" w:w="100"/>
-            </w:tcMar>
-          </w:tcPr>
-          <w:p>
-            <w:pPr>
-              <w:keepNext/>
-              <w:keepLines/>
-              <w:spacing w:after="0" w:line="270"/>
-            </w:pPr>
-            <w:r>
-              <w:rPr>
-                <w:b w:val="false"/>
-                <w:bCs w:val="false"/>
-              </w:rPr>
-              <w:t xml:space="preserve">Человек сильнее машины</w:t>
-            </w:r>
-          </w:p>
-        </w:tc>
-        <w:tc>
-          <w:tcPr>
-            <w:tcW w:type="dxa" w:w="6438"/>
-            <w:tcBorders>
-              <w:top w:val="single" w:color="D9D2EE" w:sz="4"/>
-              <w:left w:val="single" w:color="D9D2EE" w:sz="4"/>
-              <w:bottom w:val="single" w:color="D9D2EE" w:sz="4"/>
-              <w:right w:val="single" w:color="D9D2EE" w:sz="4"/>
-            </w:tcBorders>
-            <w:tcMar>
-              <w:top w:type="dxa" w:w="60"/>
-              <w:left w:type="dxa" w:w="100"/>
-              <w:bottom w:type="dxa" w:w="60"/>
-              <w:right w:type="dxa" w:w="100"/>
-            </w:tcMar>
-          </w:tcPr>
-          <w:p>
-            <w:pPr>
-              <w:keepNext/>
-              <w:keepLines/>
-              <w:spacing w:after="0" w:line="270"/>
-            </w:pPr>
-            <w:r>
-              <w:rPr>
-                <w:b w:val="false"/>
-                <w:bCs w:val="false"/>
-              </w:rPr>
-              <w:t xml:space="preserve">Обыграть бота в «Дуэли» (от 5 раундов)</w:t>
-            </w:r>
-          </w:p>
-        </w:tc>
-      </w:tr>
-      <w:tr>
-        <w:trPr>
-          <w:cantSplit/>
-        </w:trPr>
-        <w:tc>
-          <w:tcPr>
-            <w:tcW w:type="dxa" w:w="3200"/>
-            <w:tcBorders>
-              <w:top w:val="single" w:color="D9D2EE" w:sz="4"/>
-              <w:left w:val="single" w:color="D9D2EE" w:sz="4"/>
-              <w:bottom w:val="single" w:color="D9D2EE" w:sz="4"/>
-              <w:right w:val="single" w:color="D9D2EE" w:sz="4"/>
-            </w:tcBorders>
-            <w:tcMar>
-              <w:top w:type="dxa" w:w="60"/>
-              <w:left w:type="dxa" w:w="100"/>
-              <w:bottom w:type="dxa" w:w="60"/>
-              <w:right w:type="dxa" w:w="100"/>
-            </w:tcMar>
-          </w:tcPr>
-          <w:p>
-            <w:pPr>
-              <w:keepNext w:val="false"/>
-              <w:keepLines/>
-              <w:spacing w:after="0" w:line="270"/>
-            </w:pPr>
-            <w:r>
-              <w:rPr>
-                <w:b w:val="false"/>
-                <w:bCs w:val="false"/>
-              </w:rPr>
-              <w:t xml:space="preserve">Ухо наизнанку</w:t>
-            </w:r>
-          </w:p>
-        </w:tc>
-        <w:tc>
-          <w:tcPr>
-            <w:tcW w:type="dxa" w:w="6438"/>
-            <w:tcBorders>
-              <w:top w:val="single" w:color="D9D2EE" w:sz="4"/>
-              <w:left w:val="single" w:color="D9D2EE" w:sz="4"/>
-              <w:bottom w:val="single" w:color="D9D2EE" w:sz="4"/>
-              <w:right w:val="single" w:color="D9D2EE" w:sz="4"/>
-            </w:tcBorders>
-            <w:tcMar>
-              <w:top w:type="dxa" w:w="60"/>
-              <w:left w:type="dxa" w:w="100"/>
-              <w:bottom w:type="dxa" w:w="60"/>
-              <w:right w:type="dxa" w:w="100"/>
-            </w:tcMar>
-          </w:tcPr>
-          <w:p>
-            <w:pPr>
-              <w:keepNext w:val="false"/>
-              <w:keepLines/>
-              <w:spacing w:after="0" w:line="270"/>
-            </w:pPr>
-            <w:r>
-              <w:rPr>
-                <w:b w:val="false"/>
-                <w:bCs w:val="false"/>
-              </w:rPr>
-              <w:t xml:space="preserve">Угадать песню, звучащую задом наперёд</w:t>
-            </w:r>
-          </w:p>
-        </w:tc>
-      </w:tr>
-      <w:tr>
-        <w:trPr>
-          <w:cantSplit/>
-        </w:trPr>
-        <w:tc>
-          <w:tcPr>
-            <w:tcW w:type="dxa" w:w="3200"/>
-            <w:tcBorders>
-              <w:top w:val="single" w:color="D9D2EE" w:sz="4"/>
-              <w:left w:val="single" w:color="D9D2EE" w:sz="4"/>
-              <w:bottom w:val="single" w:color="D9D2EE" w:sz="4"/>
-              <w:right w:val="single" w:color="D9D2EE" w:sz="4"/>
-            </w:tcBorders>
-            <w:tcMar>
-              <w:top w:type="dxa" w:w="60"/>
-              <w:left w:type="dxa" w:w="100"/>
-              <w:bottom w:type="dxa" w:w="60"/>
-              <w:right w:type="dxa" w:w="100"/>
-            </w:tcMar>
-          </w:tcPr>
-          <w:p>
-            <w:pPr>
-              <w:keepNext/>
-              <w:keepLines/>
-              <w:spacing w:after="0" w:line="270"/>
-            </w:pPr>
-            <w:r>
-              <w:rPr>
-                <w:b w:val="false"/>
-                <w:bCs w:val="false"/>
-              </w:rPr>
-              <w:t xml:space="preserve">Звукорежиссёр</w:t>
-            </w:r>
-          </w:p>
-        </w:tc>
-        <w:tc>
-          <w:tcPr>
-            <w:tcW w:type="dxa" w:w="6438"/>
-            <w:tcBorders>
-              <w:top w:val="single" w:color="D9D2EE" w:sz="4"/>
-              <w:left w:val="single" w:color="D9D2EE" w:sz="4"/>
-              <w:bottom w:val="single" w:color="D9D2EE" w:sz="4"/>
-              <w:right w:val="single" w:color="D9D2EE" w:sz="4"/>
-            </w:tcBorders>
-            <w:tcMar>
-              <w:top w:type="dxa" w:w="60"/>
-              <w:left w:type="dxa" w:w="100"/>
-              <w:bottom w:type="dxa" w:w="60"/>
-              <w:right w:type="dxa" w:w="100"/>
-            </w:tcMar>
-          </w:tcPr>
-          <w:p>
-            <w:pPr>
-              <w:keepNext/>
-              <w:keepLines/>
-              <w:spacing w:after="0" w:line="270"/>
-            </w:pPr>
-            <w:r>
-              <w:rPr>
-                <w:b w:val="false"/>
-                <w:bCs w:val="false"/>
-              </w:rPr>
-              <w:t xml:space="preserve">Угадать песню с каждым звуковым эффектом</w:t>
-            </w:r>
-          </w:p>
-        </w:tc>
-      </w:tr>
-      <w:tr>
-        <w:trPr>
-          <w:cantSplit/>
-        </w:trPr>
-        <w:tc>
-          <w:tcPr>
-            <w:tcW w:type="dxa" w:w="3200"/>
-            <w:tcBorders>
-              <w:top w:val="single" w:color="D9D2EE" w:sz="4"/>
-              <w:left w:val="single" w:color="D9D2EE" w:sz="4"/>
-              <w:bottom w:val="single" w:color="D9D2EE" w:sz="4"/>
-              <w:right w:val="single" w:color="D9D2EE" w:sz="4"/>
-            </w:tcBorders>
-            <w:tcMar>
-              <w:top w:type="dxa" w:w="60"/>
-              <w:left w:type="dxa" w:w="100"/>
-              <w:bottom w:type="dxa" w:w="60"/>
-              <w:right w:type="dxa" w:w="100"/>
-            </w:tcMar>
-          </w:tcPr>
-          <w:p>
-            <w:pPr>
-              <w:keepNext/>
-              <w:keepLines/>
-              <w:spacing w:after="0" w:line="270"/>
-            </w:pPr>
-            <w:r>
-              <w:rPr>
-                <w:b w:val="false"/>
-                <w:bCs w:val="false"/>
-              </w:rPr>
-              <w:t xml:space="preserve">Завсегдатай Игротеки</w:t>
-            </w:r>
-          </w:p>
-        </w:tc>
-        <w:tc>
-          <w:tcPr>
-            <w:tcW w:type="dxa" w:w="6438"/>
-            <w:tcBorders>
-              <w:top w:val="single" w:color="D9D2EE" w:sz="4"/>
-              <w:left w:val="single" w:color="D9D2EE" w:sz="4"/>
-              <w:bottom w:val="single" w:color="D9D2EE" w:sz="4"/>
-              <w:right w:val="single" w:color="D9D2EE" w:sz="4"/>
-            </w:tcBorders>
-            <w:tcMar>
-              <w:top w:type="dxa" w:w="60"/>
-              <w:left w:type="dxa" w:w="100"/>
-              <w:bottom w:type="dxa" w:w="60"/>
-              <w:right w:type="dxa" w:w="100"/>
-            </w:tcMar>
-          </w:tcPr>
-          <w:p>
-            <w:pPr>
-              <w:keepNext/>
-              <w:keepLines/>
-              <w:spacing w:after="0" w:line="270"/>
-            </w:pPr>
-            <w:r>
-              <w:rPr>
-                <w:b w:val="false"/>
-                <w:bCs w:val="false"/>
-              </w:rPr>
-              <w:t xml:space="preserve">Сыграть во все мини-игры</w:t>
-            </w:r>
-          </w:p>
-        </w:tc>
-      </w:tr>
-      <w:tr>
-        <w:trPr>
-          <w:cantSplit/>
-        </w:trPr>
-        <w:tc>
-          <w:tcPr>
-            <w:tcW w:type="dxa" w:w="3200"/>
-            <w:tcBorders>
-              <w:top w:val="single" w:color="D9D2EE" w:sz="4"/>
-              <w:left w:val="single" w:color="D9D2EE" w:sz="4"/>
-              <w:bottom w:val="single" w:color="D9D2EE" w:sz="4"/>
-              <w:right w:val="single" w:color="D9D2EE" w:sz="4"/>
-            </w:tcBorders>
-            <w:tcMar>
-              <w:top w:type="dxa" w:w="60"/>
-              <w:left w:type="dxa" w:w="100"/>
-              <w:bottom w:type="dxa" w:w="60"/>
-              <w:right w:type="dxa" w:w="100"/>
-            </w:tcMar>
-          </w:tcPr>
-          <w:p>
-            <w:pPr>
-              <w:keepNext/>
-              <w:keepLines/>
-              <w:spacing w:after="0" w:line="270"/>
-            </w:pPr>
-            <w:r>
-              <w:rPr>
-                <w:b w:val="false"/>
-                <w:bCs w:val="false"/>
-              </w:rPr>
-              <w:t xml:space="preserve">Историк</w:t>
-            </w:r>
-          </w:p>
-        </w:tc>
-        <w:tc>
-          <w:tcPr>
-            <w:tcW w:type="dxa" w:w="6438"/>
-            <w:tcBorders>
-              <w:top w:val="single" w:color="D9D2EE" w:sz="4"/>
-              <w:left w:val="single" w:color="D9D2EE" w:sz="4"/>
-              <w:bottom w:val="single" w:color="D9D2EE" w:sz="4"/>
-              <w:right w:val="single" w:color="D9D2EE" w:sz="4"/>
-            </w:tcBorders>
-            <w:tcMar>
-              <w:top w:type="dxa" w:w="60"/>
-              <w:left w:type="dxa" w:w="100"/>
-              <w:bottom w:type="dxa" w:w="60"/>
-              <w:right w:type="dxa" w:w="100"/>
-            </w:tcMar>
-          </w:tcPr>
-          <w:p>
-            <w:pPr>
-              <w:keepNext/>
-              <w:keepLines/>
-              <w:spacing w:after="0" w:line="270"/>
-            </w:pPr>
-            <w:r>
-              <w:rPr>
-                <w:b w:val="false"/>
-                <w:bCs w:val="false"/>
-              </w:rPr>
-              <w:t xml:space="preserve">«Что старше?»: серия из 15</w:t>
-            </w:r>
-          </w:p>
-        </w:tc>
-      </w:tr>
-      <w:tr>
-        <w:trPr>
-          <w:cantSplit/>
-        </w:trPr>
-        <w:tc>
-          <w:tcPr>
-            <w:tcW w:type="dxa" w:w="3200"/>
-            <w:tcBorders>
-              <w:top w:val="single" w:color="D9D2EE" w:sz="4"/>
-              <w:left w:val="single" w:color="D9D2EE" w:sz="4"/>
-              <w:bottom w:val="single" w:color="D9D2EE" w:sz="4"/>
-              <w:right w:val="single" w:color="D9D2EE" w:sz="4"/>
-            </w:tcBorders>
-            <w:tcMar>
-              <w:top w:type="dxa" w:w="60"/>
-              <w:left w:type="dxa" w:w="100"/>
-              <w:bottom w:type="dxa" w:w="60"/>
-              <w:right w:type="dxa" w:w="100"/>
-            </w:tcMar>
-          </w:tcPr>
-          <w:p>
-            <w:pPr>
-              <w:keepNext/>
-              <w:keepLines/>
-              <w:spacing w:after="0" w:line="270"/>
-            </w:pPr>
-            <w:r>
-              <w:rPr>
-                <w:b w:val="false"/>
-                <w:bCs w:val="false"/>
-              </w:rPr>
-              <w:t xml:space="preserve">Летописец</w:t>
-            </w:r>
-          </w:p>
-        </w:tc>
-        <w:tc>
-          <w:tcPr>
-            <w:tcW w:type="dxa" w:w="6438"/>
-            <w:tcBorders>
-              <w:top w:val="single" w:color="D9D2EE" w:sz="4"/>
-              <w:left w:val="single" w:color="D9D2EE" w:sz="4"/>
-              <w:bottom w:val="single" w:color="D9D2EE" w:sz="4"/>
-              <w:right w:val="single" w:color="D9D2EE" w:sz="4"/>
-            </w:tcBorders>
-            <w:tcMar>
-              <w:top w:type="dxa" w:w="60"/>
-              <w:left w:type="dxa" w:w="100"/>
-              <w:bottom w:type="dxa" w:w="60"/>
-              <w:right w:type="dxa" w:w="100"/>
-            </w:tcMar>
-          </w:tcPr>
-          <w:p>
-            <w:pPr>
-              <w:keepNext/>
-              <w:keepLines/>
-              <w:spacing w:after="0" w:line="270"/>
-            </w:pPr>
-            <w:r>
-              <w:rPr>
-                <w:b w:val="false"/>
-                <w:bCs w:val="false"/>
-              </w:rPr>
-              <w:t xml:space="preserve">«Хронология»: расставить все 5 песен верно</w:t>
-            </w:r>
-          </w:p>
-        </w:tc>
-      </w:tr>
-      <w:tr>
-        <w:trPr>
-          <w:cantSplit/>
-        </w:trPr>
-        <w:tc>
-          <w:tcPr>
-            <w:tcW w:type="dxa" w:w="3200"/>
-            <w:tcBorders>
-              <w:top w:val="single" w:color="D9D2EE" w:sz="4"/>
-              <w:left w:val="single" w:color="D9D2EE" w:sz="4"/>
-              <w:bottom w:val="single" w:color="D9D2EE" w:sz="4"/>
-              <w:right w:val="single" w:color="D9D2EE" w:sz="4"/>
-            </w:tcBorders>
-            <w:tcMar>
-              <w:top w:type="dxa" w:w="60"/>
-              <w:left w:type="dxa" w:w="100"/>
-              <w:bottom w:type="dxa" w:w="60"/>
-              <w:right w:type="dxa" w:w="100"/>
-            </w:tcMar>
-          </w:tcPr>
-          <w:p>
-            <w:pPr>
-              <w:keepNext w:val="false"/>
-              <w:keepLines/>
-              <w:spacing w:after="0" w:line="270"/>
-            </w:pPr>
-            <w:r>
-              <w:rPr>
-                <w:b w:val="false"/>
-                <w:bCs w:val="false"/>
-              </w:rPr>
-              <w:t xml:space="preserve">Исполнительный</w:t>
-            </w:r>
-          </w:p>
-        </w:tc>
-        <w:tc>
-          <w:tcPr>
-            <w:tcW w:type="dxa" w:w="6438"/>
-            <w:tcBorders>
-              <w:top w:val="single" w:color="D9D2EE" w:sz="4"/>
-              <w:left w:val="single" w:color="D9D2EE" w:sz="4"/>
-              <w:bottom w:val="single" w:color="D9D2EE" w:sz="4"/>
-              <w:right w:val="single" w:color="D9D2EE" w:sz="4"/>
-            </w:tcBorders>
-            <w:tcMar>
-              <w:top w:type="dxa" w:w="60"/>
-              <w:left w:type="dxa" w:w="100"/>
-              <w:bottom w:type="dxa" w:w="60"/>
-              <w:right w:type="dxa" w:w="100"/>
-            </w:tcMar>
-          </w:tcPr>
-          <w:p>
-            <w:pPr>
-              <w:keepNext w:val="false"/>
-              <w:keepLines/>
-              <w:spacing w:after="0" w:line="270"/>
-            </w:pPr>
-            <w:r>
-              <w:rPr>
-                <w:b w:val="false"/>
-                <w:bCs w:val="false"/>
-              </w:rPr>
-              <w:t xml:space="preserve">Выполнить 10 ежедневных заданий</w:t>
-            </w:r>
-          </w:p>
-        </w:tc>
-      </w:tr>
-    </w:tbl>
-    <w:p>
-      <w:pPr>
-        <w:spacing w:after="120"/>
-      </w:pPr>
+        <w:t xml:space="preserve">Цепочка артистов</w:t>
+      </w:r>
     </w:p>
     <w:p>
       <w:pPr>
         <w:spacing w:after="120" w:line="300"/>
       </w:pPr>
       <w:r>
-        <w:t xml:space="preserve">За песню, угаданную с первой секунды, за идеальную игру и за победу над ботом игра запускает конфетти.</w:t>
-      </w:r>
-    </w:p>
-    <w:p>
-      <w:pPr>
-        <w:pStyle w:val="Heading1"/>
-        <w:pageBreakBefore/>
-      </w:pPr>
-      <w:r>
-        <w:t xml:space="preserve">12. Настройки</w:t>
+        <w:t xml:space="preserve">Бот называет исполнителя, вы отвечаете исполнителем на его последнюю букву — через живой поиск по базе. Буквы ь, ъ, ы, й и конечная y не считаются, а алфавиты взаимозаменяемы: после «Кино» подойдёт и «Oasis». Если бот не найдёт ответа — вы победили.</w:t>
       </w:r>
     </w:p>
     <w:p>
@@ -10535,7 +8417,7 @@
           <wp:inline distT="0" distB="0" distL="0" distR="0">
             <wp:extent cx="5715000" cy="3609975"/>
             <wp:effectExtent t="0" r="0" b="0" l="0"/>
-            <wp:docPr id="1" name="29-settings.png" descr="Профиль и оформление" title="Профиль и оформление"/>
+            <wp:docPr id="1" name="36b-chain.png" descr="«Цепочка артистов»: вам на букву «С»" title="«Цепочка артистов»: вам на букву «С»"/>
             <wp:cNvGraphicFramePr>
               <a:graphicFrameLocks xmlns:a="http://schemas.openxmlformats.org/drawingml/2006/main" noChangeAspect="1"/>
             </wp:cNvGraphicFramePr>
@@ -10584,6 +8466,3179 @@
           <w:sz w:val="18"/>
           <w:szCs w:val="18"/>
         </w:rPr>
+        <w:t xml:space="preserve">«Цепочка артистов»: вам на букву «С»</w:t>
+      </w:r>
+    </w:p>
+    <w:p>
+      <w:pPr>
+        <w:pStyle w:val="Heading2"/>
+        <w:keepNext/>
+      </w:pPr>
+      <w:r>
+        <w:t xml:space="preserve">Битва хитов</w:t>
+      </w:r>
+    </w:p>
+    <w:p>
+      <w:pPr>
+        <w:spacing w:after="120" w:line="300"/>
+      </w:pPr>
+      <w:r>
+        <w:t xml:space="preserve">Выберите тему турнира: хиты всех времён, русские хиты или десятилетие. В каждой паре можно послушать обе песни. Чемпиона можно сразу добавить в избранное.</w:t>
+      </w:r>
+    </w:p>
+    <w:p>
+      <w:pPr>
+        <w:keepNext/>
+        <w:spacing w:after="60" w:before="120"/>
+        <w:jc w:val="center"/>
+      </w:pPr>
+      <w:r>
+        <w:drawing>
+          <wp:inline distT="0" distB="0" distL="0" distR="0">
+            <wp:extent cx="5715000" cy="3609975"/>
+            <wp:effectExtent t="0" r="0" b="0" l="0"/>
+            <wp:docPr id="1" name="38-battle-champion.png" descr="«Битва хитов»: ваш чемпион и топ-4" title="«Битва хитов»: ваш чемпион и топ-4"/>
+            <wp:cNvGraphicFramePr>
+              <a:graphicFrameLocks xmlns:a="http://schemas.openxmlformats.org/drawingml/2006/main" noChangeAspect="1"/>
+            </wp:cNvGraphicFramePr>
+            <a:graphic xmlns:a="http://schemas.openxmlformats.org/drawingml/2006/main">
+              <a:graphicData uri="http://schemas.openxmlformats.org/drawingml/2006/picture">
+                <pic:pic xmlns:pic="http://schemas.openxmlformats.org/drawingml/2006/picture">
+                  <pic:nvPicPr>
+                    <pic:cNvPr id="0" name="" descr=""/>
+                    <pic:cNvPicPr>
+                      <a:picLocks noChangeAspect="1" noChangeArrowheads="1"/>
+                    </pic:cNvPicPr>
+                  </pic:nvPicPr>
+                  <pic:blipFill>
+                    <a:blip r:embed="rId33" cstate="none"/>
+                    <a:srcRect/>
+                    <a:stretch>
+                      <a:fillRect/>
+                    </a:stretch>
+                  </pic:blipFill>
+                  <pic:spPr bwMode="auto">
+                    <a:xfrm>
+                      <a:off x="0" y="0"/>
+                      <a:ext cx="5715000" cy="3609975"/>
+                    </a:xfrm>
+                    <a:prstGeom prst="rect">
+                      <a:avLst/>
+                    </a:prstGeom>
+                  </pic:spPr>
+                </pic:pic>
+              </a:graphicData>
+            </a:graphic>
+          </wp:inline>
+        </w:drawing>
+      </w:r>
+    </w:p>
+    <w:p>
+      <w:pPr>
+        <w:spacing w:after="240"/>
+        <w:jc w:val="center"/>
+      </w:pPr>
+      <w:r>
+        <w:rPr>
+          <w:i/>
+          <w:iCs/>
+          <w:color w:val="6B7280"/>
+          <w:sz w:val="18"/>
+          <w:szCs w:val="18"/>
+        </w:rPr>
+        <w:t xml:space="preserve">«Битва хитов»: ваш чемпион и топ-4</w:t>
+      </w:r>
+    </w:p>
+    <w:p>
+      <w:pPr>
+        <w:pStyle w:val="Heading1"/>
+        <w:pageBreakBefore/>
+      </w:pPr>
+      <w:r>
+        <w:t xml:space="preserve">10. Библиотека и своя база песен</w:t>
+      </w:r>
+    </w:p>
+    <w:p>
+      <w:pPr>
+        <w:keepNext/>
+        <w:spacing w:after="60" w:before="120"/>
+        <w:jc w:val="center"/>
+      </w:pPr>
+      <w:r>
+        <w:drawing>
+          <wp:inline distT="0" distB="0" distL="0" distR="0">
+            <wp:extent cx="5715000" cy="3609975"/>
+            <wp:effectExtent t="0" r="0" b="0" l="0"/>
+            <wp:docPr id="1" name="25-library.png" descr="Библиотека: все песни базы с фильтрами" title="Библиотека: все песни базы с фильтрами"/>
+            <wp:cNvGraphicFramePr>
+              <a:graphicFrameLocks xmlns:a="http://schemas.openxmlformats.org/drawingml/2006/main" noChangeAspect="1"/>
+            </wp:cNvGraphicFramePr>
+            <a:graphic xmlns:a="http://schemas.openxmlformats.org/drawingml/2006/main">
+              <a:graphicData uri="http://schemas.openxmlformats.org/drawingml/2006/picture">
+                <pic:pic xmlns:pic="http://schemas.openxmlformats.org/drawingml/2006/picture">
+                  <pic:nvPicPr>
+                    <pic:cNvPr id="0" name="" descr=""/>
+                    <pic:cNvPicPr>
+                      <a:picLocks noChangeAspect="1" noChangeArrowheads="1"/>
+                    </pic:cNvPicPr>
+                  </pic:nvPicPr>
+                  <pic:blipFill>
+                    <a:blip r:embed="rId34" cstate="none"/>
+                    <a:srcRect/>
+                    <a:stretch>
+                      <a:fillRect/>
+                    </a:stretch>
+                  </pic:blipFill>
+                  <pic:spPr bwMode="auto">
+                    <a:xfrm>
+                      <a:off x="0" y="0"/>
+                      <a:ext cx="5715000" cy="3609975"/>
+                    </a:xfrm>
+                    <a:prstGeom prst="rect">
+                      <a:avLst/>
+                    </a:prstGeom>
+                  </pic:spPr>
+                </pic:pic>
+              </a:graphicData>
+            </a:graphic>
+          </wp:inline>
+        </w:drawing>
+      </w:r>
+    </w:p>
+    <w:p>
+      <w:pPr>
+        <w:spacing w:after="240"/>
+        <w:jc w:val="center"/>
+      </w:pPr>
+      <w:r>
+        <w:rPr>
+          <w:i/>
+          <w:iCs/>
+          <w:color w:val="6B7280"/>
+          <w:sz w:val="18"/>
+          <w:szCs w:val="18"/>
+        </w:rPr>
+        <w:t xml:space="preserve">Библиотека: все песни базы с фильтрами</w:t>
+      </w:r>
+    </w:p>
+    <w:tbl>
+      <w:tblPr>
+        <w:tblW w:type="dxa" w:w="9638"/>
+        <w:tblBorders>
+          <w:top w:val="single" w:color="auto" w:sz="4"/>
+          <w:left w:val="single" w:color="auto" w:sz="4"/>
+          <w:bottom w:val="single" w:color="auto" w:sz="4"/>
+          <w:right w:val="single" w:color="auto" w:sz="4"/>
+          <w:insideH w:val="single" w:color="auto" w:sz="4"/>
+          <w:insideV w:val="single" w:color="auto" w:sz="4"/>
+        </w:tblBorders>
+      </w:tblPr>
+      <w:tblGrid>
+        <w:gridCol w:w="2400"/>
+        <w:gridCol w:w="7238"/>
+      </w:tblGrid>
+      <w:tr>
+        <w:trPr>
+          <w:cantSplit/>
+          <w:tblHeader/>
+        </w:trPr>
+        <w:tc>
+          <w:tcPr>
+            <w:tcW w:type="dxa" w:w="2400"/>
+            <w:tcBorders>
+              <w:top w:val="single" w:color="D9D2EE" w:sz="4"/>
+              <w:left w:val="single" w:color="D9D2EE" w:sz="4"/>
+              <w:bottom w:val="single" w:color="D9D2EE" w:sz="4"/>
+              <w:right w:val="single" w:color="D9D2EE" w:sz="4"/>
+            </w:tcBorders>
+            <w:shd w:fill="EDE7FB" w:color="auto" w:val="clear"/>
+            <w:tcMar>
+              <w:top w:type="dxa" w:w="60"/>
+              <w:left w:type="dxa" w:w="100"/>
+              <w:bottom w:type="dxa" w:w="60"/>
+              <w:right w:type="dxa" w:w="100"/>
+            </w:tcMar>
+          </w:tcPr>
+          <w:p>
+            <w:pPr>
+              <w:keepNext/>
+              <w:keepLines/>
+              <w:spacing w:after="0" w:line="270"/>
+            </w:pPr>
+            <w:r>
+              <w:rPr>
+                <w:b/>
+                <w:bCs/>
+              </w:rPr>
+              <w:t xml:space="preserve">Вкладка</w:t>
+            </w:r>
+          </w:p>
+        </w:tc>
+        <w:tc>
+          <w:tcPr>
+            <w:tcW w:type="dxa" w:w="7238"/>
+            <w:tcBorders>
+              <w:top w:val="single" w:color="D9D2EE" w:sz="4"/>
+              <w:left w:val="single" w:color="D9D2EE" w:sz="4"/>
+              <w:bottom w:val="single" w:color="D9D2EE" w:sz="4"/>
+              <w:right w:val="single" w:color="D9D2EE" w:sz="4"/>
+            </w:tcBorders>
+            <w:shd w:fill="EDE7FB" w:color="auto" w:val="clear"/>
+            <w:tcMar>
+              <w:top w:type="dxa" w:w="60"/>
+              <w:left w:type="dxa" w:w="100"/>
+              <w:bottom w:type="dxa" w:w="60"/>
+              <w:right w:type="dxa" w:w="100"/>
+            </w:tcMar>
+          </w:tcPr>
+          <w:p>
+            <w:pPr>
+              <w:keepNext/>
+              <w:keepLines/>
+              <w:spacing w:after="0" w:line="270"/>
+            </w:pPr>
+            <w:r>
+              <w:rPr>
+                <w:b/>
+                <w:bCs/>
+              </w:rPr>
+              <w:t xml:space="preserve">Что там</w:t>
+            </w:r>
+          </w:p>
+        </w:tc>
+      </w:tr>
+      <w:tr>
+        <w:trPr>
+          <w:cantSplit/>
+        </w:trPr>
+        <w:tc>
+          <w:tcPr>
+            <w:tcW w:type="dxa" w:w="2400"/>
+            <w:tcBorders>
+              <w:top w:val="single" w:color="D9D2EE" w:sz="4"/>
+              <w:left w:val="single" w:color="D9D2EE" w:sz="4"/>
+              <w:bottom w:val="single" w:color="D9D2EE" w:sz="4"/>
+              <w:right w:val="single" w:color="D9D2EE" w:sz="4"/>
+            </w:tcBorders>
+            <w:tcMar>
+              <w:top w:type="dxa" w:w="60"/>
+              <w:left w:type="dxa" w:w="100"/>
+              <w:bottom w:type="dxa" w:w="60"/>
+              <w:right w:type="dxa" w:w="100"/>
+            </w:tcMar>
+          </w:tcPr>
+          <w:p>
+            <w:pPr>
+              <w:keepNext/>
+              <w:keepLines/>
+              <w:spacing w:after="0" w:line="270"/>
+            </w:pPr>
+            <w:r>
+              <w:rPr>
+                <w:b/>
+                <w:bCs/>
+              </w:rPr>
+              <w:t xml:space="preserve">Все песни</w:t>
+            </w:r>
+          </w:p>
+        </w:tc>
+        <w:tc>
+          <w:tcPr>
+            <w:tcW w:type="dxa" w:w="7238"/>
+            <w:tcBorders>
+              <w:top w:val="single" w:color="D9D2EE" w:sz="4"/>
+              <w:left w:val="single" w:color="D9D2EE" w:sz="4"/>
+              <w:bottom w:val="single" w:color="D9D2EE" w:sz="4"/>
+              <w:right w:val="single" w:color="D9D2EE" w:sz="4"/>
+            </w:tcBorders>
+            <w:tcMar>
+              <w:top w:type="dxa" w:w="60"/>
+              <w:left w:type="dxa" w:w="100"/>
+              <w:bottom w:type="dxa" w:w="60"/>
+              <w:right w:type="dxa" w:w="100"/>
+            </w:tcMar>
+          </w:tcPr>
+          <w:p>
+            <w:pPr>
+              <w:keepNext/>
+              <w:keepLines/>
+              <w:spacing w:after="0" w:line="270"/>
+            </w:pPr>
+            <w:r>
+              <w:rPr>
+                <w:b w:val="false"/>
+                <w:bCs w:val="false"/>
+              </w:rPr>
+              <w:t xml:space="preserve">Вся база с поиском и фильтрами по жанру и результатам. Любую песню можно прослушать и отметить сердечком.</w:t>
+            </w:r>
+          </w:p>
+        </w:tc>
+      </w:tr>
+      <w:tr>
+        <w:trPr>
+          <w:cantSplit/>
+        </w:trPr>
+        <w:tc>
+          <w:tcPr>
+            <w:tcW w:type="dxa" w:w="2400"/>
+            <w:tcBorders>
+              <w:top w:val="single" w:color="D9D2EE" w:sz="4"/>
+              <w:left w:val="single" w:color="D9D2EE" w:sz="4"/>
+              <w:bottom w:val="single" w:color="D9D2EE" w:sz="4"/>
+              <w:right w:val="single" w:color="D9D2EE" w:sz="4"/>
+            </w:tcBorders>
+            <w:tcMar>
+              <w:top w:type="dxa" w:w="60"/>
+              <w:left w:type="dxa" w:w="100"/>
+              <w:bottom w:type="dxa" w:w="60"/>
+              <w:right w:type="dxa" w:w="100"/>
+            </w:tcMar>
+          </w:tcPr>
+          <w:p>
+            <w:pPr>
+              <w:keepNext/>
+              <w:keepLines/>
+              <w:spacing w:after="0" w:line="270"/>
+            </w:pPr>
+            <w:r>
+              <w:rPr>
+                <w:b/>
+                <w:bCs/>
+              </w:rPr>
+              <w:t xml:space="preserve">Избранное</w:t>
+            </w:r>
+          </w:p>
+        </w:tc>
+        <w:tc>
+          <w:tcPr>
+            <w:tcW w:type="dxa" w:w="7238"/>
+            <w:tcBorders>
+              <w:top w:val="single" w:color="D9D2EE" w:sz="4"/>
+              <w:left w:val="single" w:color="D9D2EE" w:sz="4"/>
+              <w:bottom w:val="single" w:color="D9D2EE" w:sz="4"/>
+              <w:right w:val="single" w:color="D9D2EE" w:sz="4"/>
+            </w:tcBorders>
+            <w:tcMar>
+              <w:top w:type="dxa" w:w="60"/>
+              <w:left w:type="dxa" w:w="100"/>
+              <w:bottom w:type="dxa" w:w="60"/>
+              <w:right w:type="dxa" w:w="100"/>
+            </w:tcMar>
+          </w:tcPr>
+          <w:p>
+            <w:pPr>
+              <w:keepNext/>
+              <w:keepLines/>
+              <w:spacing w:after="0" w:line="270"/>
+            </w:pPr>
+            <w:r>
+              <w:rPr>
+                <w:b w:val="false"/>
+                <w:bCs w:val="false"/>
+              </w:rPr>
+              <w:t xml:space="preserve">Отмеченные песни.</w:t>
+            </w:r>
+          </w:p>
+        </w:tc>
+      </w:tr>
+      <w:tr>
+        <w:trPr>
+          <w:cantSplit/>
+        </w:trPr>
+        <w:tc>
+          <w:tcPr>
+            <w:tcW w:type="dxa" w:w="2400"/>
+            <w:tcBorders>
+              <w:top w:val="single" w:color="D9D2EE" w:sz="4"/>
+              <w:left w:val="single" w:color="D9D2EE" w:sz="4"/>
+              <w:bottom w:val="single" w:color="D9D2EE" w:sz="4"/>
+              <w:right w:val="single" w:color="D9D2EE" w:sz="4"/>
+            </w:tcBorders>
+            <w:tcMar>
+              <w:top w:type="dxa" w:w="60"/>
+              <w:left w:type="dxa" w:w="100"/>
+              <w:bottom w:type="dxa" w:w="60"/>
+              <w:right w:type="dxa" w:w="100"/>
+            </w:tcMar>
+          </w:tcPr>
+          <w:p>
+            <w:pPr>
+              <w:keepNext/>
+              <w:keepLines/>
+              <w:spacing w:after="0" w:line="270"/>
+            </w:pPr>
+            <w:r>
+              <w:rPr>
+                <w:b/>
+                <w:bCs/>
+              </w:rPr>
+              <w:t xml:space="preserve">Недавние</w:t>
+            </w:r>
+          </w:p>
+        </w:tc>
+        <w:tc>
+          <w:tcPr>
+            <w:tcW w:type="dxa" w:w="7238"/>
+            <w:tcBorders>
+              <w:top w:val="single" w:color="D9D2EE" w:sz="4"/>
+              <w:left w:val="single" w:color="D9D2EE" w:sz="4"/>
+              <w:bottom w:val="single" w:color="D9D2EE" w:sz="4"/>
+              <w:right w:val="single" w:color="D9D2EE" w:sz="4"/>
+            </w:tcBorders>
+            <w:tcMar>
+              <w:top w:type="dxa" w:w="60"/>
+              <w:left w:type="dxa" w:w="100"/>
+              <w:bottom w:type="dxa" w:w="60"/>
+              <w:right w:type="dxa" w:w="100"/>
+            </w:tcMar>
+          </w:tcPr>
+          <w:p>
+            <w:pPr>
+              <w:keepNext/>
+              <w:keepLines/>
+              <w:spacing w:after="0" w:line="270"/>
+            </w:pPr>
+            <w:r>
+              <w:rPr>
+                <w:b w:val="false"/>
+                <w:bCs w:val="false"/>
+              </w:rPr>
+              <w:t xml:space="preserve">Песни из последних игр.</w:t>
+            </w:r>
+          </w:p>
+        </w:tc>
+      </w:tr>
+      <w:tr>
+        <w:trPr>
+          <w:cantSplit/>
+        </w:trPr>
+        <w:tc>
+          <w:tcPr>
+            <w:tcW w:type="dxa" w:w="2400"/>
+            <w:tcBorders>
+              <w:top w:val="single" w:color="D9D2EE" w:sz="4"/>
+              <w:left w:val="single" w:color="D9D2EE" w:sz="4"/>
+              <w:bottom w:val="single" w:color="D9D2EE" w:sz="4"/>
+              <w:right w:val="single" w:color="D9D2EE" w:sz="4"/>
+            </w:tcBorders>
+            <w:tcMar>
+              <w:top w:type="dxa" w:w="60"/>
+              <w:left w:type="dxa" w:w="100"/>
+              <w:bottom w:type="dxa" w:w="60"/>
+              <w:right w:type="dxa" w:w="100"/>
+            </w:tcMar>
+          </w:tcPr>
+          <w:p>
+            <w:pPr>
+              <w:keepNext w:val="false"/>
+              <w:keepLines/>
+              <w:spacing w:after="0" w:line="270"/>
+            </w:pPr>
+            <w:r>
+              <w:rPr>
+                <w:b/>
+                <w:bCs/>
+              </w:rPr>
+              <w:t xml:space="preserve">Моя база</w:t>
+            </w:r>
+          </w:p>
+        </w:tc>
+        <w:tc>
+          <w:tcPr>
+            <w:tcW w:type="dxa" w:w="7238"/>
+            <w:tcBorders>
+              <w:top w:val="single" w:color="D9D2EE" w:sz="4"/>
+              <w:left w:val="single" w:color="D9D2EE" w:sz="4"/>
+              <w:bottom w:val="single" w:color="D9D2EE" w:sz="4"/>
+              <w:right w:val="single" w:color="D9D2EE" w:sz="4"/>
+            </w:tcBorders>
+            <w:tcMar>
+              <w:top w:type="dxa" w:w="60"/>
+              <w:left w:type="dxa" w:w="100"/>
+              <w:bottom w:type="dxa" w:w="60"/>
+              <w:right w:type="dxa" w:w="100"/>
+            </w:tcMar>
+          </w:tcPr>
+          <w:p>
+            <w:pPr>
+              <w:keepNext w:val="false"/>
+              <w:keepLines/>
+              <w:spacing w:after="0" w:line="270"/>
+            </w:pPr>
+            <w:r>
+              <w:rPr>
+                <w:b w:val="false"/>
+                <w:bCs w:val="false"/>
+              </w:rPr>
+              <w:t xml:space="preserve">Ваши собственные песни: добавление, правка, сохранение в файл.</w:t>
+            </w:r>
+          </w:p>
+        </w:tc>
+      </w:tr>
+    </w:tbl>
+    <w:p>
+      <w:pPr>
+        <w:pStyle w:val="Heading2"/>
+        <w:keepNext/>
+      </w:pPr>
+      <w:r>
+        <w:t xml:space="preserve">Как добавить песни в базу</w:t>
+      </w:r>
+    </w:p>
+    <w:p>
+      <w:pPr>
+        <w:keepNext/>
+        <w:spacing w:after="60" w:before="120"/>
+        <w:jc w:val="center"/>
+      </w:pPr>
+      <w:r>
+        <w:drawing>
+          <wp:inline distT="0" distB="0" distL="0" distR="0">
+            <wp:extent cx="5715000" cy="3609975"/>
+            <wp:effectExtent t="0" r="0" b="0" l="0"/>
+            <wp:docPr id="1" name="26-mybase.png" descr="«Моя база»: добавление поиском, списком или из файла" title="«Моя база»: добавление поиском, списком или из файла"/>
+            <wp:cNvGraphicFramePr>
+              <a:graphicFrameLocks xmlns:a="http://schemas.openxmlformats.org/drawingml/2006/main" noChangeAspect="1"/>
+            </wp:cNvGraphicFramePr>
+            <a:graphic xmlns:a="http://schemas.openxmlformats.org/drawingml/2006/main">
+              <a:graphicData uri="http://schemas.openxmlformats.org/drawingml/2006/picture">
+                <pic:pic xmlns:pic="http://schemas.openxmlformats.org/drawingml/2006/picture">
+                  <pic:nvPicPr>
+                    <pic:cNvPr id="0" name="" descr=""/>
+                    <pic:cNvPicPr>
+                      <a:picLocks noChangeAspect="1" noChangeArrowheads="1"/>
+                    </pic:cNvPicPr>
+                  </pic:nvPicPr>
+                  <pic:blipFill>
+                    <a:blip r:embed="rId35" cstate="none"/>
+                    <a:srcRect/>
+                    <a:stretch>
+                      <a:fillRect/>
+                    </a:stretch>
+                  </pic:blipFill>
+                  <pic:spPr bwMode="auto">
+                    <a:xfrm>
+                      <a:off x="0" y="0"/>
+                      <a:ext cx="5715000" cy="3609975"/>
+                    </a:xfrm>
+                    <a:prstGeom prst="rect">
+                      <a:avLst/>
+                    </a:prstGeom>
+                  </pic:spPr>
+                </pic:pic>
+              </a:graphicData>
+            </a:graphic>
+          </wp:inline>
+        </w:drawing>
+      </w:r>
+    </w:p>
+    <w:p>
+      <w:pPr>
+        <w:spacing w:after="240"/>
+        <w:jc w:val="center"/>
+      </w:pPr>
+      <w:r>
+        <w:rPr>
+          <w:i/>
+          <w:iCs/>
+          <w:color w:val="6B7280"/>
+          <w:sz w:val="18"/>
+          <w:szCs w:val="18"/>
+        </w:rPr>
+        <w:t xml:space="preserve">«Моя база»: добавление поиском, списком или из файла</w:t>
+      </w:r>
+    </w:p>
+    <w:p>
+      <w:pPr>
+        <w:spacing w:after="120" w:line="300"/>
+      </w:pPr>
+      <w:r>
+        <w:rPr>
+          <w:b/>
+          <w:bCs/>
+        </w:rPr>
+        <w:t xml:space="preserve">Поиском.</w:t>
+      </w:r>
+      <w:r>
+        <w:t xml:space="preserve"> Введите исполнителя или песню — HitSnap найдёт треки в каталоге Deezer. Нажмите «Добавить» у нужной песни.</w:t>
+      </w:r>
+    </w:p>
+    <w:p>
+      <w:pPr>
+        <w:spacing w:after="120" w:line="300"/>
+      </w:pPr>
+      <w:r>
+        <w:rPr>
+          <w:b/>
+          <w:bCs/>
+        </w:rPr>
+        <w:t xml:space="preserve">Списком.</w:t>
+      </w:r>
+      <w:r>
+        <w:t xml:space="preserve"> Вставьте до 200 строк вида «Исполнитель - Название» — игра найдёт каждую песню сама.</w:t>
+      </w:r>
+    </w:p>
+    <w:p>
+      <w:pPr>
+        <w:spacing w:after="120" w:line="300"/>
+      </w:pPr>
+      <w:r>
+        <w:rPr>
+          <w:b/>
+          <w:bCs/>
+        </w:rPr>
+        <w:t xml:space="preserve">Файлом.</w:t>
+      </w:r>
+      <w:r>
+        <w:t xml:space="preserve"> Базу можно сохранить в файл и загрузить на другом компьютере.</w:t>
+      </w:r>
+    </w:p>
+    <w:p>
+      <w:pPr>
+        <w:pBdr>
+          <w:left w:val="single" w:color="7C3AED" w:sz="24" w:space="8"/>
+        </w:pBdr>
+        <w:shd w:fill="F3EEFF" w:color="auto" w:val="clear"/>
+        <w:spacing w:after="200" w:before="120" w:line="290"/>
+        <w:ind w:left="200" w:right="200"/>
+      </w:pPr>
+      <w:r>
+        <w:rPr>
+          <w:b/>
+          <w:bCs/>
+          <w:color w:val="7C3AED"/>
+        </w:rPr>
+        <w:t xml:space="preserve">Автоматически. </w:t>
+      </w:r>
+      <w:r>
+        <w:t xml:space="preserve">Жанр, год, известность и язык добавленных песен определяются сами — по жанру альбома, дате выхода и популярности трека на Deezer. Всё можно поправить вручную кнопкой редактирования.</w:t>
+      </w:r>
+    </w:p>
+    <w:p>
+      <w:pPr>
+        <w:pStyle w:val="Heading1"/>
+        <w:pageBreakBefore/>
+      </w:pPr>
+      <w:r>
+        <w:t xml:space="preserve">11. Прогресс и статистика</w:t>
+      </w:r>
+    </w:p>
+    <w:p>
+      <w:pPr>
+        <w:keepNext/>
+        <w:spacing w:after="60" w:before="120"/>
+        <w:jc w:val="center"/>
+      </w:pPr>
+      <w:r>
+        <w:drawing>
+          <wp:inline distT="0" distB="0" distL="0" distR="0">
+            <wp:extent cx="5715000" cy="3609975"/>
+            <wp:effectExtent t="0" r="0" b="0" l="0"/>
+            <wp:docPr id="1" name="27-stats.png" descr="Статистика: музыкальный паспорт и уровень" title="Статистика: музыкальный паспорт и уровень"/>
+            <wp:cNvGraphicFramePr>
+              <a:graphicFrameLocks xmlns:a="http://schemas.openxmlformats.org/drawingml/2006/main" noChangeAspect="1"/>
+            </wp:cNvGraphicFramePr>
+            <a:graphic xmlns:a="http://schemas.openxmlformats.org/drawingml/2006/main">
+              <a:graphicData uri="http://schemas.openxmlformats.org/drawingml/2006/picture">
+                <pic:pic xmlns:pic="http://schemas.openxmlformats.org/drawingml/2006/picture">
+                  <pic:nvPicPr>
+                    <pic:cNvPr id="0" name="" descr=""/>
+                    <pic:cNvPicPr>
+                      <a:picLocks noChangeAspect="1" noChangeArrowheads="1"/>
+                    </pic:cNvPicPr>
+                  </pic:nvPicPr>
+                  <pic:blipFill>
+                    <a:blip r:embed="rId36" cstate="none"/>
+                    <a:srcRect/>
+                    <a:stretch>
+                      <a:fillRect/>
+                    </a:stretch>
+                  </pic:blipFill>
+                  <pic:spPr bwMode="auto">
+                    <a:xfrm>
+                      <a:off x="0" y="0"/>
+                      <a:ext cx="5715000" cy="3609975"/>
+                    </a:xfrm>
+                    <a:prstGeom prst="rect">
+                      <a:avLst/>
+                    </a:prstGeom>
+                  </pic:spPr>
+                </pic:pic>
+              </a:graphicData>
+            </a:graphic>
+          </wp:inline>
+        </w:drawing>
+      </w:r>
+    </w:p>
+    <w:p>
+      <w:pPr>
+        <w:spacing w:after="240"/>
+        <w:jc w:val="center"/>
+      </w:pPr>
+      <w:r>
+        <w:rPr>
+          <w:i/>
+          <w:iCs/>
+          <w:color w:val="6B7280"/>
+          <w:sz w:val="18"/>
+          <w:szCs w:val="18"/>
+        </w:rPr>
+        <w:t xml:space="preserve">Статистика: музыкальный паспорт и уровень</w:t>
+      </w:r>
+    </w:p>
+    <w:p>
+      <w:pPr>
+        <w:pStyle w:val="Heading2"/>
+        <w:keepNext/>
+      </w:pPr>
+      <w:r>
+        <w:t xml:space="preserve">Уровни</w:t>
+      </w:r>
+    </w:p>
+    <w:p>
+      <w:pPr>
+        <w:spacing w:after="120" w:line="300"/>
+      </w:pPr>
+      <w:r>
+        <w:t xml:space="preserve">Все очки копятся в опыт. Мини-игры и задания дня тоже дают опыт. Звания по уровням: Новичок, Слушатель, Любитель, Меломан, Знаток, Эксперт, Диджей, Продюсер, Маэстро, Легенда.</w:t>
+      </w:r>
+    </w:p>
+    <w:p>
+      <w:pPr>
+        <w:pStyle w:val="Heading2"/>
+        <w:keepNext/>
+      </w:pPr>
+      <w:r>
+        <w:t xml:space="preserve">Музыкальный паспорт</w:t>
+      </w:r>
+    </w:p>
+    <w:p>
+      <w:pPr>
+        <w:spacing w:after="120" w:line="300"/>
+      </w:pPr>
+      <w:r>
+        <w:t xml:space="preserve">После пяти угаданных песен появляется ваш паспорт: любимый жанр, «ваша эпоха», доля редких песен среди угаданных, любимые исполнители и звание — например, «Рокер 80-х» или «Знаток эстрады 2000-х».</w:t>
+      </w:r>
+    </w:p>
+    <w:p>
+      <w:pPr>
+        <w:pStyle w:val="Heading2"/>
+        <w:keepNext/>
+      </w:pPr>
+      <w:r>
+        <w:t xml:space="preserve">Задания дня</w:t>
+      </w:r>
+    </w:p>
+    <w:p>
+      <w:pPr>
+        <w:spacing w:after="120" w:line="300"/>
+      </w:pPr>
+      <w:r>
+        <w:t xml:space="preserve">Каждый день — три задания, одинаковые для всех: например, «Угадайте 3 песни в жанре „Рок“», «Угадайте 2 песни с первой попытки» или «Сыграйте в мини-игру». За выполнение начисляется опыт. Задания обновляются в полночь.</w:t>
+      </w:r>
+    </w:p>
+    <w:p>
+      <w:pPr>
+        <w:pStyle w:val="Heading2"/>
+        <w:keepNext/>
+      </w:pPr>
+      <w:r>
+        <w:t xml:space="preserve">Календарь активности и рекорды</w:t>
+      </w:r>
+    </w:p>
+    <w:p>
+      <w:pPr>
+        <w:spacing w:after="120" w:line="300"/>
+      </w:pPr>
+      <w:r>
+        <w:t xml:space="preserve">Календарь за год показывает, в какие дни вы играли. Ниже — с какой попытки вы угадываете песни, точность по жанрам, кнопка «Подтянуть» для самого слабого жанра, рекорды по каждому режиму и мини-игре, история игр.</w:t>
+      </w:r>
+    </w:p>
+    <w:p>
+      <w:pPr>
+        <w:keepNext/>
+        <w:spacing w:after="60" w:before="120"/>
+        <w:jc w:val="center"/>
+      </w:pPr>
+      <w:r>
+        <w:drawing>
+          <wp:inline distT="0" distB="0" distL="0" distR="0">
+            <wp:extent cx="5715000" cy="3609975"/>
+            <wp:effectExtent t="0" r="0" b="0" l="0"/>
+            <wp:docPr id="1" name="28-stats2.png" descr="Статистика: попытки, рекорды, точность по жанрам" title="Статистика: попытки, рекорды, точность по жанрам"/>
+            <wp:cNvGraphicFramePr>
+              <a:graphicFrameLocks xmlns:a="http://schemas.openxmlformats.org/drawingml/2006/main" noChangeAspect="1"/>
+            </wp:cNvGraphicFramePr>
+            <a:graphic xmlns:a="http://schemas.openxmlformats.org/drawingml/2006/main">
+              <a:graphicData uri="http://schemas.openxmlformats.org/drawingml/2006/picture">
+                <pic:pic xmlns:pic="http://schemas.openxmlformats.org/drawingml/2006/picture">
+                  <pic:nvPicPr>
+                    <pic:cNvPr id="0" name="" descr=""/>
+                    <pic:cNvPicPr>
+                      <a:picLocks noChangeAspect="1" noChangeArrowheads="1"/>
+                    </pic:cNvPicPr>
+                  </pic:nvPicPr>
+                  <pic:blipFill>
+                    <a:blip r:embed="rId37" cstate="none"/>
+                    <a:srcRect/>
+                    <a:stretch>
+                      <a:fillRect/>
+                    </a:stretch>
+                  </pic:blipFill>
+                  <pic:spPr bwMode="auto">
+                    <a:xfrm>
+                      <a:off x="0" y="0"/>
+                      <a:ext cx="5715000" cy="3609975"/>
+                    </a:xfrm>
+                    <a:prstGeom prst="rect">
+                      <a:avLst/>
+                    </a:prstGeom>
+                  </pic:spPr>
+                </pic:pic>
+              </a:graphicData>
+            </a:graphic>
+          </wp:inline>
+        </w:drawing>
+      </w:r>
+    </w:p>
+    <w:p>
+      <w:pPr>
+        <w:spacing w:after="240"/>
+        <w:jc w:val="center"/>
+      </w:pPr>
+      <w:r>
+        <w:rPr>
+          <w:i/>
+          <w:iCs/>
+          <w:color w:val="6B7280"/>
+          <w:sz w:val="18"/>
+          <w:szCs w:val="18"/>
+        </w:rPr>
+        <w:t xml:space="preserve">Статистика: попытки, рекорды, точность по жанрам</w:t>
+      </w:r>
+    </w:p>
+    <w:p>
+      <w:pPr>
+        <w:pStyle w:val="Heading2"/>
+        <w:keepNext/>
+      </w:pPr>
+      <w:r>
+        <w:t xml:space="preserve">Достижения (32)</w:t>
+      </w:r>
+    </w:p>
+    <w:tbl>
+      <w:tblPr>
+        <w:tblW w:type="dxa" w:w="9638"/>
+        <w:tblBorders>
+          <w:top w:val="single" w:color="auto" w:sz="4"/>
+          <w:left w:val="single" w:color="auto" w:sz="4"/>
+          <w:bottom w:val="single" w:color="auto" w:sz="4"/>
+          <w:right w:val="single" w:color="auto" w:sz="4"/>
+          <w:insideH w:val="single" w:color="auto" w:sz="4"/>
+          <w:insideV w:val="single" w:color="auto" w:sz="4"/>
+        </w:tblBorders>
+      </w:tblPr>
+      <w:tblGrid>
+        <w:gridCol w:w="3200"/>
+        <w:gridCol w:w="6438"/>
+      </w:tblGrid>
+      <w:tr>
+        <w:trPr>
+          <w:cantSplit/>
+          <w:tblHeader/>
+        </w:trPr>
+        <w:tc>
+          <w:tcPr>
+            <w:tcW w:type="dxa" w:w="3200"/>
+            <w:tcBorders>
+              <w:top w:val="single" w:color="D9D2EE" w:sz="4"/>
+              <w:left w:val="single" w:color="D9D2EE" w:sz="4"/>
+              <w:bottom w:val="single" w:color="D9D2EE" w:sz="4"/>
+              <w:right w:val="single" w:color="D9D2EE" w:sz="4"/>
+            </w:tcBorders>
+            <w:shd w:fill="EDE7FB" w:color="auto" w:val="clear"/>
+            <w:tcMar>
+              <w:top w:type="dxa" w:w="60"/>
+              <w:left w:type="dxa" w:w="100"/>
+              <w:bottom w:type="dxa" w:w="60"/>
+              <w:right w:type="dxa" w:w="100"/>
+            </w:tcMar>
+          </w:tcPr>
+          <w:p>
+            <w:pPr>
+              <w:keepNext/>
+              <w:keepLines/>
+              <w:spacing w:after="0" w:line="270"/>
+            </w:pPr>
+            <w:r>
+              <w:rPr>
+                <w:b/>
+                <w:bCs/>
+              </w:rPr>
+              <w:t xml:space="preserve">Достижение</w:t>
+            </w:r>
+          </w:p>
+        </w:tc>
+        <w:tc>
+          <w:tcPr>
+            <w:tcW w:type="dxa" w:w="6438"/>
+            <w:tcBorders>
+              <w:top w:val="single" w:color="D9D2EE" w:sz="4"/>
+              <w:left w:val="single" w:color="D9D2EE" w:sz="4"/>
+              <w:bottom w:val="single" w:color="D9D2EE" w:sz="4"/>
+              <w:right w:val="single" w:color="D9D2EE" w:sz="4"/>
+            </w:tcBorders>
+            <w:shd w:fill="EDE7FB" w:color="auto" w:val="clear"/>
+            <w:tcMar>
+              <w:top w:type="dxa" w:w="60"/>
+              <w:left w:type="dxa" w:w="100"/>
+              <w:bottom w:type="dxa" w:w="60"/>
+              <w:right w:type="dxa" w:w="100"/>
+            </w:tcMar>
+          </w:tcPr>
+          <w:p>
+            <w:pPr>
+              <w:keepNext/>
+              <w:keepLines/>
+              <w:spacing w:after="0" w:line="270"/>
+            </w:pPr>
+            <w:r>
+              <w:rPr>
+                <w:b/>
+                <w:bCs/>
+              </w:rPr>
+              <w:t xml:space="preserve">Условие</w:t>
+            </w:r>
+          </w:p>
+        </w:tc>
+      </w:tr>
+      <w:tr>
+        <w:trPr>
+          <w:cantSplit/>
+        </w:trPr>
+        <w:tc>
+          <w:tcPr>
+            <w:tcW w:type="dxa" w:w="3200"/>
+            <w:tcBorders>
+              <w:top w:val="single" w:color="D9D2EE" w:sz="4"/>
+              <w:left w:val="single" w:color="D9D2EE" w:sz="4"/>
+              <w:bottom w:val="single" w:color="D9D2EE" w:sz="4"/>
+              <w:right w:val="single" w:color="D9D2EE" w:sz="4"/>
+            </w:tcBorders>
+            <w:tcMar>
+              <w:top w:type="dxa" w:w="60"/>
+              <w:left w:type="dxa" w:w="100"/>
+              <w:bottom w:type="dxa" w:w="60"/>
+              <w:right w:type="dxa" w:w="100"/>
+            </w:tcMar>
+          </w:tcPr>
+          <w:p>
+            <w:pPr>
+              <w:keepNext/>
+              <w:keepLines/>
+              <w:spacing w:after="0" w:line="270"/>
+            </w:pPr>
+            <w:r>
+              <w:rPr>
+                <w:b w:val="false"/>
+                <w:bCs w:val="false"/>
+              </w:rPr>
+              <w:t xml:space="preserve">Первая нота</w:t>
+            </w:r>
+          </w:p>
+        </w:tc>
+        <w:tc>
+          <w:tcPr>
+            <w:tcW w:type="dxa" w:w="6438"/>
+            <w:tcBorders>
+              <w:top w:val="single" w:color="D9D2EE" w:sz="4"/>
+              <w:left w:val="single" w:color="D9D2EE" w:sz="4"/>
+              <w:bottom w:val="single" w:color="D9D2EE" w:sz="4"/>
+              <w:right w:val="single" w:color="D9D2EE" w:sz="4"/>
+            </w:tcBorders>
+            <w:tcMar>
+              <w:top w:type="dxa" w:w="60"/>
+              <w:left w:type="dxa" w:w="100"/>
+              <w:bottom w:type="dxa" w:w="60"/>
+              <w:right w:type="dxa" w:w="100"/>
+            </w:tcMar>
+          </w:tcPr>
+          <w:p>
+            <w:pPr>
+              <w:keepNext/>
+              <w:keepLines/>
+              <w:spacing w:after="0" w:line="270"/>
+            </w:pPr>
+            <w:r>
+              <w:rPr>
+                <w:b w:val="false"/>
+                <w:bCs w:val="false"/>
+              </w:rPr>
+              <w:t xml:space="preserve">Угадать первую песню</w:t>
+            </w:r>
+          </w:p>
+        </w:tc>
+      </w:tr>
+      <w:tr>
+        <w:trPr>
+          <w:cantSplit/>
+        </w:trPr>
+        <w:tc>
+          <w:tcPr>
+            <w:tcW w:type="dxa" w:w="3200"/>
+            <w:tcBorders>
+              <w:top w:val="single" w:color="D9D2EE" w:sz="4"/>
+              <w:left w:val="single" w:color="D9D2EE" w:sz="4"/>
+              <w:bottom w:val="single" w:color="D9D2EE" w:sz="4"/>
+              <w:right w:val="single" w:color="D9D2EE" w:sz="4"/>
+            </w:tcBorders>
+            <w:tcMar>
+              <w:top w:type="dxa" w:w="60"/>
+              <w:left w:type="dxa" w:w="100"/>
+              <w:bottom w:type="dxa" w:w="60"/>
+              <w:right w:type="dxa" w:w="100"/>
+            </w:tcMar>
+          </w:tcPr>
+          <w:p>
+            <w:pPr>
+              <w:keepNext/>
+              <w:keepLines/>
+              <w:spacing w:after="0" w:line="270"/>
+            </w:pPr>
+            <w:r>
+              <w:rPr>
+                <w:b w:val="false"/>
+                <w:bCs w:val="false"/>
+              </w:rPr>
+              <w:t xml:space="preserve">Абсолютный слух</w:t>
+            </w:r>
+          </w:p>
+        </w:tc>
+        <w:tc>
+          <w:tcPr>
+            <w:tcW w:type="dxa" w:w="6438"/>
+            <w:tcBorders>
+              <w:top w:val="single" w:color="D9D2EE" w:sz="4"/>
+              <w:left w:val="single" w:color="D9D2EE" w:sz="4"/>
+              <w:bottom w:val="single" w:color="D9D2EE" w:sz="4"/>
+              <w:right w:val="single" w:color="D9D2EE" w:sz="4"/>
+            </w:tcBorders>
+            <w:tcMar>
+              <w:top w:type="dxa" w:w="60"/>
+              <w:left w:type="dxa" w:w="100"/>
+              <w:bottom w:type="dxa" w:w="60"/>
+              <w:right w:type="dxa" w:w="100"/>
+            </w:tcMar>
+          </w:tcPr>
+          <w:p>
+            <w:pPr>
+              <w:keepNext/>
+              <w:keepLines/>
+              <w:spacing w:after="0" w:line="270"/>
+            </w:pPr>
+            <w:r>
+              <w:rPr>
+                <w:b w:val="false"/>
+                <w:bCs w:val="false"/>
+              </w:rPr>
+              <w:t xml:space="preserve">Угадать песню с самой первой попытки</w:t>
+            </w:r>
+          </w:p>
+        </w:tc>
+      </w:tr>
+      <w:tr>
+        <w:trPr>
+          <w:cantSplit/>
+        </w:trPr>
+        <w:tc>
+          <w:tcPr>
+            <w:tcW w:type="dxa" w:w="3200"/>
+            <w:tcBorders>
+              <w:top w:val="single" w:color="D9D2EE" w:sz="4"/>
+              <w:left w:val="single" w:color="D9D2EE" w:sz="4"/>
+              <w:bottom w:val="single" w:color="D9D2EE" w:sz="4"/>
+              <w:right w:val="single" w:color="D9D2EE" w:sz="4"/>
+            </w:tcBorders>
+            <w:tcMar>
+              <w:top w:type="dxa" w:w="60"/>
+              <w:left w:type="dxa" w:w="100"/>
+              <w:bottom w:type="dxa" w:w="60"/>
+              <w:right w:type="dxa" w:w="100"/>
+            </w:tcMar>
+          </w:tcPr>
+          <w:p>
+            <w:pPr>
+              <w:keepNext/>
+              <w:keepLines/>
+              <w:spacing w:after="0" w:line="270"/>
+            </w:pPr>
+            <w:r>
+              <w:rPr>
+                <w:b w:val="false"/>
+                <w:bCs w:val="false"/>
+              </w:rPr>
+              <w:t xml:space="preserve">Молния</w:t>
+            </w:r>
+          </w:p>
+        </w:tc>
+        <w:tc>
+          <w:tcPr>
+            <w:tcW w:type="dxa" w:w="6438"/>
+            <w:tcBorders>
+              <w:top w:val="single" w:color="D9D2EE" w:sz="4"/>
+              <w:left w:val="single" w:color="D9D2EE" w:sz="4"/>
+              <w:bottom w:val="single" w:color="D9D2EE" w:sz="4"/>
+              <w:right w:val="single" w:color="D9D2EE" w:sz="4"/>
+            </w:tcBorders>
+            <w:tcMar>
+              <w:top w:type="dxa" w:w="60"/>
+              <w:left w:type="dxa" w:w="100"/>
+              <w:bottom w:type="dxa" w:w="60"/>
+              <w:right w:type="dxa" w:w="100"/>
+            </w:tcMar>
+          </w:tcPr>
+          <w:p>
+            <w:pPr>
+              <w:keepNext/>
+              <w:keepLines/>
+              <w:spacing w:after="0" w:line="270"/>
+            </w:pPr>
+            <w:r>
+              <w:rPr>
+                <w:b w:val="false"/>
+                <w:bCs w:val="false"/>
+              </w:rPr>
+              <w:t xml:space="preserve">10 песен с первой попытки</w:t>
+            </w:r>
+          </w:p>
+        </w:tc>
+      </w:tr>
+      <w:tr>
+        <w:trPr>
+          <w:cantSplit/>
+        </w:trPr>
+        <w:tc>
+          <w:tcPr>
+            <w:tcW w:type="dxa" w:w="3200"/>
+            <w:tcBorders>
+              <w:top w:val="single" w:color="D9D2EE" w:sz="4"/>
+              <w:left w:val="single" w:color="D9D2EE" w:sz="4"/>
+              <w:bottom w:val="single" w:color="D9D2EE" w:sz="4"/>
+              <w:right w:val="single" w:color="D9D2EE" w:sz="4"/>
+            </w:tcBorders>
+            <w:tcMar>
+              <w:top w:type="dxa" w:w="60"/>
+              <w:left w:type="dxa" w:w="100"/>
+              <w:bottom w:type="dxa" w:w="60"/>
+              <w:right w:type="dxa" w:w="100"/>
+            </w:tcMar>
+          </w:tcPr>
+          <w:p>
+            <w:pPr>
+              <w:keepNext/>
+              <w:keepLines/>
+              <w:spacing w:after="0" w:line="270"/>
+            </w:pPr>
+            <w:r>
+              <w:rPr>
+                <w:b w:val="false"/>
+                <w:bCs w:val="false"/>
+              </w:rPr>
+              <w:t xml:space="preserve">В ударе</w:t>
+            </w:r>
+          </w:p>
+        </w:tc>
+        <w:tc>
+          <w:tcPr>
+            <w:tcW w:type="dxa" w:w="6438"/>
+            <w:tcBorders>
+              <w:top w:val="single" w:color="D9D2EE" w:sz="4"/>
+              <w:left w:val="single" w:color="D9D2EE" w:sz="4"/>
+              <w:bottom w:val="single" w:color="D9D2EE" w:sz="4"/>
+              <w:right w:val="single" w:color="D9D2EE" w:sz="4"/>
+            </w:tcBorders>
+            <w:tcMar>
+              <w:top w:type="dxa" w:w="60"/>
+              <w:left w:type="dxa" w:w="100"/>
+              <w:bottom w:type="dxa" w:w="60"/>
+              <w:right w:type="dxa" w:w="100"/>
+            </w:tcMar>
+          </w:tcPr>
+          <w:p>
+            <w:pPr>
+              <w:keepNext/>
+              <w:keepLines/>
+              <w:spacing w:after="0" w:line="270"/>
+            </w:pPr>
+            <w:r>
+              <w:rPr>
+                <w:b w:val="false"/>
+                <w:bCs w:val="false"/>
+              </w:rPr>
+              <w:t xml:space="preserve">Серия из 5 угаданных подряд</w:t>
+            </w:r>
+          </w:p>
+        </w:tc>
+      </w:tr>
+      <w:tr>
+        <w:trPr>
+          <w:cantSplit/>
+        </w:trPr>
+        <w:tc>
+          <w:tcPr>
+            <w:tcW w:type="dxa" w:w="3200"/>
+            <w:tcBorders>
+              <w:top w:val="single" w:color="D9D2EE" w:sz="4"/>
+              <w:left w:val="single" w:color="D9D2EE" w:sz="4"/>
+              <w:bottom w:val="single" w:color="D9D2EE" w:sz="4"/>
+              <w:right w:val="single" w:color="D9D2EE" w:sz="4"/>
+            </w:tcBorders>
+            <w:tcMar>
+              <w:top w:type="dxa" w:w="60"/>
+              <w:left w:type="dxa" w:w="100"/>
+              <w:bottom w:type="dxa" w:w="60"/>
+              <w:right w:type="dxa" w:w="100"/>
+            </w:tcMar>
+          </w:tcPr>
+          <w:p>
+            <w:pPr>
+              <w:keepNext/>
+              <w:keepLines/>
+              <w:spacing w:after="0" w:line="270"/>
+            </w:pPr>
+            <w:r>
+              <w:rPr>
+                <w:b w:val="false"/>
+                <w:bCs w:val="false"/>
+              </w:rPr>
+              <w:t xml:space="preserve">Неостановимый</w:t>
+            </w:r>
+          </w:p>
+        </w:tc>
+        <w:tc>
+          <w:tcPr>
+            <w:tcW w:type="dxa" w:w="6438"/>
+            <w:tcBorders>
+              <w:top w:val="single" w:color="D9D2EE" w:sz="4"/>
+              <w:left w:val="single" w:color="D9D2EE" w:sz="4"/>
+              <w:bottom w:val="single" w:color="D9D2EE" w:sz="4"/>
+              <w:right w:val="single" w:color="D9D2EE" w:sz="4"/>
+            </w:tcBorders>
+            <w:tcMar>
+              <w:top w:type="dxa" w:w="60"/>
+              <w:left w:type="dxa" w:w="100"/>
+              <w:bottom w:type="dxa" w:w="60"/>
+              <w:right w:type="dxa" w:w="100"/>
+            </w:tcMar>
+          </w:tcPr>
+          <w:p>
+            <w:pPr>
+              <w:keepNext/>
+              <w:keepLines/>
+              <w:spacing w:after="0" w:line="270"/>
+            </w:pPr>
+            <w:r>
+              <w:rPr>
+                <w:b w:val="false"/>
+                <w:bCs w:val="false"/>
+              </w:rPr>
+              <w:t xml:space="preserve">Серия из 10 угаданных подряд</w:t>
+            </w:r>
+          </w:p>
+        </w:tc>
+      </w:tr>
+      <w:tr>
+        <w:trPr>
+          <w:cantSplit/>
+        </w:trPr>
+        <w:tc>
+          <w:tcPr>
+            <w:tcW w:type="dxa" w:w="3200"/>
+            <w:tcBorders>
+              <w:top w:val="single" w:color="D9D2EE" w:sz="4"/>
+              <w:left w:val="single" w:color="D9D2EE" w:sz="4"/>
+              <w:bottom w:val="single" w:color="D9D2EE" w:sz="4"/>
+              <w:right w:val="single" w:color="D9D2EE" w:sz="4"/>
+            </w:tcBorders>
+            <w:tcMar>
+              <w:top w:type="dxa" w:w="60"/>
+              <w:left w:type="dxa" w:w="100"/>
+              <w:bottom w:type="dxa" w:w="60"/>
+              <w:right w:type="dxa" w:w="100"/>
+            </w:tcMar>
+          </w:tcPr>
+          <w:p>
+            <w:pPr>
+              <w:keepNext/>
+              <w:keepLines/>
+              <w:spacing w:after="0" w:line="270"/>
+            </w:pPr>
+            <w:r>
+              <w:rPr>
+                <w:b w:val="false"/>
+                <w:bCs w:val="false"/>
+              </w:rPr>
+              <w:t xml:space="preserve">Сотня</w:t>
+            </w:r>
+          </w:p>
+        </w:tc>
+        <w:tc>
+          <w:tcPr>
+            <w:tcW w:type="dxa" w:w="6438"/>
+            <w:tcBorders>
+              <w:top w:val="single" w:color="D9D2EE" w:sz="4"/>
+              <w:left w:val="single" w:color="D9D2EE" w:sz="4"/>
+              <w:bottom w:val="single" w:color="D9D2EE" w:sz="4"/>
+              <w:right w:val="single" w:color="D9D2EE" w:sz="4"/>
+            </w:tcBorders>
+            <w:tcMar>
+              <w:top w:type="dxa" w:w="60"/>
+              <w:left w:type="dxa" w:w="100"/>
+              <w:bottom w:type="dxa" w:w="60"/>
+              <w:right w:type="dxa" w:w="100"/>
+            </w:tcMar>
+          </w:tcPr>
+          <w:p>
+            <w:pPr>
+              <w:keepNext/>
+              <w:keepLines/>
+              <w:spacing w:after="0" w:line="270"/>
+            </w:pPr>
+            <w:r>
+              <w:rPr>
+                <w:b w:val="false"/>
+                <w:bCs w:val="false"/>
+              </w:rPr>
+              <w:t xml:space="preserve">Всего угадано 100 песен</w:t>
+            </w:r>
+          </w:p>
+        </w:tc>
+      </w:tr>
+      <w:tr>
+        <w:trPr>
+          <w:cantSplit/>
+        </w:trPr>
+        <w:tc>
+          <w:tcPr>
+            <w:tcW w:type="dxa" w:w="3200"/>
+            <w:tcBorders>
+              <w:top w:val="single" w:color="D9D2EE" w:sz="4"/>
+              <w:left w:val="single" w:color="D9D2EE" w:sz="4"/>
+              <w:bottom w:val="single" w:color="D9D2EE" w:sz="4"/>
+              <w:right w:val="single" w:color="D9D2EE" w:sz="4"/>
+            </w:tcBorders>
+            <w:tcMar>
+              <w:top w:type="dxa" w:w="60"/>
+              <w:left w:type="dxa" w:w="100"/>
+              <w:bottom w:type="dxa" w:w="60"/>
+              <w:right w:type="dxa" w:w="100"/>
+            </w:tcMar>
+          </w:tcPr>
+          <w:p>
+            <w:pPr>
+              <w:keepNext/>
+              <w:keepLines/>
+              <w:spacing w:after="0" w:line="270"/>
+            </w:pPr>
+            <w:r>
+              <w:rPr>
+                <w:b w:val="false"/>
+                <w:bCs w:val="false"/>
+              </w:rPr>
+              <w:t xml:space="preserve">Полиглот</w:t>
+            </w:r>
+          </w:p>
+        </w:tc>
+        <w:tc>
+          <w:tcPr>
+            <w:tcW w:type="dxa" w:w="6438"/>
+            <w:tcBorders>
+              <w:top w:val="single" w:color="D9D2EE" w:sz="4"/>
+              <w:left w:val="single" w:color="D9D2EE" w:sz="4"/>
+              <w:bottom w:val="single" w:color="D9D2EE" w:sz="4"/>
+              <w:right w:val="single" w:color="D9D2EE" w:sz="4"/>
+            </w:tcBorders>
+            <w:tcMar>
+              <w:top w:type="dxa" w:w="60"/>
+              <w:left w:type="dxa" w:w="100"/>
+              <w:bottom w:type="dxa" w:w="60"/>
+              <w:right w:type="dxa" w:w="100"/>
+            </w:tcMar>
+          </w:tcPr>
+          <w:p>
+            <w:pPr>
+              <w:keepNext/>
+              <w:keepLines/>
+              <w:spacing w:after="0" w:line="270"/>
+            </w:pPr>
+            <w:r>
+              <w:rPr>
+                <w:b w:val="false"/>
+                <w:bCs w:val="false"/>
+              </w:rPr>
+              <w:t xml:space="preserve">Угадать песни на русском, английском и других языках</w:t>
+            </w:r>
+          </w:p>
+        </w:tc>
+      </w:tr>
+      <w:tr>
+        <w:trPr>
+          <w:cantSplit/>
+        </w:trPr>
+        <w:tc>
+          <w:tcPr>
+            <w:tcW w:type="dxa" w:w="3200"/>
+            <w:tcBorders>
+              <w:top w:val="single" w:color="D9D2EE" w:sz="4"/>
+              <w:left w:val="single" w:color="D9D2EE" w:sz="4"/>
+              <w:bottom w:val="single" w:color="D9D2EE" w:sz="4"/>
+              <w:right w:val="single" w:color="D9D2EE" w:sz="4"/>
+            </w:tcBorders>
+            <w:tcMar>
+              <w:top w:type="dxa" w:w="60"/>
+              <w:left w:type="dxa" w:w="100"/>
+              <w:bottom w:type="dxa" w:w="60"/>
+              <w:right w:type="dxa" w:w="100"/>
+            </w:tcMar>
+          </w:tcPr>
+          <w:p>
+            <w:pPr>
+              <w:keepNext/>
+              <w:keepLines/>
+              <w:spacing w:after="0" w:line="270"/>
+            </w:pPr>
+            <w:r>
+              <w:rPr>
+                <w:b w:val="false"/>
+                <w:bCs w:val="false"/>
+              </w:rPr>
+              <w:t xml:space="preserve">Дитя 80-х</w:t>
+            </w:r>
+          </w:p>
+        </w:tc>
+        <w:tc>
+          <w:tcPr>
+            <w:tcW w:type="dxa" w:w="6438"/>
+            <w:tcBorders>
+              <w:top w:val="single" w:color="D9D2EE" w:sz="4"/>
+              <w:left w:val="single" w:color="D9D2EE" w:sz="4"/>
+              <w:bottom w:val="single" w:color="D9D2EE" w:sz="4"/>
+              <w:right w:val="single" w:color="D9D2EE" w:sz="4"/>
+            </w:tcBorders>
+            <w:tcMar>
+              <w:top w:type="dxa" w:w="60"/>
+              <w:left w:type="dxa" w:w="100"/>
+              <w:bottom w:type="dxa" w:w="60"/>
+              <w:right w:type="dxa" w:w="100"/>
+            </w:tcMar>
+          </w:tcPr>
+          <w:p>
+            <w:pPr>
+              <w:keepNext/>
+              <w:keepLines/>
+              <w:spacing w:after="0" w:line="270"/>
+            </w:pPr>
+            <w:r>
+              <w:rPr>
+                <w:b w:val="false"/>
+                <w:bCs w:val="false"/>
+              </w:rPr>
+              <w:t xml:space="preserve">Угадать 10 песен 80-х</w:t>
+            </w:r>
+          </w:p>
+        </w:tc>
+      </w:tr>
+      <w:tr>
+        <w:trPr>
+          <w:cantSplit/>
+        </w:trPr>
+        <w:tc>
+          <w:tcPr>
+            <w:tcW w:type="dxa" w:w="3200"/>
+            <w:tcBorders>
+              <w:top w:val="single" w:color="D9D2EE" w:sz="4"/>
+              <w:left w:val="single" w:color="D9D2EE" w:sz="4"/>
+              <w:bottom w:val="single" w:color="D9D2EE" w:sz="4"/>
+              <w:right w:val="single" w:color="D9D2EE" w:sz="4"/>
+            </w:tcBorders>
+            <w:tcMar>
+              <w:top w:type="dxa" w:w="60"/>
+              <w:left w:type="dxa" w:w="100"/>
+              <w:bottom w:type="dxa" w:w="60"/>
+              <w:right w:type="dxa" w:w="100"/>
+            </w:tcMar>
+          </w:tcPr>
+          <w:p>
+            <w:pPr>
+              <w:keepNext/>
+              <w:keepLines/>
+              <w:spacing w:after="0" w:line="270"/>
+            </w:pPr>
+            <w:r>
+              <w:rPr>
+                <w:b w:val="false"/>
+                <w:bCs w:val="false"/>
+              </w:rPr>
+              <w:t xml:space="preserve">Лихие 90-е</w:t>
+            </w:r>
+          </w:p>
+        </w:tc>
+        <w:tc>
+          <w:tcPr>
+            <w:tcW w:type="dxa" w:w="6438"/>
+            <w:tcBorders>
+              <w:top w:val="single" w:color="D9D2EE" w:sz="4"/>
+              <w:left w:val="single" w:color="D9D2EE" w:sz="4"/>
+              <w:bottom w:val="single" w:color="D9D2EE" w:sz="4"/>
+              <w:right w:val="single" w:color="D9D2EE" w:sz="4"/>
+            </w:tcBorders>
+            <w:tcMar>
+              <w:top w:type="dxa" w:w="60"/>
+              <w:left w:type="dxa" w:w="100"/>
+              <w:bottom w:type="dxa" w:w="60"/>
+              <w:right w:type="dxa" w:w="100"/>
+            </w:tcMar>
+          </w:tcPr>
+          <w:p>
+            <w:pPr>
+              <w:keepNext/>
+              <w:keepLines/>
+              <w:spacing w:after="0" w:line="270"/>
+            </w:pPr>
+            <w:r>
+              <w:rPr>
+                <w:b w:val="false"/>
+                <w:bCs w:val="false"/>
+              </w:rPr>
+              <w:t xml:space="preserve">Угадать 10 песен 90-х</w:t>
+            </w:r>
+          </w:p>
+        </w:tc>
+      </w:tr>
+      <w:tr>
+        <w:trPr>
+          <w:cantSplit/>
+        </w:trPr>
+        <w:tc>
+          <w:tcPr>
+            <w:tcW w:type="dxa" w:w="3200"/>
+            <w:tcBorders>
+              <w:top w:val="single" w:color="D9D2EE" w:sz="4"/>
+              <w:left w:val="single" w:color="D9D2EE" w:sz="4"/>
+              <w:bottom w:val="single" w:color="D9D2EE" w:sz="4"/>
+              <w:right w:val="single" w:color="D9D2EE" w:sz="4"/>
+            </w:tcBorders>
+            <w:tcMar>
+              <w:top w:type="dxa" w:w="60"/>
+              <w:left w:type="dxa" w:w="100"/>
+              <w:bottom w:type="dxa" w:w="60"/>
+              <w:right w:type="dxa" w:w="100"/>
+            </w:tcMar>
+          </w:tcPr>
+          <w:p>
+            <w:pPr>
+              <w:keepNext/>
+              <w:keepLines/>
+              <w:spacing w:after="0" w:line="270"/>
+            </w:pPr>
+            <w:r>
+              <w:rPr>
+                <w:b w:val="false"/>
+                <w:bCs w:val="false"/>
+              </w:rPr>
+              <w:t xml:space="preserve">Ритуал</w:t>
+            </w:r>
+          </w:p>
+        </w:tc>
+        <w:tc>
+          <w:tcPr>
+            <w:tcW w:type="dxa" w:w="6438"/>
+            <w:tcBorders>
+              <w:top w:val="single" w:color="D9D2EE" w:sz="4"/>
+              <w:left w:val="single" w:color="D9D2EE" w:sz="4"/>
+              <w:bottom w:val="single" w:color="D9D2EE" w:sz="4"/>
+              <w:right w:val="single" w:color="D9D2EE" w:sz="4"/>
+            </w:tcBorders>
+            <w:tcMar>
+              <w:top w:type="dxa" w:w="60"/>
+              <w:left w:type="dxa" w:w="100"/>
+              <w:bottom w:type="dxa" w:w="60"/>
+              <w:right w:type="dxa" w:w="100"/>
+            </w:tcMar>
+          </w:tcPr>
+          <w:p>
+            <w:pPr>
+              <w:keepNext/>
+              <w:keepLines/>
+              <w:spacing w:after="0" w:line="270"/>
+            </w:pPr>
+            <w:r>
+              <w:rPr>
+                <w:b w:val="false"/>
+                <w:bCs w:val="false"/>
+              </w:rPr>
+              <w:t xml:space="preserve">Пройти «Песню дня»</w:t>
+            </w:r>
+          </w:p>
+        </w:tc>
+      </w:tr>
+      <w:tr>
+        <w:trPr>
+          <w:cantSplit/>
+        </w:trPr>
+        <w:tc>
+          <w:tcPr>
+            <w:tcW w:type="dxa" w:w="3200"/>
+            <w:tcBorders>
+              <w:top w:val="single" w:color="D9D2EE" w:sz="4"/>
+              <w:left w:val="single" w:color="D9D2EE" w:sz="4"/>
+              <w:bottom w:val="single" w:color="D9D2EE" w:sz="4"/>
+              <w:right w:val="single" w:color="D9D2EE" w:sz="4"/>
+            </w:tcBorders>
+            <w:tcMar>
+              <w:top w:type="dxa" w:w="60"/>
+              <w:left w:type="dxa" w:w="100"/>
+              <w:bottom w:type="dxa" w:w="60"/>
+              <w:right w:type="dxa" w:w="100"/>
+            </w:tcMar>
+          </w:tcPr>
+          <w:p>
+            <w:pPr>
+              <w:keepNext/>
+              <w:keepLines/>
+              <w:spacing w:after="0" w:line="270"/>
+            </w:pPr>
+            <w:r>
+              <w:rPr>
+                <w:b w:val="false"/>
+                <w:bCs w:val="false"/>
+              </w:rPr>
+              <w:t xml:space="preserve">Неделя музыки</w:t>
+            </w:r>
+          </w:p>
+        </w:tc>
+        <w:tc>
+          <w:tcPr>
+            <w:tcW w:type="dxa" w:w="6438"/>
+            <w:tcBorders>
+              <w:top w:val="single" w:color="D9D2EE" w:sz="4"/>
+              <w:left w:val="single" w:color="D9D2EE" w:sz="4"/>
+              <w:bottom w:val="single" w:color="D9D2EE" w:sz="4"/>
+              <w:right w:val="single" w:color="D9D2EE" w:sz="4"/>
+            </w:tcBorders>
+            <w:tcMar>
+              <w:top w:type="dxa" w:w="60"/>
+              <w:left w:type="dxa" w:w="100"/>
+              <w:bottom w:type="dxa" w:w="60"/>
+              <w:right w:type="dxa" w:w="100"/>
+            </w:tcMar>
+          </w:tcPr>
+          <w:p>
+            <w:pPr>
+              <w:keepNext/>
+              <w:keepLines/>
+              <w:spacing w:after="0" w:line="270"/>
+            </w:pPr>
+            <w:r>
+              <w:rPr>
+                <w:b w:val="false"/>
+                <w:bCs w:val="false"/>
+              </w:rPr>
+              <w:t xml:space="preserve">Пройти «Песню дня» 7 раз</w:t>
+            </w:r>
+          </w:p>
+        </w:tc>
+      </w:tr>
+      <w:tr>
+        <w:trPr>
+          <w:cantSplit/>
+        </w:trPr>
+        <w:tc>
+          <w:tcPr>
+            <w:tcW w:type="dxa" w:w="3200"/>
+            <w:tcBorders>
+              <w:top w:val="single" w:color="D9D2EE" w:sz="4"/>
+              <w:left w:val="single" w:color="D9D2EE" w:sz="4"/>
+              <w:bottom w:val="single" w:color="D9D2EE" w:sz="4"/>
+              <w:right w:val="single" w:color="D9D2EE" w:sz="4"/>
+            </w:tcBorders>
+            <w:tcMar>
+              <w:top w:type="dxa" w:w="60"/>
+              <w:left w:type="dxa" w:w="100"/>
+              <w:bottom w:type="dxa" w:w="60"/>
+              <w:right w:type="dxa" w:w="100"/>
+            </w:tcMar>
+          </w:tcPr>
+          <w:p>
+            <w:pPr>
+              <w:keepNext w:val="false"/>
+              <w:keepLines/>
+              <w:spacing w:after="0" w:line="270"/>
+            </w:pPr>
+            <w:r>
+              <w:rPr>
+                <w:b w:val="false"/>
+                <w:bCs w:val="false"/>
+              </w:rPr>
+              <w:t xml:space="preserve">Без единой ошибки</w:t>
+            </w:r>
+          </w:p>
+        </w:tc>
+        <w:tc>
+          <w:tcPr>
+            <w:tcW w:type="dxa" w:w="6438"/>
+            <w:tcBorders>
+              <w:top w:val="single" w:color="D9D2EE" w:sz="4"/>
+              <w:left w:val="single" w:color="D9D2EE" w:sz="4"/>
+              <w:bottom w:val="single" w:color="D9D2EE" w:sz="4"/>
+              <w:right w:val="single" w:color="D9D2EE" w:sz="4"/>
+            </w:tcBorders>
+            <w:tcMar>
+              <w:top w:type="dxa" w:w="60"/>
+              <w:left w:type="dxa" w:w="100"/>
+              <w:bottom w:type="dxa" w:w="60"/>
+              <w:right w:type="dxa" w:w="100"/>
+            </w:tcMar>
+          </w:tcPr>
+          <w:p>
+            <w:pPr>
+              <w:keepNext w:val="false"/>
+              <w:keepLines/>
+              <w:spacing w:after="0" w:line="270"/>
+            </w:pPr>
+            <w:r>
+              <w:rPr>
+                <w:b w:val="false"/>
+                <w:bCs w:val="false"/>
+              </w:rPr>
+              <w:t xml:space="preserve">Пройти классическую игру, угадав все песни</w:t>
+            </w:r>
+          </w:p>
+        </w:tc>
+      </w:tr>
+      <w:tr>
+        <w:trPr>
+          <w:cantSplit/>
+        </w:trPr>
+        <w:tc>
+          <w:tcPr>
+            <w:tcW w:type="dxa" w:w="3200"/>
+            <w:tcBorders>
+              <w:top w:val="single" w:color="D9D2EE" w:sz="4"/>
+              <w:left w:val="single" w:color="D9D2EE" w:sz="4"/>
+              <w:bottom w:val="single" w:color="D9D2EE" w:sz="4"/>
+              <w:right w:val="single" w:color="D9D2EE" w:sz="4"/>
+            </w:tcBorders>
+            <w:tcMar>
+              <w:top w:type="dxa" w:w="60"/>
+              <w:left w:type="dxa" w:w="100"/>
+              <w:bottom w:type="dxa" w:w="60"/>
+              <w:right w:type="dxa" w:w="100"/>
+            </w:tcMar>
+          </w:tcPr>
+          <w:p>
+            <w:pPr>
+              <w:keepNext/>
+              <w:keepLines/>
+              <w:spacing w:after="0" w:line="270"/>
+            </w:pPr>
+            <w:r>
+              <w:rPr>
+                <w:b w:val="false"/>
+                <w:bCs w:val="false"/>
+              </w:rPr>
+              <w:t xml:space="preserve">Своим умом</w:t>
+            </w:r>
+          </w:p>
+        </w:tc>
+        <w:tc>
+          <w:tcPr>
+            <w:tcW w:type="dxa" w:w="6438"/>
+            <w:tcBorders>
+              <w:top w:val="single" w:color="D9D2EE" w:sz="4"/>
+              <w:left w:val="single" w:color="D9D2EE" w:sz="4"/>
+              <w:bottom w:val="single" w:color="D9D2EE" w:sz="4"/>
+              <w:right w:val="single" w:color="D9D2EE" w:sz="4"/>
+            </w:tcBorders>
+            <w:tcMar>
+              <w:top w:type="dxa" w:w="60"/>
+              <w:left w:type="dxa" w:w="100"/>
+              <w:bottom w:type="dxa" w:w="60"/>
+              <w:right w:type="dxa" w:w="100"/>
+            </w:tcMar>
+          </w:tcPr>
+          <w:p>
+            <w:pPr>
+              <w:keepNext/>
+              <w:keepLines/>
+              <w:spacing w:after="0" w:line="270"/>
+            </w:pPr>
+            <w:r>
+              <w:rPr>
+                <w:b w:val="false"/>
+                <w:bCs w:val="false"/>
+              </w:rPr>
+              <w:t xml:space="preserve">Угадать 5+ песен за игру без подсказок</w:t>
+            </w:r>
+          </w:p>
+        </w:tc>
+      </w:tr>
+      <w:tr>
+        <w:trPr>
+          <w:cantSplit/>
+        </w:trPr>
+        <w:tc>
+          <w:tcPr>
+            <w:tcW w:type="dxa" w:w="3200"/>
+            <w:tcBorders>
+              <w:top w:val="single" w:color="D9D2EE" w:sz="4"/>
+              <w:left w:val="single" w:color="D9D2EE" w:sz="4"/>
+              <w:bottom w:val="single" w:color="D9D2EE" w:sz="4"/>
+              <w:right w:val="single" w:color="D9D2EE" w:sz="4"/>
+            </w:tcBorders>
+            <w:tcMar>
+              <w:top w:type="dxa" w:w="60"/>
+              <w:left w:type="dxa" w:w="100"/>
+              <w:bottom w:type="dxa" w:w="60"/>
+              <w:right w:type="dxa" w:w="100"/>
+            </w:tcMar>
+          </w:tcPr>
+          <w:p>
+            <w:pPr>
+              <w:keepNext/>
+              <w:keepLines/>
+              <w:spacing w:after="0" w:line="270"/>
+            </w:pPr>
+            <w:r>
+              <w:rPr>
+                <w:b w:val="false"/>
+                <w:bCs w:val="false"/>
+              </w:rPr>
+              <w:t xml:space="preserve">Выживший</w:t>
+            </w:r>
+          </w:p>
+        </w:tc>
+        <w:tc>
+          <w:tcPr>
+            <w:tcW w:type="dxa" w:w="6438"/>
+            <w:tcBorders>
+              <w:top w:val="single" w:color="D9D2EE" w:sz="4"/>
+              <w:left w:val="single" w:color="D9D2EE" w:sz="4"/>
+              <w:bottom w:val="single" w:color="D9D2EE" w:sz="4"/>
+              <w:right w:val="single" w:color="D9D2EE" w:sz="4"/>
+            </w:tcBorders>
+            <w:tcMar>
+              <w:top w:type="dxa" w:w="60"/>
+              <w:left w:type="dxa" w:w="100"/>
+              <w:bottom w:type="dxa" w:w="60"/>
+              <w:right w:type="dxa" w:w="100"/>
+            </w:tcMar>
+          </w:tcPr>
+          <w:p>
+            <w:pPr>
+              <w:keepNext/>
+              <w:keepLines/>
+              <w:spacing w:after="0" w:line="270"/>
+            </w:pPr>
+            <w:r>
+              <w:rPr>
+                <w:b w:val="false"/>
+                <w:bCs w:val="false"/>
+              </w:rPr>
+              <w:t xml:space="preserve">Угадать 15 песен в режиме «Выживание»</w:t>
+            </w:r>
+          </w:p>
+        </w:tc>
+      </w:tr>
+      <w:tr>
+        <w:trPr>
+          <w:cantSplit/>
+        </w:trPr>
+        <w:tc>
+          <w:tcPr>
+            <w:tcW w:type="dxa" w:w="3200"/>
+            <w:tcBorders>
+              <w:top w:val="single" w:color="D9D2EE" w:sz="4"/>
+              <w:left w:val="single" w:color="D9D2EE" w:sz="4"/>
+              <w:bottom w:val="single" w:color="D9D2EE" w:sz="4"/>
+              <w:right w:val="single" w:color="D9D2EE" w:sz="4"/>
+            </w:tcBorders>
+            <w:tcMar>
+              <w:top w:type="dxa" w:w="60"/>
+              <w:left w:type="dxa" w:w="100"/>
+              <w:bottom w:type="dxa" w:w="60"/>
+              <w:right w:type="dxa" w:w="100"/>
+            </w:tcMar>
+          </w:tcPr>
+          <w:p>
+            <w:pPr>
+              <w:keepNext/>
+              <w:keepLines/>
+              <w:spacing w:after="0" w:line="270"/>
+            </w:pPr>
+            <w:r>
+              <w:rPr>
+                <w:b w:val="false"/>
+                <w:bCs w:val="false"/>
+              </w:rPr>
+              <w:t xml:space="preserve">Рекордсмен</w:t>
+            </w:r>
+          </w:p>
+        </w:tc>
+        <w:tc>
+          <w:tcPr>
+            <w:tcW w:type="dxa" w:w="6438"/>
+            <w:tcBorders>
+              <w:top w:val="single" w:color="D9D2EE" w:sz="4"/>
+              <w:left w:val="single" w:color="D9D2EE" w:sz="4"/>
+              <w:bottom w:val="single" w:color="D9D2EE" w:sz="4"/>
+              <w:right w:val="single" w:color="D9D2EE" w:sz="4"/>
+            </w:tcBorders>
+            <w:tcMar>
+              <w:top w:type="dxa" w:w="60"/>
+              <w:left w:type="dxa" w:w="100"/>
+              <w:bottom w:type="dxa" w:w="60"/>
+              <w:right w:type="dxa" w:w="100"/>
+            </w:tcMar>
+          </w:tcPr>
+          <w:p>
+            <w:pPr>
+              <w:keepNext/>
+              <w:keepLines/>
+              <w:spacing w:after="0" w:line="270"/>
+            </w:pPr>
+            <w:r>
+              <w:rPr>
+                <w:b w:val="false"/>
+                <w:bCs w:val="false"/>
+              </w:rPr>
+              <w:t xml:space="preserve">Набрать 8000 очков за игру</w:t>
+            </w:r>
+          </w:p>
+        </w:tc>
+      </w:tr>
+      <w:tr>
+        <w:trPr>
+          <w:cantSplit/>
+        </w:trPr>
+        <w:tc>
+          <w:tcPr>
+            <w:tcW w:type="dxa" w:w="3200"/>
+            <w:tcBorders>
+              <w:top w:val="single" w:color="D9D2EE" w:sz="4"/>
+              <w:left w:val="single" w:color="D9D2EE" w:sz="4"/>
+              <w:bottom w:val="single" w:color="D9D2EE" w:sz="4"/>
+              <w:right w:val="single" w:color="D9D2EE" w:sz="4"/>
+            </w:tcBorders>
+            <w:tcMar>
+              <w:top w:type="dxa" w:w="60"/>
+              <w:left w:type="dxa" w:w="100"/>
+              <w:bottom w:type="dxa" w:w="60"/>
+              <w:right w:type="dxa" w:w="100"/>
+            </w:tcMar>
+          </w:tcPr>
+          <w:p>
+            <w:pPr>
+              <w:keepNext/>
+              <w:keepLines/>
+              <w:spacing w:after="0" w:line="270"/>
+            </w:pPr>
+            <w:r>
+              <w:rPr>
+                <w:b w:val="false"/>
+                <w:bCs w:val="false"/>
+              </w:rPr>
+              <w:t xml:space="preserve">Эрудит</w:t>
+            </w:r>
+          </w:p>
+        </w:tc>
+        <w:tc>
+          <w:tcPr>
+            <w:tcW w:type="dxa" w:w="6438"/>
+            <w:tcBorders>
+              <w:top w:val="single" w:color="D9D2EE" w:sz="4"/>
+              <w:left w:val="single" w:color="D9D2EE" w:sz="4"/>
+              <w:bottom w:val="single" w:color="D9D2EE" w:sz="4"/>
+              <w:right w:val="single" w:color="D9D2EE" w:sz="4"/>
+            </w:tcBorders>
+            <w:tcMar>
+              <w:top w:type="dxa" w:w="60"/>
+              <w:left w:type="dxa" w:w="100"/>
+              <w:bottom w:type="dxa" w:w="60"/>
+              <w:right w:type="dxa" w:w="100"/>
+            </w:tcMar>
+          </w:tcPr>
+          <w:p>
+            <w:pPr>
+              <w:keepNext/>
+              <w:keepLines/>
+              <w:spacing w:after="0" w:line="270"/>
+            </w:pPr>
+            <w:r>
+              <w:rPr>
+                <w:b w:val="false"/>
+                <w:bCs w:val="false"/>
+              </w:rPr>
+              <w:t xml:space="preserve">Ответить верно на все вопросы викторины (от 5 раундов)</w:t>
+            </w:r>
+          </w:p>
+        </w:tc>
+      </w:tr>
+      <w:tr>
+        <w:trPr>
+          <w:cantSplit/>
+        </w:trPr>
+        <w:tc>
+          <w:tcPr>
+            <w:tcW w:type="dxa" w:w="3200"/>
+            <w:tcBorders>
+              <w:top w:val="single" w:color="D9D2EE" w:sz="4"/>
+              <w:left w:val="single" w:color="D9D2EE" w:sz="4"/>
+              <w:bottom w:val="single" w:color="D9D2EE" w:sz="4"/>
+              <w:right w:val="single" w:color="D9D2EE" w:sz="4"/>
+            </w:tcBorders>
+            <w:tcMar>
+              <w:top w:type="dxa" w:w="60"/>
+              <w:left w:type="dxa" w:w="100"/>
+              <w:bottom w:type="dxa" w:w="60"/>
+              <w:right w:type="dxa" w:w="100"/>
+            </w:tcMar>
+          </w:tcPr>
+          <w:p>
+            <w:pPr>
+              <w:keepNext/>
+              <w:keepLines/>
+              <w:spacing w:after="0" w:line="270"/>
+            </w:pPr>
+            <w:r>
+              <w:rPr>
+                <w:b w:val="false"/>
+                <w:bCs w:val="false"/>
+              </w:rPr>
+              <w:t xml:space="preserve">Машина времени</w:t>
+            </w:r>
+          </w:p>
+        </w:tc>
+        <w:tc>
+          <w:tcPr>
+            <w:tcW w:type="dxa" w:w="6438"/>
+            <w:tcBorders>
+              <w:top w:val="single" w:color="D9D2EE" w:sz="4"/>
+              <w:left w:val="single" w:color="D9D2EE" w:sz="4"/>
+              <w:bottom w:val="single" w:color="D9D2EE" w:sz="4"/>
+              <w:right w:val="single" w:color="D9D2EE" w:sz="4"/>
+            </w:tcBorders>
+            <w:tcMar>
+              <w:top w:type="dxa" w:w="60"/>
+              <w:left w:type="dxa" w:w="100"/>
+              <w:bottom w:type="dxa" w:w="60"/>
+              <w:right w:type="dxa" w:w="100"/>
+            </w:tcMar>
+          </w:tcPr>
+          <w:p>
+            <w:pPr>
+              <w:keepNext/>
+              <w:keepLines/>
+              <w:spacing w:after="0" w:line="270"/>
+            </w:pPr>
+            <w:r>
+              <w:rPr>
+                <w:b w:val="false"/>
+                <w:bCs w:val="false"/>
+              </w:rPr>
+              <w:t xml:space="preserve">Назвать год песни точно</w:t>
+            </w:r>
+          </w:p>
+        </w:tc>
+      </w:tr>
+      <w:tr>
+        <w:trPr>
+          <w:cantSplit/>
+        </w:trPr>
+        <w:tc>
+          <w:tcPr>
+            <w:tcW w:type="dxa" w:w="3200"/>
+            <w:tcBorders>
+              <w:top w:val="single" w:color="D9D2EE" w:sz="4"/>
+              <w:left w:val="single" w:color="D9D2EE" w:sz="4"/>
+              <w:bottom w:val="single" w:color="D9D2EE" w:sz="4"/>
+              <w:right w:val="single" w:color="D9D2EE" w:sz="4"/>
+            </w:tcBorders>
+            <w:tcMar>
+              <w:top w:type="dxa" w:w="60"/>
+              <w:left w:type="dxa" w:w="100"/>
+              <w:bottom w:type="dxa" w:w="60"/>
+              <w:right w:type="dxa" w:w="100"/>
+            </w:tcMar>
+          </w:tcPr>
+          <w:p>
+            <w:pPr>
+              <w:keepNext/>
+              <w:keepLines/>
+              <w:spacing w:after="0" w:line="270"/>
+            </w:pPr>
+            <w:r>
+              <w:rPr>
+                <w:b w:val="false"/>
+                <w:bCs w:val="false"/>
+              </w:rPr>
+              <w:t xml:space="preserve">Душа компании</w:t>
+            </w:r>
+          </w:p>
+        </w:tc>
+        <w:tc>
+          <w:tcPr>
+            <w:tcW w:type="dxa" w:w="6438"/>
+            <w:tcBorders>
+              <w:top w:val="single" w:color="D9D2EE" w:sz="4"/>
+              <w:left w:val="single" w:color="D9D2EE" w:sz="4"/>
+              <w:bottom w:val="single" w:color="D9D2EE" w:sz="4"/>
+              <w:right w:val="single" w:color="D9D2EE" w:sz="4"/>
+            </w:tcBorders>
+            <w:tcMar>
+              <w:top w:type="dxa" w:w="60"/>
+              <w:left w:type="dxa" w:w="100"/>
+              <w:bottom w:type="dxa" w:w="60"/>
+              <w:right w:type="dxa" w:w="100"/>
+            </w:tcMar>
+          </w:tcPr>
+          <w:p>
+            <w:pPr>
+              <w:keepNext/>
+              <w:keepLines/>
+              <w:spacing w:after="0" w:line="270"/>
+            </w:pPr>
+            <w:r>
+              <w:rPr>
+                <w:b w:val="false"/>
+                <w:bCs w:val="false"/>
+              </w:rPr>
+              <w:t xml:space="preserve">Сыграть «Вечеринку» с друзьями</w:t>
+            </w:r>
+          </w:p>
+        </w:tc>
+      </w:tr>
+      <w:tr>
+        <w:trPr>
+          <w:cantSplit/>
+        </w:trPr>
+        <w:tc>
+          <w:tcPr>
+            <w:tcW w:type="dxa" w:w="3200"/>
+            <w:tcBorders>
+              <w:top w:val="single" w:color="D9D2EE" w:sz="4"/>
+              <w:left w:val="single" w:color="D9D2EE" w:sz="4"/>
+              <w:bottom w:val="single" w:color="D9D2EE" w:sz="4"/>
+              <w:right w:val="single" w:color="D9D2EE" w:sz="4"/>
+            </w:tcBorders>
+            <w:tcMar>
+              <w:top w:type="dxa" w:w="60"/>
+              <w:left w:type="dxa" w:w="100"/>
+              <w:bottom w:type="dxa" w:w="60"/>
+              <w:right w:type="dxa" w:w="100"/>
+            </w:tcMar>
+          </w:tcPr>
+          <w:p>
+            <w:pPr>
+              <w:keepNext/>
+              <w:keepLines/>
+              <w:spacing w:after="0" w:line="270"/>
+            </w:pPr>
+            <w:r>
+              <w:rPr>
+                <w:b w:val="false"/>
+                <w:bCs w:val="false"/>
+              </w:rPr>
+              <w:t xml:space="preserve">Слух на редкости</w:t>
+            </w:r>
+          </w:p>
+        </w:tc>
+        <w:tc>
+          <w:tcPr>
+            <w:tcW w:type="dxa" w:w="6438"/>
+            <w:tcBorders>
+              <w:top w:val="single" w:color="D9D2EE" w:sz="4"/>
+              <w:left w:val="single" w:color="D9D2EE" w:sz="4"/>
+              <w:bottom w:val="single" w:color="D9D2EE" w:sz="4"/>
+              <w:right w:val="single" w:color="D9D2EE" w:sz="4"/>
+            </w:tcBorders>
+            <w:tcMar>
+              <w:top w:type="dxa" w:w="60"/>
+              <w:left w:type="dxa" w:w="100"/>
+              <w:bottom w:type="dxa" w:w="60"/>
+              <w:right w:type="dxa" w:w="100"/>
+            </w:tcMar>
+          </w:tcPr>
+          <w:p>
+            <w:pPr>
+              <w:keepNext/>
+              <w:keepLines/>
+              <w:spacing w:after="0" w:line="270"/>
+            </w:pPr>
+            <w:r>
+              <w:rPr>
+                <w:b w:val="false"/>
+                <w:bCs w:val="false"/>
+              </w:rPr>
+              <w:t xml:space="preserve">Угадать малоизвестную песню с первой попытки</w:t>
+            </w:r>
+          </w:p>
+        </w:tc>
+      </w:tr>
+      <w:tr>
+        <w:trPr>
+          <w:cantSplit/>
+        </w:trPr>
+        <w:tc>
+          <w:tcPr>
+            <w:tcW w:type="dxa" w:w="3200"/>
+            <w:tcBorders>
+              <w:top w:val="single" w:color="D9D2EE" w:sz="4"/>
+              <w:left w:val="single" w:color="D9D2EE" w:sz="4"/>
+              <w:bottom w:val="single" w:color="D9D2EE" w:sz="4"/>
+              <w:right w:val="single" w:color="D9D2EE" w:sz="4"/>
+            </w:tcBorders>
+            <w:tcMar>
+              <w:top w:type="dxa" w:w="60"/>
+              <w:left w:type="dxa" w:w="100"/>
+              <w:bottom w:type="dxa" w:w="60"/>
+              <w:right w:type="dxa" w:w="100"/>
+            </w:tcMar>
+          </w:tcPr>
+          <w:p>
+            <w:pPr>
+              <w:keepNext/>
+              <w:keepLines/>
+              <w:spacing w:after="0" w:line="270"/>
+            </w:pPr>
+            <w:r>
+              <w:rPr>
+                <w:b w:val="false"/>
+                <w:bCs w:val="false"/>
+              </w:rPr>
+              <w:t xml:space="preserve">Десятый уровень</w:t>
+            </w:r>
+          </w:p>
+        </w:tc>
+        <w:tc>
+          <w:tcPr>
+            <w:tcW w:type="dxa" w:w="6438"/>
+            <w:tcBorders>
+              <w:top w:val="single" w:color="D9D2EE" w:sz="4"/>
+              <w:left w:val="single" w:color="D9D2EE" w:sz="4"/>
+              <w:bottom w:val="single" w:color="D9D2EE" w:sz="4"/>
+              <w:right w:val="single" w:color="D9D2EE" w:sz="4"/>
+            </w:tcBorders>
+            <w:tcMar>
+              <w:top w:type="dxa" w:w="60"/>
+              <w:left w:type="dxa" w:w="100"/>
+              <w:bottom w:type="dxa" w:w="60"/>
+              <w:right w:type="dxa" w:w="100"/>
+            </w:tcMar>
+          </w:tcPr>
+          <w:p>
+            <w:pPr>
+              <w:keepNext/>
+              <w:keepLines/>
+              <w:spacing w:after="0" w:line="270"/>
+            </w:pPr>
+            <w:r>
+              <w:rPr>
+                <w:b w:val="false"/>
+                <w:bCs w:val="false"/>
+              </w:rPr>
+              <w:t xml:space="preserve">Дойти до 10-го уровня</w:t>
+            </w:r>
+          </w:p>
+        </w:tc>
+      </w:tr>
+      <w:tr>
+        <w:trPr>
+          <w:cantSplit/>
+        </w:trPr>
+        <w:tc>
+          <w:tcPr>
+            <w:tcW w:type="dxa" w:w="3200"/>
+            <w:tcBorders>
+              <w:top w:val="single" w:color="D9D2EE" w:sz="4"/>
+              <w:left w:val="single" w:color="D9D2EE" w:sz="4"/>
+              <w:bottom w:val="single" w:color="D9D2EE" w:sz="4"/>
+              <w:right w:val="single" w:color="D9D2EE" w:sz="4"/>
+            </w:tcBorders>
+            <w:tcMar>
+              <w:top w:type="dxa" w:w="60"/>
+              <w:left w:type="dxa" w:w="100"/>
+              <w:bottom w:type="dxa" w:w="60"/>
+              <w:right w:type="dxa" w:w="100"/>
+            </w:tcMar>
+          </w:tcPr>
+          <w:p>
+            <w:pPr>
+              <w:keepNext/>
+              <w:keepLines/>
+              <w:spacing w:after="0" w:line="270"/>
+            </w:pPr>
+            <w:r>
+              <w:rPr>
+                <w:b w:val="false"/>
+                <w:bCs w:val="false"/>
+              </w:rPr>
+              <w:t xml:space="preserve">Скорострел</w:t>
+            </w:r>
+          </w:p>
+        </w:tc>
+        <w:tc>
+          <w:tcPr>
+            <w:tcW w:type="dxa" w:w="6438"/>
+            <w:tcBorders>
+              <w:top w:val="single" w:color="D9D2EE" w:sz="4"/>
+              <w:left w:val="single" w:color="D9D2EE" w:sz="4"/>
+              <w:bottom w:val="single" w:color="D9D2EE" w:sz="4"/>
+              <w:right w:val="single" w:color="D9D2EE" w:sz="4"/>
+            </w:tcBorders>
+            <w:tcMar>
+              <w:top w:type="dxa" w:w="60"/>
+              <w:left w:type="dxa" w:w="100"/>
+              <w:bottom w:type="dxa" w:w="60"/>
+              <w:right w:type="dxa" w:w="100"/>
+            </w:tcMar>
+          </w:tcPr>
+          <w:p>
+            <w:pPr>
+              <w:keepNext/>
+              <w:keepLines/>
+              <w:spacing w:after="0" w:line="270"/>
+            </w:pPr>
+            <w:r>
+              <w:rPr>
+                <w:b w:val="false"/>
+                <w:bCs w:val="false"/>
+              </w:rPr>
+              <w:t xml:space="preserve">Угадать 10 песен за один «Блиц»</w:t>
+            </w:r>
+          </w:p>
+        </w:tc>
+      </w:tr>
+      <w:tr>
+        <w:trPr>
+          <w:cantSplit/>
+        </w:trPr>
+        <w:tc>
+          <w:tcPr>
+            <w:tcW w:type="dxa" w:w="3200"/>
+            <w:tcBorders>
+              <w:top w:val="single" w:color="D9D2EE" w:sz="4"/>
+              <w:left w:val="single" w:color="D9D2EE" w:sz="4"/>
+              <w:bottom w:val="single" w:color="D9D2EE" w:sz="4"/>
+              <w:right w:val="single" w:color="D9D2EE" w:sz="4"/>
+            </w:tcBorders>
+            <w:tcMar>
+              <w:top w:type="dxa" w:w="60"/>
+              <w:left w:type="dxa" w:w="100"/>
+              <w:bottom w:type="dxa" w:w="60"/>
+              <w:right w:type="dxa" w:w="100"/>
+            </w:tcMar>
+          </w:tcPr>
+          <w:p>
+            <w:pPr>
+              <w:keepNext/>
+              <w:keepLines/>
+              <w:spacing w:after="0" w:line="270"/>
+            </w:pPr>
+            <w:r>
+              <w:rPr>
+                <w:b w:val="false"/>
+                <w:bCs w:val="false"/>
+              </w:rPr>
+              <w:t xml:space="preserve">Узнаю по голосу</w:t>
+            </w:r>
+          </w:p>
+        </w:tc>
+        <w:tc>
+          <w:tcPr>
+            <w:tcW w:type="dxa" w:w="6438"/>
+            <w:tcBorders>
+              <w:top w:val="single" w:color="D9D2EE" w:sz="4"/>
+              <w:left w:val="single" w:color="D9D2EE" w:sz="4"/>
+              <w:bottom w:val="single" w:color="D9D2EE" w:sz="4"/>
+              <w:right w:val="single" w:color="D9D2EE" w:sz="4"/>
+            </w:tcBorders>
+            <w:tcMar>
+              <w:top w:type="dxa" w:w="60"/>
+              <w:left w:type="dxa" w:w="100"/>
+              <w:bottom w:type="dxa" w:w="60"/>
+              <w:right w:type="dxa" w:w="100"/>
+            </w:tcMar>
+          </w:tcPr>
+          <w:p>
+            <w:pPr>
+              <w:keepNext/>
+              <w:keepLines/>
+              <w:spacing w:after="0" w:line="270"/>
+            </w:pPr>
+            <w:r>
+              <w:rPr>
+                <w:b w:val="false"/>
+                <w:bCs w:val="false"/>
+              </w:rPr>
+              <w:t xml:space="preserve">Назвать 8 исполнителей за игру в «Кто поёт?»</w:t>
+            </w:r>
+          </w:p>
+        </w:tc>
+      </w:tr>
+      <w:tr>
+        <w:trPr>
+          <w:cantSplit/>
+        </w:trPr>
+        <w:tc>
+          <w:tcPr>
+            <w:tcW w:type="dxa" w:w="3200"/>
+            <w:tcBorders>
+              <w:top w:val="single" w:color="D9D2EE" w:sz="4"/>
+              <w:left w:val="single" w:color="D9D2EE" w:sz="4"/>
+              <w:bottom w:val="single" w:color="D9D2EE" w:sz="4"/>
+              <w:right w:val="single" w:color="D9D2EE" w:sz="4"/>
+            </w:tcBorders>
+            <w:tcMar>
+              <w:top w:type="dxa" w:w="60"/>
+              <w:left w:type="dxa" w:w="100"/>
+              <w:bottom w:type="dxa" w:w="60"/>
+              <w:right w:type="dxa" w:w="100"/>
+            </w:tcMar>
+          </w:tcPr>
+          <w:p>
+            <w:pPr>
+              <w:keepNext/>
+              <w:keepLines/>
+              <w:spacing w:after="0" w:line="270"/>
+            </w:pPr>
+            <w:r>
+              <w:rPr>
+                <w:b w:val="false"/>
+                <w:bCs w:val="false"/>
+              </w:rPr>
+              <w:t xml:space="preserve">Человек сильнее машины</w:t>
+            </w:r>
+          </w:p>
+        </w:tc>
+        <w:tc>
+          <w:tcPr>
+            <w:tcW w:type="dxa" w:w="6438"/>
+            <w:tcBorders>
+              <w:top w:val="single" w:color="D9D2EE" w:sz="4"/>
+              <w:left w:val="single" w:color="D9D2EE" w:sz="4"/>
+              <w:bottom w:val="single" w:color="D9D2EE" w:sz="4"/>
+              <w:right w:val="single" w:color="D9D2EE" w:sz="4"/>
+            </w:tcBorders>
+            <w:tcMar>
+              <w:top w:type="dxa" w:w="60"/>
+              <w:left w:type="dxa" w:w="100"/>
+              <w:bottom w:type="dxa" w:w="60"/>
+              <w:right w:type="dxa" w:w="100"/>
+            </w:tcMar>
+          </w:tcPr>
+          <w:p>
+            <w:pPr>
+              <w:keepNext/>
+              <w:keepLines/>
+              <w:spacing w:after="0" w:line="270"/>
+            </w:pPr>
+            <w:r>
+              <w:rPr>
+                <w:b w:val="false"/>
+                <w:bCs w:val="false"/>
+              </w:rPr>
+              <w:t xml:space="preserve">Обыграть бота в «Дуэли» (от 5 раундов)</w:t>
+            </w:r>
+          </w:p>
+        </w:tc>
+      </w:tr>
+      <w:tr>
+        <w:trPr>
+          <w:cantSplit/>
+        </w:trPr>
+        <w:tc>
+          <w:tcPr>
+            <w:tcW w:type="dxa" w:w="3200"/>
+            <w:tcBorders>
+              <w:top w:val="single" w:color="D9D2EE" w:sz="4"/>
+              <w:left w:val="single" w:color="D9D2EE" w:sz="4"/>
+              <w:bottom w:val="single" w:color="D9D2EE" w:sz="4"/>
+              <w:right w:val="single" w:color="D9D2EE" w:sz="4"/>
+            </w:tcBorders>
+            <w:tcMar>
+              <w:top w:type="dxa" w:w="60"/>
+              <w:left w:type="dxa" w:w="100"/>
+              <w:bottom w:type="dxa" w:w="60"/>
+              <w:right w:type="dxa" w:w="100"/>
+            </w:tcMar>
+          </w:tcPr>
+          <w:p>
+            <w:pPr>
+              <w:keepNext w:val="false"/>
+              <w:keepLines/>
+              <w:spacing w:after="0" w:line="270"/>
+            </w:pPr>
+            <w:r>
+              <w:rPr>
+                <w:b w:val="false"/>
+                <w:bCs w:val="false"/>
+              </w:rPr>
+              <w:t xml:space="preserve">Ухо наизнанку</w:t>
+            </w:r>
+          </w:p>
+        </w:tc>
+        <w:tc>
+          <w:tcPr>
+            <w:tcW w:type="dxa" w:w="6438"/>
+            <w:tcBorders>
+              <w:top w:val="single" w:color="D9D2EE" w:sz="4"/>
+              <w:left w:val="single" w:color="D9D2EE" w:sz="4"/>
+              <w:bottom w:val="single" w:color="D9D2EE" w:sz="4"/>
+              <w:right w:val="single" w:color="D9D2EE" w:sz="4"/>
+            </w:tcBorders>
+            <w:tcMar>
+              <w:top w:type="dxa" w:w="60"/>
+              <w:left w:type="dxa" w:w="100"/>
+              <w:bottom w:type="dxa" w:w="60"/>
+              <w:right w:type="dxa" w:w="100"/>
+            </w:tcMar>
+          </w:tcPr>
+          <w:p>
+            <w:pPr>
+              <w:keepNext w:val="false"/>
+              <w:keepLines/>
+              <w:spacing w:after="0" w:line="270"/>
+            </w:pPr>
+            <w:r>
+              <w:rPr>
+                <w:b w:val="false"/>
+                <w:bCs w:val="false"/>
+              </w:rPr>
+              <w:t xml:space="preserve">Угадать песню, звучащую задом наперёд</w:t>
+            </w:r>
+          </w:p>
+        </w:tc>
+      </w:tr>
+      <w:tr>
+        <w:trPr>
+          <w:cantSplit/>
+        </w:trPr>
+        <w:tc>
+          <w:tcPr>
+            <w:tcW w:type="dxa" w:w="3200"/>
+            <w:tcBorders>
+              <w:top w:val="single" w:color="D9D2EE" w:sz="4"/>
+              <w:left w:val="single" w:color="D9D2EE" w:sz="4"/>
+              <w:bottom w:val="single" w:color="D9D2EE" w:sz="4"/>
+              <w:right w:val="single" w:color="D9D2EE" w:sz="4"/>
+            </w:tcBorders>
+            <w:tcMar>
+              <w:top w:type="dxa" w:w="60"/>
+              <w:left w:type="dxa" w:w="100"/>
+              <w:bottom w:type="dxa" w:w="60"/>
+              <w:right w:type="dxa" w:w="100"/>
+            </w:tcMar>
+          </w:tcPr>
+          <w:p>
+            <w:pPr>
+              <w:keepNext/>
+              <w:keepLines/>
+              <w:spacing w:after="0" w:line="270"/>
+            </w:pPr>
+            <w:r>
+              <w:rPr>
+                <w:b w:val="false"/>
+                <w:bCs w:val="false"/>
+              </w:rPr>
+              <w:t xml:space="preserve">Звукорежиссёр</w:t>
+            </w:r>
+          </w:p>
+        </w:tc>
+        <w:tc>
+          <w:tcPr>
+            <w:tcW w:type="dxa" w:w="6438"/>
+            <w:tcBorders>
+              <w:top w:val="single" w:color="D9D2EE" w:sz="4"/>
+              <w:left w:val="single" w:color="D9D2EE" w:sz="4"/>
+              <w:bottom w:val="single" w:color="D9D2EE" w:sz="4"/>
+              <w:right w:val="single" w:color="D9D2EE" w:sz="4"/>
+            </w:tcBorders>
+            <w:tcMar>
+              <w:top w:type="dxa" w:w="60"/>
+              <w:left w:type="dxa" w:w="100"/>
+              <w:bottom w:type="dxa" w:w="60"/>
+              <w:right w:type="dxa" w:w="100"/>
+            </w:tcMar>
+          </w:tcPr>
+          <w:p>
+            <w:pPr>
+              <w:keepNext/>
+              <w:keepLines/>
+              <w:spacing w:after="0" w:line="270"/>
+            </w:pPr>
+            <w:r>
+              <w:rPr>
+                <w:b w:val="false"/>
+                <w:bCs w:val="false"/>
+              </w:rPr>
+              <w:t xml:space="preserve">Угадать песню с каждым звуковым эффектом</w:t>
+            </w:r>
+          </w:p>
+        </w:tc>
+      </w:tr>
+      <w:tr>
+        <w:trPr>
+          <w:cantSplit/>
+        </w:trPr>
+        <w:tc>
+          <w:tcPr>
+            <w:tcW w:type="dxa" w:w="3200"/>
+            <w:tcBorders>
+              <w:top w:val="single" w:color="D9D2EE" w:sz="4"/>
+              <w:left w:val="single" w:color="D9D2EE" w:sz="4"/>
+              <w:bottom w:val="single" w:color="D9D2EE" w:sz="4"/>
+              <w:right w:val="single" w:color="D9D2EE" w:sz="4"/>
+            </w:tcBorders>
+            <w:tcMar>
+              <w:top w:type="dxa" w:w="60"/>
+              <w:left w:type="dxa" w:w="100"/>
+              <w:bottom w:type="dxa" w:w="60"/>
+              <w:right w:type="dxa" w:w="100"/>
+            </w:tcMar>
+          </w:tcPr>
+          <w:p>
+            <w:pPr>
+              <w:keepNext/>
+              <w:keepLines/>
+              <w:spacing w:after="0" w:line="270"/>
+            </w:pPr>
+            <w:r>
+              <w:rPr>
+                <w:b w:val="false"/>
+                <w:bCs w:val="false"/>
+              </w:rPr>
+              <w:t xml:space="preserve">Завсегдатай Игротеки</w:t>
+            </w:r>
+          </w:p>
+        </w:tc>
+        <w:tc>
+          <w:tcPr>
+            <w:tcW w:type="dxa" w:w="6438"/>
+            <w:tcBorders>
+              <w:top w:val="single" w:color="D9D2EE" w:sz="4"/>
+              <w:left w:val="single" w:color="D9D2EE" w:sz="4"/>
+              <w:bottom w:val="single" w:color="D9D2EE" w:sz="4"/>
+              <w:right w:val="single" w:color="D9D2EE" w:sz="4"/>
+            </w:tcBorders>
+            <w:tcMar>
+              <w:top w:type="dxa" w:w="60"/>
+              <w:left w:type="dxa" w:w="100"/>
+              <w:bottom w:type="dxa" w:w="60"/>
+              <w:right w:type="dxa" w:w="100"/>
+            </w:tcMar>
+          </w:tcPr>
+          <w:p>
+            <w:pPr>
+              <w:keepNext/>
+              <w:keepLines/>
+              <w:spacing w:after="0" w:line="270"/>
+            </w:pPr>
+            <w:r>
+              <w:rPr>
+                <w:b w:val="false"/>
+                <w:bCs w:val="false"/>
+              </w:rPr>
+              <w:t xml:space="preserve">Сыграть во все мини-игры</w:t>
+            </w:r>
+          </w:p>
+        </w:tc>
+      </w:tr>
+      <w:tr>
+        <w:trPr>
+          <w:cantSplit/>
+        </w:trPr>
+        <w:tc>
+          <w:tcPr>
+            <w:tcW w:type="dxa" w:w="3200"/>
+            <w:tcBorders>
+              <w:top w:val="single" w:color="D9D2EE" w:sz="4"/>
+              <w:left w:val="single" w:color="D9D2EE" w:sz="4"/>
+              <w:bottom w:val="single" w:color="D9D2EE" w:sz="4"/>
+              <w:right w:val="single" w:color="D9D2EE" w:sz="4"/>
+            </w:tcBorders>
+            <w:tcMar>
+              <w:top w:type="dxa" w:w="60"/>
+              <w:left w:type="dxa" w:w="100"/>
+              <w:bottom w:type="dxa" w:w="60"/>
+              <w:right w:type="dxa" w:w="100"/>
+            </w:tcMar>
+          </w:tcPr>
+          <w:p>
+            <w:pPr>
+              <w:keepNext/>
+              <w:keepLines/>
+              <w:spacing w:after="0" w:line="270"/>
+            </w:pPr>
+            <w:r>
+              <w:rPr>
+                <w:b w:val="false"/>
+                <w:bCs w:val="false"/>
+              </w:rPr>
+              <w:t xml:space="preserve">Историк</w:t>
+            </w:r>
+          </w:p>
+        </w:tc>
+        <w:tc>
+          <w:tcPr>
+            <w:tcW w:type="dxa" w:w="6438"/>
+            <w:tcBorders>
+              <w:top w:val="single" w:color="D9D2EE" w:sz="4"/>
+              <w:left w:val="single" w:color="D9D2EE" w:sz="4"/>
+              <w:bottom w:val="single" w:color="D9D2EE" w:sz="4"/>
+              <w:right w:val="single" w:color="D9D2EE" w:sz="4"/>
+            </w:tcBorders>
+            <w:tcMar>
+              <w:top w:type="dxa" w:w="60"/>
+              <w:left w:type="dxa" w:w="100"/>
+              <w:bottom w:type="dxa" w:w="60"/>
+              <w:right w:type="dxa" w:w="100"/>
+            </w:tcMar>
+          </w:tcPr>
+          <w:p>
+            <w:pPr>
+              <w:keepNext/>
+              <w:keepLines/>
+              <w:spacing w:after="0" w:line="270"/>
+            </w:pPr>
+            <w:r>
+              <w:rPr>
+                <w:b w:val="false"/>
+                <w:bCs w:val="false"/>
+              </w:rPr>
+              <w:t xml:space="preserve">«Что старше?»: серия из 15</w:t>
+            </w:r>
+          </w:p>
+        </w:tc>
+      </w:tr>
+      <w:tr>
+        <w:trPr>
+          <w:cantSplit/>
+        </w:trPr>
+        <w:tc>
+          <w:tcPr>
+            <w:tcW w:type="dxa" w:w="3200"/>
+            <w:tcBorders>
+              <w:top w:val="single" w:color="D9D2EE" w:sz="4"/>
+              <w:left w:val="single" w:color="D9D2EE" w:sz="4"/>
+              <w:bottom w:val="single" w:color="D9D2EE" w:sz="4"/>
+              <w:right w:val="single" w:color="D9D2EE" w:sz="4"/>
+            </w:tcBorders>
+            <w:tcMar>
+              <w:top w:type="dxa" w:w="60"/>
+              <w:left w:type="dxa" w:w="100"/>
+              <w:bottom w:type="dxa" w:w="60"/>
+              <w:right w:type="dxa" w:w="100"/>
+            </w:tcMar>
+          </w:tcPr>
+          <w:p>
+            <w:pPr>
+              <w:keepNext/>
+              <w:keepLines/>
+              <w:spacing w:after="0" w:line="270"/>
+            </w:pPr>
+            <w:r>
+              <w:rPr>
+                <w:b w:val="false"/>
+                <w:bCs w:val="false"/>
+              </w:rPr>
+              <w:t xml:space="preserve">Летописец</w:t>
+            </w:r>
+          </w:p>
+        </w:tc>
+        <w:tc>
+          <w:tcPr>
+            <w:tcW w:type="dxa" w:w="6438"/>
+            <w:tcBorders>
+              <w:top w:val="single" w:color="D9D2EE" w:sz="4"/>
+              <w:left w:val="single" w:color="D9D2EE" w:sz="4"/>
+              <w:bottom w:val="single" w:color="D9D2EE" w:sz="4"/>
+              <w:right w:val="single" w:color="D9D2EE" w:sz="4"/>
+            </w:tcBorders>
+            <w:tcMar>
+              <w:top w:type="dxa" w:w="60"/>
+              <w:left w:type="dxa" w:w="100"/>
+              <w:bottom w:type="dxa" w:w="60"/>
+              <w:right w:type="dxa" w:w="100"/>
+            </w:tcMar>
+          </w:tcPr>
+          <w:p>
+            <w:pPr>
+              <w:keepNext/>
+              <w:keepLines/>
+              <w:spacing w:after="0" w:line="270"/>
+            </w:pPr>
+            <w:r>
+              <w:rPr>
+                <w:b w:val="false"/>
+                <w:bCs w:val="false"/>
+              </w:rPr>
+              <w:t xml:space="preserve">«Хронология»: расставить все 5 песен верно</w:t>
+            </w:r>
+          </w:p>
+        </w:tc>
+      </w:tr>
+      <w:tr>
+        <w:trPr>
+          <w:cantSplit/>
+        </w:trPr>
+        <w:tc>
+          <w:tcPr>
+            <w:tcW w:type="dxa" w:w="3200"/>
+            <w:tcBorders>
+              <w:top w:val="single" w:color="D9D2EE" w:sz="4"/>
+              <w:left w:val="single" w:color="D9D2EE" w:sz="4"/>
+              <w:bottom w:val="single" w:color="D9D2EE" w:sz="4"/>
+              <w:right w:val="single" w:color="D9D2EE" w:sz="4"/>
+            </w:tcBorders>
+            <w:tcMar>
+              <w:top w:type="dxa" w:w="60"/>
+              <w:left w:type="dxa" w:w="100"/>
+              <w:bottom w:type="dxa" w:w="60"/>
+              <w:right w:type="dxa" w:w="100"/>
+            </w:tcMar>
+          </w:tcPr>
+          <w:p>
+            <w:pPr>
+              <w:keepNext/>
+              <w:keepLines/>
+              <w:spacing w:after="0" w:line="270"/>
+            </w:pPr>
+            <w:r>
+              <w:rPr>
+                <w:b w:val="false"/>
+                <w:bCs w:val="false"/>
+              </w:rPr>
+              <w:t xml:space="preserve">Хранитель времени</w:t>
+            </w:r>
+          </w:p>
+        </w:tc>
+        <w:tc>
+          <w:tcPr>
+            <w:tcW w:type="dxa" w:w="6438"/>
+            <w:tcBorders>
+              <w:top w:val="single" w:color="D9D2EE" w:sz="4"/>
+              <w:left w:val="single" w:color="D9D2EE" w:sz="4"/>
+              <w:bottom w:val="single" w:color="D9D2EE" w:sz="4"/>
+              <w:right w:val="single" w:color="D9D2EE" w:sz="4"/>
+            </w:tcBorders>
+            <w:tcMar>
+              <w:top w:type="dxa" w:w="60"/>
+              <w:left w:type="dxa" w:w="100"/>
+              <w:bottom w:type="dxa" w:w="60"/>
+              <w:right w:type="dxa" w:w="100"/>
+            </w:tcMar>
+          </w:tcPr>
+          <w:p>
+            <w:pPr>
+              <w:keepNext/>
+              <w:keepLines/>
+              <w:spacing w:after="0" w:line="270"/>
+            </w:pPr>
+            <w:r>
+              <w:rPr>
+                <w:b w:val="false"/>
+                <w:bCs w:val="false"/>
+              </w:rPr>
+              <w:t xml:space="preserve">«Музыкальная лента»: собрать ленту из 10 песен</w:t>
+            </w:r>
+          </w:p>
+        </w:tc>
+      </w:tr>
+      <w:tr>
+        <w:trPr>
+          <w:cantSplit/>
+        </w:trPr>
+        <w:tc>
+          <w:tcPr>
+            <w:tcW w:type="dxa" w:w="3200"/>
+            <w:tcBorders>
+              <w:top w:val="single" w:color="D9D2EE" w:sz="4"/>
+              <w:left w:val="single" w:color="D9D2EE" w:sz="4"/>
+              <w:bottom w:val="single" w:color="D9D2EE" w:sz="4"/>
+              <w:right w:val="single" w:color="D9D2EE" w:sz="4"/>
+            </w:tcBorders>
+            <w:tcMar>
+              <w:top w:type="dxa" w:w="60"/>
+              <w:left w:type="dxa" w:w="100"/>
+              <w:bottom w:type="dxa" w:w="60"/>
+              <w:right w:type="dxa" w:w="100"/>
+            </w:tcMar>
+          </w:tcPr>
+          <w:p>
+            <w:pPr>
+              <w:keepNext/>
+              <w:keepLines/>
+              <w:spacing w:after="0" w:line="270"/>
+            </w:pPr>
+            <w:r>
+              <w:rPr>
+                <w:b w:val="false"/>
+                <w:bCs w:val="false"/>
+              </w:rPr>
+              <w:t xml:space="preserve">Бинго!</w:t>
+            </w:r>
+          </w:p>
+        </w:tc>
+        <w:tc>
+          <w:tcPr>
+            <w:tcW w:type="dxa" w:w="6438"/>
+            <w:tcBorders>
+              <w:top w:val="single" w:color="D9D2EE" w:sz="4"/>
+              <w:left w:val="single" w:color="D9D2EE" w:sz="4"/>
+              <w:bottom w:val="single" w:color="D9D2EE" w:sz="4"/>
+              <w:right w:val="single" w:color="D9D2EE" w:sz="4"/>
+            </w:tcBorders>
+            <w:tcMar>
+              <w:top w:type="dxa" w:w="60"/>
+              <w:left w:type="dxa" w:w="100"/>
+              <w:bottom w:type="dxa" w:w="60"/>
+              <w:right w:type="dxa" w:w="100"/>
+            </w:tcMar>
+          </w:tcPr>
+          <w:p>
+            <w:pPr>
+              <w:keepNext/>
+              <w:keepLines/>
+              <w:spacing w:after="0" w:line="270"/>
+            </w:pPr>
+            <w:r>
+              <w:rPr>
+                <w:b w:val="false"/>
+                <w:bCs w:val="false"/>
+              </w:rPr>
+              <w:t xml:space="preserve">Собрать линию в «Музыкальном бинго»</w:t>
+            </w:r>
+          </w:p>
+        </w:tc>
+      </w:tr>
+      <w:tr>
+        <w:trPr>
+          <w:cantSplit/>
+        </w:trPr>
+        <w:tc>
+          <w:tcPr>
+            <w:tcW w:type="dxa" w:w="3200"/>
+            <w:tcBorders>
+              <w:top w:val="single" w:color="D9D2EE" w:sz="4"/>
+              <w:left w:val="single" w:color="D9D2EE" w:sz="4"/>
+              <w:bottom w:val="single" w:color="D9D2EE" w:sz="4"/>
+              <w:right w:val="single" w:color="D9D2EE" w:sz="4"/>
+            </w:tcBorders>
+            <w:tcMar>
+              <w:top w:type="dxa" w:w="60"/>
+              <w:left w:type="dxa" w:w="100"/>
+              <w:bottom w:type="dxa" w:w="60"/>
+              <w:right w:type="dxa" w:w="100"/>
+            </w:tcMar>
+          </w:tcPr>
+          <w:p>
+            <w:pPr>
+              <w:keepNext/>
+              <w:keepLines/>
+              <w:spacing w:after="0" w:line="270"/>
+            </w:pPr>
+            <w:r>
+              <w:rPr>
+                <w:b w:val="false"/>
+                <w:bCs w:val="false"/>
+              </w:rPr>
+              <w:t xml:space="preserve">Звено за звеном</w:t>
+            </w:r>
+          </w:p>
+        </w:tc>
+        <w:tc>
+          <w:tcPr>
+            <w:tcW w:type="dxa" w:w="6438"/>
+            <w:tcBorders>
+              <w:top w:val="single" w:color="D9D2EE" w:sz="4"/>
+              <w:left w:val="single" w:color="D9D2EE" w:sz="4"/>
+              <w:bottom w:val="single" w:color="D9D2EE" w:sz="4"/>
+              <w:right w:val="single" w:color="D9D2EE" w:sz="4"/>
+            </w:tcBorders>
+            <w:tcMar>
+              <w:top w:type="dxa" w:w="60"/>
+              <w:left w:type="dxa" w:w="100"/>
+              <w:bottom w:type="dxa" w:w="60"/>
+              <w:right w:type="dxa" w:w="100"/>
+            </w:tcMar>
+          </w:tcPr>
+          <w:p>
+            <w:pPr>
+              <w:keepNext/>
+              <w:keepLines/>
+              <w:spacing w:after="0" w:line="270"/>
+            </w:pPr>
+            <w:r>
+              <w:rPr>
+                <w:b w:val="false"/>
+                <w:bCs w:val="false"/>
+              </w:rPr>
+              <w:t xml:space="preserve">«Цепочка артистов»: 15 ваших ходов за игру</w:t>
+            </w:r>
+          </w:p>
+        </w:tc>
+      </w:tr>
+      <w:tr>
+        <w:trPr>
+          <w:cantSplit/>
+        </w:trPr>
+        <w:tc>
+          <w:tcPr>
+            <w:tcW w:type="dxa" w:w="3200"/>
+            <w:tcBorders>
+              <w:top w:val="single" w:color="D9D2EE" w:sz="4"/>
+              <w:left w:val="single" w:color="D9D2EE" w:sz="4"/>
+              <w:bottom w:val="single" w:color="D9D2EE" w:sz="4"/>
+              <w:right w:val="single" w:color="D9D2EE" w:sz="4"/>
+            </w:tcBorders>
+            <w:tcMar>
+              <w:top w:type="dxa" w:w="60"/>
+              <w:left w:type="dxa" w:w="100"/>
+              <w:bottom w:type="dxa" w:w="60"/>
+              <w:right w:type="dxa" w:w="100"/>
+            </w:tcMar>
+          </w:tcPr>
+          <w:p>
+            <w:pPr>
+              <w:keepNext w:val="false"/>
+              <w:keepLines/>
+              <w:spacing w:after="0" w:line="270"/>
+            </w:pPr>
+            <w:r>
+              <w:rPr>
+                <w:b w:val="false"/>
+                <w:bCs w:val="false"/>
+              </w:rPr>
+              <w:t xml:space="preserve">Исполнительный</w:t>
+            </w:r>
+          </w:p>
+        </w:tc>
+        <w:tc>
+          <w:tcPr>
+            <w:tcW w:type="dxa" w:w="6438"/>
+            <w:tcBorders>
+              <w:top w:val="single" w:color="D9D2EE" w:sz="4"/>
+              <w:left w:val="single" w:color="D9D2EE" w:sz="4"/>
+              <w:bottom w:val="single" w:color="D9D2EE" w:sz="4"/>
+              <w:right w:val="single" w:color="D9D2EE" w:sz="4"/>
+            </w:tcBorders>
+            <w:tcMar>
+              <w:top w:type="dxa" w:w="60"/>
+              <w:left w:type="dxa" w:w="100"/>
+              <w:bottom w:type="dxa" w:w="60"/>
+              <w:right w:type="dxa" w:w="100"/>
+            </w:tcMar>
+          </w:tcPr>
+          <w:p>
+            <w:pPr>
+              <w:keepNext w:val="false"/>
+              <w:keepLines/>
+              <w:spacing w:after="0" w:line="270"/>
+            </w:pPr>
+            <w:r>
+              <w:rPr>
+                <w:b w:val="false"/>
+                <w:bCs w:val="false"/>
+              </w:rPr>
+              <w:t xml:space="preserve">Выполнить 10 ежедневных заданий</w:t>
+            </w:r>
+          </w:p>
+        </w:tc>
+      </w:tr>
+    </w:tbl>
+    <w:p>
+      <w:pPr>
+        <w:spacing w:after="120"/>
+      </w:pPr>
+    </w:p>
+    <w:p>
+      <w:pPr>
+        <w:spacing w:after="120" w:line="300"/>
+      </w:pPr>
+      <w:r>
+        <w:t xml:space="preserve">За песню, угаданную с первой секунды, за идеальную игру, победу над ботом, бинго и собранную ленту игра запускает конфетти.</w:t>
+      </w:r>
+    </w:p>
+    <w:p>
+      <w:pPr>
+        <w:pStyle w:val="Heading1"/>
+        <w:pageBreakBefore/>
+      </w:pPr>
+      <w:r>
+        <w:t xml:space="preserve">12. Настройки</w:t>
+      </w:r>
+    </w:p>
+    <w:p>
+      <w:pPr>
+        <w:keepNext/>
+        <w:spacing w:after="60" w:before="120"/>
+        <w:jc w:val="center"/>
+      </w:pPr>
+      <w:r>
+        <w:drawing>
+          <wp:inline distT="0" distB="0" distL="0" distR="0">
+            <wp:extent cx="5715000" cy="3609975"/>
+            <wp:effectExtent t="0" r="0" b="0" l="0"/>
+            <wp:docPr id="1" name="29-settings.png" descr="Профиль и оформление" title="Профиль и оформление"/>
+            <wp:cNvGraphicFramePr>
+              <a:graphicFrameLocks xmlns:a="http://schemas.openxmlformats.org/drawingml/2006/main" noChangeAspect="1"/>
+            </wp:cNvGraphicFramePr>
+            <a:graphic xmlns:a="http://schemas.openxmlformats.org/drawingml/2006/main">
+              <a:graphicData uri="http://schemas.openxmlformats.org/drawingml/2006/picture">
+                <pic:pic xmlns:pic="http://schemas.openxmlformats.org/drawingml/2006/picture">
+                  <pic:nvPicPr>
+                    <pic:cNvPr id="0" name="" descr=""/>
+                    <pic:cNvPicPr>
+                      <a:picLocks noChangeAspect="1" noChangeArrowheads="1"/>
+                    </pic:cNvPicPr>
+                  </pic:nvPicPr>
+                  <pic:blipFill>
+                    <a:blip r:embed="rId38" cstate="none"/>
+                    <a:srcRect/>
+                    <a:stretch>
+                      <a:fillRect/>
+                    </a:stretch>
+                  </pic:blipFill>
+                  <pic:spPr bwMode="auto">
+                    <a:xfrm>
+                      <a:off x="0" y="0"/>
+                      <a:ext cx="5715000" cy="3609975"/>
+                    </a:xfrm>
+                    <a:prstGeom prst="rect">
+                      <a:avLst/>
+                    </a:prstGeom>
+                  </pic:spPr>
+                </pic:pic>
+              </a:graphicData>
+            </a:graphic>
+          </wp:inline>
+        </w:drawing>
+      </w:r>
+    </w:p>
+    <w:p>
+      <w:pPr>
+        <w:spacing w:after="240"/>
+        <w:jc w:val="center"/>
+      </w:pPr>
+      <w:r>
+        <w:rPr>
+          <w:i/>
+          <w:iCs/>
+          <w:color w:val="6B7280"/>
+          <w:sz w:val="18"/>
+          <w:szCs w:val="18"/>
+        </w:rPr>
         <w:t xml:space="preserve">Профиль и оформление</w:t>
       </w:r>
     </w:p>
@@ -11997,6 +13052,140 @@
           </w:tcPr>
           <w:p>
             <w:pPr>
+              <w:keepNext/>
+              <w:keepLines/>
+              <w:spacing w:after="0" w:line="270"/>
+            </w:pPr>
+            <w:r>
+              <w:rPr>
+                <w:b w:val="false"/>
+                <w:bCs w:val="false"/>
+              </w:rPr>
+              <w:t xml:space="preserve">← / →</w:t>
+            </w:r>
+          </w:p>
+        </w:tc>
+        <w:tc>
+          <w:tcPr>
+            <w:tcW w:type="dxa" w:w="7238"/>
+            <w:tcBorders>
+              <w:top w:val="single" w:color="D9D2EE" w:sz="4"/>
+              <w:left w:val="single" w:color="D9D2EE" w:sz="4"/>
+              <w:bottom w:val="single" w:color="D9D2EE" w:sz="4"/>
+              <w:right w:val="single" w:color="D9D2EE" w:sz="4"/>
+            </w:tcBorders>
+            <w:tcMar>
+              <w:top w:type="dxa" w:w="60"/>
+              <w:left w:type="dxa" w:w="100"/>
+              <w:bottom w:type="dxa" w:w="60"/>
+              <w:right w:type="dxa" w:w="100"/>
+            </w:tcMar>
+          </w:tcPr>
+          <w:p>
+            <w:pPr>
+              <w:keepNext/>
+              <w:keepLines/>
+              <w:spacing w:after="0" w:line="270"/>
+            </w:pPr>
+            <w:r>
+              <w:rPr>
+                <w:b w:val="false"/>
+                <w:bCs w:val="false"/>
+              </w:rPr>
+              <w:t xml:space="preserve">Выбор года в «Угадай год»</w:t>
+            </w:r>
+          </w:p>
+        </w:tc>
+      </w:tr>
+      <w:tr>
+        <w:trPr>
+          <w:cantSplit/>
+        </w:trPr>
+        <w:tc>
+          <w:tcPr>
+            <w:tcW w:type="dxa" w:w="2400"/>
+            <w:tcBorders>
+              <w:top w:val="single" w:color="D9D2EE" w:sz="4"/>
+              <w:left w:val="single" w:color="D9D2EE" w:sz="4"/>
+              <w:bottom w:val="single" w:color="D9D2EE" w:sz="4"/>
+              <w:right w:val="single" w:color="D9D2EE" w:sz="4"/>
+            </w:tcBorders>
+            <w:tcMar>
+              <w:top w:type="dxa" w:w="60"/>
+              <w:left w:type="dxa" w:w="100"/>
+              <w:bottom w:type="dxa" w:w="60"/>
+              <w:right w:type="dxa" w:w="100"/>
+            </w:tcMar>
+          </w:tcPr>
+          <w:p>
+            <w:pPr>
+              <w:keepNext/>
+              <w:keepLines/>
+              <w:spacing w:after="0" w:line="270"/>
+            </w:pPr>
+            <w:r>
+              <w:rPr>
+                <w:b w:val="false"/>
+                <w:bCs w:val="false"/>
+              </w:rPr>
+              <w:t xml:space="preserve">F11</w:t>
+            </w:r>
+          </w:p>
+        </w:tc>
+        <w:tc>
+          <w:tcPr>
+            <w:tcW w:type="dxa" w:w="7238"/>
+            <w:tcBorders>
+              <w:top w:val="single" w:color="D9D2EE" w:sz="4"/>
+              <w:left w:val="single" w:color="D9D2EE" w:sz="4"/>
+              <w:bottom w:val="single" w:color="D9D2EE" w:sz="4"/>
+              <w:right w:val="single" w:color="D9D2EE" w:sz="4"/>
+            </w:tcBorders>
+            <w:tcMar>
+              <w:top w:type="dxa" w:w="60"/>
+              <w:left w:type="dxa" w:w="100"/>
+              <w:bottom w:type="dxa" w:w="60"/>
+              <w:right w:type="dxa" w:w="100"/>
+            </w:tcMar>
+          </w:tcPr>
+          <w:p>
+            <w:pPr>
+              <w:keepNext/>
+              <w:keepLines/>
+              <w:spacing w:after="0" w:line="270"/>
+            </w:pPr>
+            <w:r>
+              <w:rPr>
+                <w:b w:val="false"/>
+                <w:bCs w:val="false"/>
+              </w:rPr>
+              <w:t xml:space="preserve">Полноэкранный режим</w:t>
+            </w:r>
+          </w:p>
+        </w:tc>
+      </w:tr>
+      <w:tr>
+        <w:trPr>
+          <w:cantSplit/>
+        </w:trPr>
+        <w:tc>
+          <w:tcPr>
+            <w:tcW w:type="dxa" w:w="2400"/>
+            <w:tcBorders>
+              <w:top w:val="single" w:color="D9D2EE" w:sz="4"/>
+              <w:left w:val="single" w:color="D9D2EE" w:sz="4"/>
+              <w:bottom w:val="single" w:color="D9D2EE" w:sz="4"/>
+              <w:right w:val="single" w:color="D9D2EE" w:sz="4"/>
+            </w:tcBorders>
+            <w:tcMar>
+              <w:top w:type="dxa" w:w="60"/>
+              <w:left w:type="dxa" w:w="100"/>
+              <w:bottom w:type="dxa" w:w="60"/>
+              <w:right w:type="dxa" w:w="100"/>
+            </w:tcMar>
+          </w:tcPr>
+          <w:p>
+            <w:pPr>
               <w:keepNext w:val="false"/>
               <w:keepLines/>
               <w:spacing w:after="0" w:line="270"/>
@@ -12006,7 +13195,7 @@
                 <w:b w:val="false"/>
                 <w:bCs w:val="false"/>
               </w:rPr>
-              <w:t xml:space="preserve">F11</w:t>
+              <w:t xml:space="preserve">?</w:t>
             </w:r>
           </w:p>
         </w:tc>
@@ -12037,7 +13226,7 @@
                 <w:b w:val="false"/>
                 <w:bCs w:val="false"/>
               </w:rPr>
-              <w:t xml:space="preserve">Полноэкранный режим</w:t>
+              <w:t xml:space="preserve">Окно со списком всех горячих клавиш</w:t>
             </w:r>
           </w:p>
         </w:tc>
@@ -12261,7 +13450,7 @@
         <w:sz w:val="16"/>
         <w:szCs w:val="16"/>
       </w:rPr>
-      <w:t xml:space="preserve">HitSnap 1.4 — руководство пользователя</w:t>
+      <w:t xml:space="preserve">HitSnap 1.5 — руководство пользователя</w:t>
     </w:r>
   </w:p>
 </w:hdr>
@@ -12463,6 +13652,12 @@
   </w:num>
   <w:num w:numId="5">
     <w:abstractNumId w:val="5"/>
+    <w:lvlOverride w:ilvl="0">
+      <w:startOverride w:val="1"/>
+    </w:lvlOverride>
+  </w:num>
+  <w:num w:numId="6">
+    <w:abstractNumId w:val="6"/>
     <w:lvlOverride w:ilvl="0">
       <w:startOverride w:val="1"/>
     </w:lvlOverride>
